--- a/YASWANTH KATASANI'S BIS LAB SOFTCOPY.docx
+++ b/YASWANTH KATASANI'S BIS LAB SOFTCOPY.docx
@@ -1119,6 +1119,7 @@
       <w:r>
         <w:rPr>
           <w:b/>
+          <w:noProof/>
           <w:u w:val="single"/>
           <w:lang w:val="en-US"/>
         </w:rPr>
@@ -2541,6 +2542,7 @@
       <w:r>
         <w:rPr>
           <w:b/>
+          <w:noProof/>
           <w:u w:val="single"/>
           <w:lang w:val="en-US"/>
         </w:rPr>
@@ -2580,8 +2582,6 @@
           </wp:inline>
         </w:drawing>
       </w:r>
-      <w:bookmarkStart w:id="0" w:name="_GoBack"/>
-      <w:bookmarkEnd w:id="0"/>
     </w:p>
     <w:p>
       <w:pPr>
@@ -3680,6 +3680,7 @@
       </w:pPr>
       <w:r>
         <w:rPr>
+          <w:noProof/>
           <w:lang w:val="en-US"/>
         </w:rPr>
         <w:drawing>
@@ -3720,6 +3721,5827 @@
       </w:r>
     </w:p>
     <w:p/>
+    <w:p/>
+    <w:p/>
+    <w:p/>
+    <w:p/>
+    <w:p/>
+    <w:p/>
+    <w:p/>
+    <w:p/>
+    <w:p/>
+    <w:p/>
+    <w:p/>
+    <w:p/>
+    <w:p/>
+    <w:p/>
+    <w:p/>
+    <w:p/>
+    <w:p/>
+    <w:p>
+      <w:r>
+        <w:lastRenderedPageBreak/>
+        <w:t>28/10/2026:</w:t>
+      </w:r>
+    </w:p>
+    <w:p>
+      <w:pPr>
+        <w:shd w:val="clear" w:color="auto" w:fill="282A2C"/>
+        <w:spacing w:line="285" w:lineRule="atLeast"/>
+        <w:rPr>
+          <w:rFonts w:ascii="Courier New" w:eastAsia="Times New Roman" w:hAnsi="Courier New" w:cs="Courier New"/>
+          <w:color w:val="D4D4D4"/>
+          <w:sz w:val="18"/>
+          <w:szCs w:val="18"/>
+          <w:lang w:eastAsia="en-IN"/>
+        </w:rPr>
+      </w:pPr>
+      <w:bookmarkStart w:id="0" w:name="_GoBack"/>
+      <w:r>
+        <w:rPr>
+          <w:b/>
+          <w:sz w:val="28"/>
+          <w:szCs w:val="28"/>
+        </w:rPr>
+        <w:t>ANT COLONY OPTIMISATION FOR TSP:</w:t>
+      </w:r>
+      <w:bookmarkEnd w:id="0"/>
+      <w:r>
+        <w:br/>
+      </w:r>
+      <w:r>
+        <w:rPr>
+          <w:rFonts w:ascii="Courier New" w:eastAsia="Times New Roman" w:hAnsi="Courier New" w:cs="Courier New"/>
+          <w:color w:val="C99CC6"/>
+          <w:sz w:val="18"/>
+          <w:szCs w:val="18"/>
+          <w:lang w:eastAsia="en-IN"/>
+        </w:rPr>
+        <w:t>import</w:t>
+      </w:r>
+      <w:r>
+        <w:rPr>
+          <w:rFonts w:ascii="Courier New" w:eastAsia="Times New Roman" w:hAnsi="Courier New" w:cs="Courier New"/>
+          <w:color w:val="D4D4D4"/>
+          <w:sz w:val="18"/>
+          <w:szCs w:val="18"/>
+          <w:lang w:eastAsia="en-IN"/>
+        </w:rPr>
+        <w:t xml:space="preserve"> random</w:t>
+      </w:r>
+    </w:p>
+    <w:p>
+      <w:pPr>
+        <w:shd w:val="clear" w:color="auto" w:fill="282A2C"/>
+        <w:spacing w:after="0" w:line="285" w:lineRule="atLeast"/>
+        <w:rPr>
+          <w:rFonts w:ascii="Courier New" w:eastAsia="Times New Roman" w:hAnsi="Courier New" w:cs="Courier New"/>
+          <w:color w:val="D4D4D4"/>
+          <w:sz w:val="18"/>
+          <w:szCs w:val="18"/>
+          <w:lang w:eastAsia="en-IN"/>
+        </w:rPr>
+      </w:pPr>
+    </w:p>
+    <w:p>
+      <w:pPr>
+        <w:shd w:val="clear" w:color="auto" w:fill="282A2C"/>
+        <w:spacing w:after="0" w:line="285" w:lineRule="atLeast"/>
+        <w:rPr>
+          <w:rFonts w:ascii="Courier New" w:eastAsia="Times New Roman" w:hAnsi="Courier New" w:cs="Courier New"/>
+          <w:color w:val="D4D4D4"/>
+          <w:sz w:val="18"/>
+          <w:szCs w:val="18"/>
+          <w:lang w:eastAsia="en-IN"/>
+        </w:rPr>
+      </w:pPr>
+      <w:r>
+        <w:rPr>
+          <w:rFonts w:ascii="Courier New" w:eastAsia="Times New Roman" w:hAnsi="Courier New" w:cs="Courier New"/>
+          <w:color w:val="82B76C"/>
+          <w:sz w:val="18"/>
+          <w:szCs w:val="18"/>
+          <w:lang w:eastAsia="en-IN"/>
+        </w:rPr>
+        <w:t># --- Step 1: Take input dynamically ---</w:t>
+      </w:r>
+    </w:p>
+    <w:p>
+      <w:pPr>
+        <w:shd w:val="clear" w:color="auto" w:fill="282A2C"/>
+        <w:spacing w:after="0" w:line="285" w:lineRule="atLeast"/>
+        <w:rPr>
+          <w:rFonts w:ascii="Courier New" w:eastAsia="Times New Roman" w:hAnsi="Courier New" w:cs="Courier New"/>
+          <w:color w:val="D4D4D4"/>
+          <w:sz w:val="18"/>
+          <w:szCs w:val="18"/>
+          <w:lang w:eastAsia="en-IN"/>
+        </w:rPr>
+      </w:pPr>
+      <w:r>
+        <w:rPr>
+          <w:rFonts w:ascii="Courier New" w:eastAsia="Times New Roman" w:hAnsi="Courier New" w:cs="Courier New"/>
+          <w:color w:val="D4D4D4"/>
+          <w:sz w:val="18"/>
+          <w:szCs w:val="18"/>
+          <w:lang w:eastAsia="en-IN"/>
+        </w:rPr>
+        <w:t xml:space="preserve">n = </w:t>
+      </w:r>
+      <w:proofErr w:type="gramStart"/>
+      <w:r>
+        <w:rPr>
+          <w:rFonts w:ascii="Courier New" w:eastAsia="Times New Roman" w:hAnsi="Courier New" w:cs="Courier New"/>
+          <w:color w:val="4EC9B0"/>
+          <w:sz w:val="18"/>
+          <w:szCs w:val="18"/>
+          <w:lang w:eastAsia="en-IN"/>
+        </w:rPr>
+        <w:t>int</w:t>
+      </w:r>
+      <w:r>
+        <w:rPr>
+          <w:rFonts w:ascii="Courier New" w:eastAsia="Times New Roman" w:hAnsi="Courier New" w:cs="Courier New"/>
+          <w:color w:val="DCDCDC"/>
+          <w:sz w:val="18"/>
+          <w:szCs w:val="18"/>
+          <w:lang w:eastAsia="en-IN"/>
+        </w:rPr>
+        <w:t>(</w:t>
+      </w:r>
+      <w:proofErr w:type="gramEnd"/>
+      <w:r>
+        <w:rPr>
+          <w:rFonts w:ascii="Courier New" w:eastAsia="Times New Roman" w:hAnsi="Courier New" w:cs="Courier New"/>
+          <w:color w:val="DCDCAA"/>
+          <w:sz w:val="18"/>
+          <w:szCs w:val="18"/>
+          <w:lang w:eastAsia="en-IN"/>
+        </w:rPr>
+        <w:t>input</w:t>
+      </w:r>
+      <w:r>
+        <w:rPr>
+          <w:rFonts w:ascii="Courier New" w:eastAsia="Times New Roman" w:hAnsi="Courier New" w:cs="Courier New"/>
+          <w:color w:val="DCDCDC"/>
+          <w:sz w:val="18"/>
+          <w:szCs w:val="18"/>
+          <w:lang w:eastAsia="en-IN"/>
+        </w:rPr>
+        <w:t>(</w:t>
+      </w:r>
+      <w:r>
+        <w:rPr>
+          <w:rFonts w:ascii="Courier New" w:eastAsia="Times New Roman" w:hAnsi="Courier New" w:cs="Courier New"/>
+          <w:color w:val="CE9178"/>
+          <w:sz w:val="18"/>
+          <w:szCs w:val="18"/>
+          <w:lang w:eastAsia="en-IN"/>
+        </w:rPr>
+        <w:t>"Enter number of cities: "</w:t>
+      </w:r>
+      <w:r>
+        <w:rPr>
+          <w:rFonts w:ascii="Courier New" w:eastAsia="Times New Roman" w:hAnsi="Courier New" w:cs="Courier New"/>
+          <w:color w:val="DCDCDC"/>
+          <w:sz w:val="18"/>
+          <w:szCs w:val="18"/>
+          <w:lang w:eastAsia="en-IN"/>
+        </w:rPr>
+        <w:t>))</w:t>
+      </w:r>
+    </w:p>
+    <w:p>
+      <w:pPr>
+        <w:shd w:val="clear" w:color="auto" w:fill="282A2C"/>
+        <w:spacing w:after="0" w:line="285" w:lineRule="atLeast"/>
+        <w:rPr>
+          <w:rFonts w:ascii="Courier New" w:eastAsia="Times New Roman" w:hAnsi="Courier New" w:cs="Courier New"/>
+          <w:color w:val="D4D4D4"/>
+          <w:sz w:val="18"/>
+          <w:szCs w:val="18"/>
+          <w:lang w:eastAsia="en-IN"/>
+        </w:rPr>
+      </w:pPr>
+      <w:proofErr w:type="gramStart"/>
+      <w:r>
+        <w:rPr>
+          <w:rFonts w:ascii="Courier New" w:eastAsia="Times New Roman" w:hAnsi="Courier New" w:cs="Courier New"/>
+          <w:color w:val="DCDCAA"/>
+          <w:sz w:val="18"/>
+          <w:szCs w:val="18"/>
+          <w:lang w:eastAsia="en-IN"/>
+        </w:rPr>
+        <w:t>print</w:t>
+      </w:r>
+      <w:r>
+        <w:rPr>
+          <w:rFonts w:ascii="Courier New" w:eastAsia="Times New Roman" w:hAnsi="Courier New" w:cs="Courier New"/>
+          <w:color w:val="DCDCDC"/>
+          <w:sz w:val="18"/>
+          <w:szCs w:val="18"/>
+          <w:lang w:eastAsia="en-IN"/>
+        </w:rPr>
+        <w:t>(</w:t>
+      </w:r>
+      <w:proofErr w:type="gramEnd"/>
+      <w:r>
+        <w:rPr>
+          <w:rFonts w:ascii="Courier New" w:eastAsia="Times New Roman" w:hAnsi="Courier New" w:cs="Courier New"/>
+          <w:color w:val="CE9178"/>
+          <w:sz w:val="18"/>
+          <w:szCs w:val="18"/>
+          <w:lang w:eastAsia="en-IN"/>
+        </w:rPr>
+        <w:t>"Enter the distance matrix row by row:"</w:t>
+      </w:r>
+      <w:r>
+        <w:rPr>
+          <w:rFonts w:ascii="Courier New" w:eastAsia="Times New Roman" w:hAnsi="Courier New" w:cs="Courier New"/>
+          <w:color w:val="DCDCDC"/>
+          <w:sz w:val="18"/>
+          <w:szCs w:val="18"/>
+          <w:lang w:eastAsia="en-IN"/>
+        </w:rPr>
+        <w:t>)</w:t>
+      </w:r>
+    </w:p>
+    <w:p>
+      <w:pPr>
+        <w:shd w:val="clear" w:color="auto" w:fill="282A2C"/>
+        <w:spacing w:after="0" w:line="285" w:lineRule="atLeast"/>
+        <w:rPr>
+          <w:rFonts w:ascii="Courier New" w:eastAsia="Times New Roman" w:hAnsi="Courier New" w:cs="Courier New"/>
+          <w:color w:val="D4D4D4"/>
+          <w:sz w:val="18"/>
+          <w:szCs w:val="18"/>
+          <w:lang w:eastAsia="en-IN"/>
+        </w:rPr>
+      </w:pPr>
+    </w:p>
+    <w:p>
+      <w:pPr>
+        <w:shd w:val="clear" w:color="auto" w:fill="282A2C"/>
+        <w:spacing w:after="0" w:line="285" w:lineRule="atLeast"/>
+        <w:rPr>
+          <w:rFonts w:ascii="Courier New" w:eastAsia="Times New Roman" w:hAnsi="Courier New" w:cs="Courier New"/>
+          <w:color w:val="D4D4D4"/>
+          <w:sz w:val="18"/>
+          <w:szCs w:val="18"/>
+          <w:lang w:eastAsia="en-IN"/>
+        </w:rPr>
+      </w:pPr>
+      <w:r>
+        <w:rPr>
+          <w:rFonts w:ascii="Courier New" w:eastAsia="Times New Roman" w:hAnsi="Courier New" w:cs="Courier New"/>
+          <w:color w:val="D4D4D4"/>
+          <w:sz w:val="18"/>
+          <w:szCs w:val="18"/>
+          <w:lang w:eastAsia="en-IN"/>
+        </w:rPr>
+        <w:t xml:space="preserve">distances = </w:t>
+      </w:r>
+      <w:r>
+        <w:rPr>
+          <w:rFonts w:ascii="Courier New" w:eastAsia="Times New Roman" w:hAnsi="Courier New" w:cs="Courier New"/>
+          <w:color w:val="DCDCDC"/>
+          <w:sz w:val="18"/>
+          <w:szCs w:val="18"/>
+          <w:lang w:eastAsia="en-IN"/>
+        </w:rPr>
+        <w:t>[]</w:t>
+      </w:r>
+    </w:p>
+    <w:p>
+      <w:pPr>
+        <w:shd w:val="clear" w:color="auto" w:fill="282A2C"/>
+        <w:spacing w:after="0" w:line="285" w:lineRule="atLeast"/>
+        <w:rPr>
+          <w:rFonts w:ascii="Courier New" w:eastAsia="Times New Roman" w:hAnsi="Courier New" w:cs="Courier New"/>
+          <w:color w:val="D4D4D4"/>
+          <w:sz w:val="18"/>
+          <w:szCs w:val="18"/>
+          <w:lang w:eastAsia="en-IN"/>
+        </w:rPr>
+      </w:pPr>
+      <w:r>
+        <w:rPr>
+          <w:rFonts w:ascii="Courier New" w:eastAsia="Times New Roman" w:hAnsi="Courier New" w:cs="Courier New"/>
+          <w:color w:val="C99CC6"/>
+          <w:sz w:val="18"/>
+          <w:szCs w:val="18"/>
+          <w:lang w:eastAsia="en-IN"/>
+        </w:rPr>
+        <w:t>for</w:t>
+      </w:r>
+      <w:r>
+        <w:rPr>
+          <w:rFonts w:ascii="Courier New" w:eastAsia="Times New Roman" w:hAnsi="Courier New" w:cs="Courier New"/>
+          <w:color w:val="D4D4D4"/>
+          <w:sz w:val="18"/>
+          <w:szCs w:val="18"/>
+          <w:lang w:eastAsia="en-IN"/>
+        </w:rPr>
+        <w:t xml:space="preserve"> </w:t>
+      </w:r>
+      <w:proofErr w:type="spellStart"/>
+      <w:r>
+        <w:rPr>
+          <w:rFonts w:ascii="Courier New" w:eastAsia="Times New Roman" w:hAnsi="Courier New" w:cs="Courier New"/>
+          <w:color w:val="D4D4D4"/>
+          <w:sz w:val="18"/>
+          <w:szCs w:val="18"/>
+          <w:lang w:eastAsia="en-IN"/>
+        </w:rPr>
+        <w:t>i</w:t>
+      </w:r>
+      <w:proofErr w:type="spellEnd"/>
+      <w:r>
+        <w:rPr>
+          <w:rFonts w:ascii="Courier New" w:eastAsia="Times New Roman" w:hAnsi="Courier New" w:cs="Courier New"/>
+          <w:color w:val="D4D4D4"/>
+          <w:sz w:val="18"/>
+          <w:szCs w:val="18"/>
+          <w:lang w:eastAsia="en-IN"/>
+        </w:rPr>
+        <w:t xml:space="preserve"> </w:t>
+      </w:r>
+      <w:r>
+        <w:rPr>
+          <w:rFonts w:ascii="Courier New" w:eastAsia="Times New Roman" w:hAnsi="Courier New" w:cs="Courier New"/>
+          <w:color w:val="82C6FF"/>
+          <w:sz w:val="18"/>
+          <w:szCs w:val="18"/>
+          <w:lang w:eastAsia="en-IN"/>
+        </w:rPr>
+        <w:t>in</w:t>
+      </w:r>
+      <w:r>
+        <w:rPr>
+          <w:rFonts w:ascii="Courier New" w:eastAsia="Times New Roman" w:hAnsi="Courier New" w:cs="Courier New"/>
+          <w:color w:val="D4D4D4"/>
+          <w:sz w:val="18"/>
+          <w:szCs w:val="18"/>
+          <w:lang w:eastAsia="en-IN"/>
+        </w:rPr>
+        <w:t xml:space="preserve"> </w:t>
+      </w:r>
+      <w:r>
+        <w:rPr>
+          <w:rFonts w:ascii="Courier New" w:eastAsia="Times New Roman" w:hAnsi="Courier New" w:cs="Courier New"/>
+          <w:color w:val="DCDCAA"/>
+          <w:sz w:val="18"/>
+          <w:szCs w:val="18"/>
+          <w:lang w:eastAsia="en-IN"/>
+        </w:rPr>
+        <w:t>range</w:t>
+      </w:r>
+      <w:r>
+        <w:rPr>
+          <w:rFonts w:ascii="Courier New" w:eastAsia="Times New Roman" w:hAnsi="Courier New" w:cs="Courier New"/>
+          <w:color w:val="DCDCDC"/>
+          <w:sz w:val="18"/>
+          <w:szCs w:val="18"/>
+          <w:lang w:eastAsia="en-IN"/>
+        </w:rPr>
+        <w:t>(</w:t>
+      </w:r>
+      <w:r>
+        <w:rPr>
+          <w:rFonts w:ascii="Courier New" w:eastAsia="Times New Roman" w:hAnsi="Courier New" w:cs="Courier New"/>
+          <w:color w:val="D4D4D4"/>
+          <w:sz w:val="18"/>
+          <w:szCs w:val="18"/>
+          <w:lang w:eastAsia="en-IN"/>
+        </w:rPr>
+        <w:t>n</w:t>
+      </w:r>
+      <w:r>
+        <w:rPr>
+          <w:rFonts w:ascii="Courier New" w:eastAsia="Times New Roman" w:hAnsi="Courier New" w:cs="Courier New"/>
+          <w:color w:val="DCDCDC"/>
+          <w:sz w:val="18"/>
+          <w:szCs w:val="18"/>
+          <w:lang w:eastAsia="en-IN"/>
+        </w:rPr>
+        <w:t>):</w:t>
+      </w:r>
+    </w:p>
+    <w:p>
+      <w:pPr>
+        <w:shd w:val="clear" w:color="auto" w:fill="282A2C"/>
+        <w:spacing w:after="0" w:line="285" w:lineRule="atLeast"/>
+        <w:rPr>
+          <w:rFonts w:ascii="Courier New" w:eastAsia="Times New Roman" w:hAnsi="Courier New" w:cs="Courier New"/>
+          <w:color w:val="D4D4D4"/>
+          <w:sz w:val="18"/>
+          <w:szCs w:val="18"/>
+          <w:lang w:eastAsia="en-IN"/>
+        </w:rPr>
+      </w:pPr>
+      <w:r>
+        <w:rPr>
+          <w:rFonts w:ascii="Courier New" w:eastAsia="Times New Roman" w:hAnsi="Courier New" w:cs="Courier New"/>
+          <w:color w:val="D4D4D4"/>
+          <w:sz w:val="18"/>
+          <w:szCs w:val="18"/>
+          <w:lang w:eastAsia="en-IN"/>
+        </w:rPr>
+        <w:t xml:space="preserve">    row = </w:t>
+      </w:r>
+      <w:proofErr w:type="gramStart"/>
+      <w:r>
+        <w:rPr>
+          <w:rFonts w:ascii="Courier New" w:eastAsia="Times New Roman" w:hAnsi="Courier New" w:cs="Courier New"/>
+          <w:color w:val="4EC9B0"/>
+          <w:sz w:val="18"/>
+          <w:szCs w:val="18"/>
+          <w:lang w:eastAsia="en-IN"/>
+        </w:rPr>
+        <w:t>list</w:t>
+      </w:r>
+      <w:r>
+        <w:rPr>
+          <w:rFonts w:ascii="Courier New" w:eastAsia="Times New Roman" w:hAnsi="Courier New" w:cs="Courier New"/>
+          <w:color w:val="DCDCDC"/>
+          <w:sz w:val="18"/>
+          <w:szCs w:val="18"/>
+          <w:lang w:eastAsia="en-IN"/>
+        </w:rPr>
+        <w:t>(</w:t>
+      </w:r>
+      <w:proofErr w:type="gramEnd"/>
+      <w:r>
+        <w:rPr>
+          <w:rFonts w:ascii="Courier New" w:eastAsia="Times New Roman" w:hAnsi="Courier New" w:cs="Courier New"/>
+          <w:color w:val="DCDCAA"/>
+          <w:sz w:val="18"/>
+          <w:szCs w:val="18"/>
+          <w:lang w:eastAsia="en-IN"/>
+        </w:rPr>
+        <w:t>map</w:t>
+      </w:r>
+      <w:r>
+        <w:rPr>
+          <w:rFonts w:ascii="Courier New" w:eastAsia="Times New Roman" w:hAnsi="Courier New" w:cs="Courier New"/>
+          <w:color w:val="DCDCDC"/>
+          <w:sz w:val="18"/>
+          <w:szCs w:val="18"/>
+          <w:lang w:eastAsia="en-IN"/>
+        </w:rPr>
+        <w:t>(</w:t>
+      </w:r>
+      <w:r>
+        <w:rPr>
+          <w:rFonts w:ascii="Courier New" w:eastAsia="Times New Roman" w:hAnsi="Courier New" w:cs="Courier New"/>
+          <w:color w:val="4EC9B0"/>
+          <w:sz w:val="18"/>
+          <w:szCs w:val="18"/>
+          <w:lang w:eastAsia="en-IN"/>
+        </w:rPr>
+        <w:t>int</w:t>
+      </w:r>
+      <w:r>
+        <w:rPr>
+          <w:rFonts w:ascii="Courier New" w:eastAsia="Times New Roman" w:hAnsi="Courier New" w:cs="Courier New"/>
+          <w:color w:val="DCDCDC"/>
+          <w:sz w:val="18"/>
+          <w:szCs w:val="18"/>
+          <w:lang w:eastAsia="en-IN"/>
+        </w:rPr>
+        <w:t>,</w:t>
+      </w:r>
+      <w:r>
+        <w:rPr>
+          <w:rFonts w:ascii="Courier New" w:eastAsia="Times New Roman" w:hAnsi="Courier New" w:cs="Courier New"/>
+          <w:color w:val="D4D4D4"/>
+          <w:sz w:val="18"/>
+          <w:szCs w:val="18"/>
+          <w:lang w:eastAsia="en-IN"/>
+        </w:rPr>
+        <w:t xml:space="preserve"> </w:t>
+      </w:r>
+      <w:r>
+        <w:rPr>
+          <w:rFonts w:ascii="Courier New" w:eastAsia="Times New Roman" w:hAnsi="Courier New" w:cs="Courier New"/>
+          <w:color w:val="DCDCAA"/>
+          <w:sz w:val="18"/>
+          <w:szCs w:val="18"/>
+          <w:lang w:eastAsia="en-IN"/>
+        </w:rPr>
+        <w:t>input</w:t>
+      </w:r>
+      <w:r>
+        <w:rPr>
+          <w:rFonts w:ascii="Courier New" w:eastAsia="Times New Roman" w:hAnsi="Courier New" w:cs="Courier New"/>
+          <w:color w:val="DCDCDC"/>
+          <w:sz w:val="18"/>
+          <w:szCs w:val="18"/>
+          <w:lang w:eastAsia="en-IN"/>
+        </w:rPr>
+        <w:t>()</w:t>
+      </w:r>
+      <w:r>
+        <w:rPr>
+          <w:rFonts w:ascii="Courier New" w:eastAsia="Times New Roman" w:hAnsi="Courier New" w:cs="Courier New"/>
+          <w:color w:val="D4D4D4"/>
+          <w:sz w:val="18"/>
+          <w:szCs w:val="18"/>
+          <w:lang w:eastAsia="en-IN"/>
+        </w:rPr>
+        <w:t>.split</w:t>
+      </w:r>
+      <w:r>
+        <w:rPr>
+          <w:rFonts w:ascii="Courier New" w:eastAsia="Times New Roman" w:hAnsi="Courier New" w:cs="Courier New"/>
+          <w:color w:val="DCDCDC"/>
+          <w:sz w:val="18"/>
+          <w:szCs w:val="18"/>
+          <w:lang w:eastAsia="en-IN"/>
+        </w:rPr>
+        <w:t>()))</w:t>
+      </w:r>
+    </w:p>
+    <w:p>
+      <w:pPr>
+        <w:shd w:val="clear" w:color="auto" w:fill="282A2C"/>
+        <w:spacing w:after="0" w:line="285" w:lineRule="atLeast"/>
+        <w:rPr>
+          <w:rFonts w:ascii="Courier New" w:eastAsia="Times New Roman" w:hAnsi="Courier New" w:cs="Courier New"/>
+          <w:color w:val="D4D4D4"/>
+          <w:sz w:val="18"/>
+          <w:szCs w:val="18"/>
+          <w:lang w:eastAsia="en-IN"/>
+        </w:rPr>
+      </w:pPr>
+      <w:r>
+        <w:rPr>
+          <w:rFonts w:ascii="Courier New" w:eastAsia="Times New Roman" w:hAnsi="Courier New" w:cs="Courier New"/>
+          <w:color w:val="D4D4D4"/>
+          <w:sz w:val="18"/>
+          <w:szCs w:val="18"/>
+          <w:lang w:eastAsia="en-IN"/>
+        </w:rPr>
+        <w:t xml:space="preserve">    </w:t>
+      </w:r>
+      <w:proofErr w:type="spellStart"/>
+      <w:proofErr w:type="gramStart"/>
+      <w:r>
+        <w:rPr>
+          <w:rFonts w:ascii="Courier New" w:eastAsia="Times New Roman" w:hAnsi="Courier New" w:cs="Courier New"/>
+          <w:color w:val="D4D4D4"/>
+          <w:sz w:val="18"/>
+          <w:szCs w:val="18"/>
+          <w:lang w:eastAsia="en-IN"/>
+        </w:rPr>
+        <w:t>distances.append</w:t>
+      </w:r>
+      <w:proofErr w:type="spellEnd"/>
+      <w:proofErr w:type="gramEnd"/>
+      <w:r>
+        <w:rPr>
+          <w:rFonts w:ascii="Courier New" w:eastAsia="Times New Roman" w:hAnsi="Courier New" w:cs="Courier New"/>
+          <w:color w:val="DCDCDC"/>
+          <w:sz w:val="18"/>
+          <w:szCs w:val="18"/>
+          <w:lang w:eastAsia="en-IN"/>
+        </w:rPr>
+        <w:t>(</w:t>
+      </w:r>
+      <w:r>
+        <w:rPr>
+          <w:rFonts w:ascii="Courier New" w:eastAsia="Times New Roman" w:hAnsi="Courier New" w:cs="Courier New"/>
+          <w:color w:val="D4D4D4"/>
+          <w:sz w:val="18"/>
+          <w:szCs w:val="18"/>
+          <w:lang w:eastAsia="en-IN"/>
+        </w:rPr>
+        <w:t>row</w:t>
+      </w:r>
+      <w:r>
+        <w:rPr>
+          <w:rFonts w:ascii="Courier New" w:eastAsia="Times New Roman" w:hAnsi="Courier New" w:cs="Courier New"/>
+          <w:color w:val="DCDCDC"/>
+          <w:sz w:val="18"/>
+          <w:szCs w:val="18"/>
+          <w:lang w:eastAsia="en-IN"/>
+        </w:rPr>
+        <w:t>)</w:t>
+      </w:r>
+    </w:p>
+    <w:p>
+      <w:pPr>
+        <w:shd w:val="clear" w:color="auto" w:fill="282A2C"/>
+        <w:spacing w:after="0" w:line="285" w:lineRule="atLeast"/>
+        <w:rPr>
+          <w:rFonts w:ascii="Courier New" w:eastAsia="Times New Roman" w:hAnsi="Courier New" w:cs="Courier New"/>
+          <w:color w:val="D4D4D4"/>
+          <w:sz w:val="18"/>
+          <w:szCs w:val="18"/>
+          <w:lang w:eastAsia="en-IN"/>
+        </w:rPr>
+      </w:pPr>
+    </w:p>
+    <w:p>
+      <w:pPr>
+        <w:shd w:val="clear" w:color="auto" w:fill="282A2C"/>
+        <w:spacing w:after="0" w:line="285" w:lineRule="atLeast"/>
+        <w:rPr>
+          <w:rFonts w:ascii="Courier New" w:eastAsia="Times New Roman" w:hAnsi="Courier New" w:cs="Courier New"/>
+          <w:color w:val="D4D4D4"/>
+          <w:sz w:val="18"/>
+          <w:szCs w:val="18"/>
+          <w:lang w:eastAsia="en-IN"/>
+        </w:rPr>
+      </w:pPr>
+      <w:proofErr w:type="spellStart"/>
+      <w:r>
+        <w:rPr>
+          <w:rFonts w:ascii="Courier New" w:eastAsia="Times New Roman" w:hAnsi="Courier New" w:cs="Courier New"/>
+          <w:color w:val="D4D4D4"/>
+          <w:sz w:val="18"/>
+          <w:szCs w:val="18"/>
+          <w:lang w:eastAsia="en-IN"/>
+        </w:rPr>
+        <w:t>num_ants</w:t>
+      </w:r>
+      <w:proofErr w:type="spellEnd"/>
+      <w:r>
+        <w:rPr>
+          <w:rFonts w:ascii="Courier New" w:eastAsia="Times New Roman" w:hAnsi="Courier New" w:cs="Courier New"/>
+          <w:color w:val="D4D4D4"/>
+          <w:sz w:val="18"/>
+          <w:szCs w:val="18"/>
+          <w:lang w:eastAsia="en-IN"/>
+        </w:rPr>
+        <w:t xml:space="preserve"> = n        </w:t>
+      </w:r>
+      <w:r>
+        <w:rPr>
+          <w:rFonts w:ascii="Courier New" w:eastAsia="Times New Roman" w:hAnsi="Courier New" w:cs="Courier New"/>
+          <w:color w:val="82B76C"/>
+          <w:sz w:val="18"/>
+          <w:szCs w:val="18"/>
+          <w:lang w:eastAsia="en-IN"/>
+        </w:rPr>
+        <w:t># number of ants = number of cities</w:t>
+      </w:r>
+    </w:p>
+    <w:p>
+      <w:pPr>
+        <w:shd w:val="clear" w:color="auto" w:fill="282A2C"/>
+        <w:spacing w:after="0" w:line="285" w:lineRule="atLeast"/>
+        <w:rPr>
+          <w:rFonts w:ascii="Courier New" w:eastAsia="Times New Roman" w:hAnsi="Courier New" w:cs="Courier New"/>
+          <w:color w:val="D4D4D4"/>
+          <w:sz w:val="18"/>
+          <w:szCs w:val="18"/>
+          <w:lang w:eastAsia="en-IN"/>
+        </w:rPr>
+      </w:pPr>
+      <w:proofErr w:type="spellStart"/>
+      <w:r>
+        <w:rPr>
+          <w:rFonts w:ascii="Courier New" w:eastAsia="Times New Roman" w:hAnsi="Courier New" w:cs="Courier New"/>
+          <w:color w:val="D4D4D4"/>
+          <w:sz w:val="18"/>
+          <w:szCs w:val="18"/>
+          <w:lang w:eastAsia="en-IN"/>
+        </w:rPr>
+        <w:t>num_iterations</w:t>
+      </w:r>
+      <w:proofErr w:type="spellEnd"/>
+      <w:r>
+        <w:rPr>
+          <w:rFonts w:ascii="Courier New" w:eastAsia="Times New Roman" w:hAnsi="Courier New" w:cs="Courier New"/>
+          <w:color w:val="D4D4D4"/>
+          <w:sz w:val="18"/>
+          <w:szCs w:val="18"/>
+          <w:lang w:eastAsia="en-IN"/>
+        </w:rPr>
+        <w:t xml:space="preserve"> = </w:t>
+      </w:r>
+      <w:r>
+        <w:rPr>
+          <w:rFonts w:ascii="Courier New" w:eastAsia="Times New Roman" w:hAnsi="Courier New" w:cs="Courier New"/>
+          <w:color w:val="B5CEA8"/>
+          <w:sz w:val="18"/>
+          <w:szCs w:val="18"/>
+          <w:lang w:eastAsia="en-IN"/>
+        </w:rPr>
+        <w:t>50</w:t>
+      </w:r>
+      <w:r>
+        <w:rPr>
+          <w:rFonts w:ascii="Courier New" w:eastAsia="Times New Roman" w:hAnsi="Courier New" w:cs="Courier New"/>
+          <w:color w:val="D4D4D4"/>
+          <w:sz w:val="18"/>
+          <w:szCs w:val="18"/>
+          <w:lang w:eastAsia="en-IN"/>
+        </w:rPr>
+        <w:t xml:space="preserve"> </w:t>
+      </w:r>
+      <w:r>
+        <w:rPr>
+          <w:rFonts w:ascii="Courier New" w:eastAsia="Times New Roman" w:hAnsi="Courier New" w:cs="Courier New"/>
+          <w:color w:val="82B76C"/>
+          <w:sz w:val="18"/>
+          <w:szCs w:val="18"/>
+          <w:lang w:eastAsia="en-IN"/>
+        </w:rPr>
+        <w:t># how many times algorithm runs</w:t>
+      </w:r>
+    </w:p>
+    <w:p>
+      <w:pPr>
+        <w:shd w:val="clear" w:color="auto" w:fill="282A2C"/>
+        <w:spacing w:after="0" w:line="285" w:lineRule="atLeast"/>
+        <w:rPr>
+          <w:rFonts w:ascii="Courier New" w:eastAsia="Times New Roman" w:hAnsi="Courier New" w:cs="Courier New"/>
+          <w:color w:val="D4D4D4"/>
+          <w:sz w:val="18"/>
+          <w:szCs w:val="18"/>
+          <w:lang w:eastAsia="en-IN"/>
+        </w:rPr>
+      </w:pPr>
+    </w:p>
+    <w:p>
+      <w:pPr>
+        <w:shd w:val="clear" w:color="auto" w:fill="282A2C"/>
+        <w:spacing w:after="0" w:line="285" w:lineRule="atLeast"/>
+        <w:rPr>
+          <w:rFonts w:ascii="Courier New" w:eastAsia="Times New Roman" w:hAnsi="Courier New" w:cs="Courier New"/>
+          <w:color w:val="D4D4D4"/>
+          <w:sz w:val="18"/>
+          <w:szCs w:val="18"/>
+          <w:lang w:eastAsia="en-IN"/>
+        </w:rPr>
+      </w:pPr>
+      <w:r>
+        <w:rPr>
+          <w:rFonts w:ascii="Courier New" w:eastAsia="Times New Roman" w:hAnsi="Courier New" w:cs="Courier New"/>
+          <w:color w:val="D4D4D4"/>
+          <w:sz w:val="18"/>
+          <w:szCs w:val="18"/>
+          <w:lang w:eastAsia="en-IN"/>
+        </w:rPr>
+        <w:t xml:space="preserve">alpha = </w:t>
+      </w:r>
+      <w:r>
+        <w:rPr>
+          <w:rFonts w:ascii="Courier New" w:eastAsia="Times New Roman" w:hAnsi="Courier New" w:cs="Courier New"/>
+          <w:color w:val="B5CEA8"/>
+          <w:sz w:val="18"/>
+          <w:szCs w:val="18"/>
+          <w:lang w:eastAsia="en-IN"/>
+        </w:rPr>
+        <w:t>1</w:t>
+      </w:r>
+      <w:r>
+        <w:rPr>
+          <w:rFonts w:ascii="Courier New" w:eastAsia="Times New Roman" w:hAnsi="Courier New" w:cs="Courier New"/>
+          <w:color w:val="D4D4D4"/>
+          <w:sz w:val="18"/>
+          <w:szCs w:val="18"/>
+          <w:lang w:eastAsia="en-IN"/>
+        </w:rPr>
+        <w:t xml:space="preserve">      </w:t>
+      </w:r>
+      <w:r>
+        <w:rPr>
+          <w:rFonts w:ascii="Courier New" w:eastAsia="Times New Roman" w:hAnsi="Courier New" w:cs="Courier New"/>
+          <w:color w:val="82B76C"/>
+          <w:sz w:val="18"/>
+          <w:szCs w:val="18"/>
+          <w:lang w:eastAsia="en-IN"/>
+        </w:rPr>
+        <w:t># pheromone importance</w:t>
+      </w:r>
+    </w:p>
+    <w:p>
+      <w:pPr>
+        <w:shd w:val="clear" w:color="auto" w:fill="282A2C"/>
+        <w:spacing w:after="0" w:line="285" w:lineRule="atLeast"/>
+        <w:rPr>
+          <w:rFonts w:ascii="Courier New" w:eastAsia="Times New Roman" w:hAnsi="Courier New" w:cs="Courier New"/>
+          <w:color w:val="D4D4D4"/>
+          <w:sz w:val="18"/>
+          <w:szCs w:val="18"/>
+          <w:lang w:eastAsia="en-IN"/>
+        </w:rPr>
+      </w:pPr>
+      <w:r>
+        <w:rPr>
+          <w:rFonts w:ascii="Courier New" w:eastAsia="Times New Roman" w:hAnsi="Courier New" w:cs="Courier New"/>
+          <w:color w:val="D4D4D4"/>
+          <w:sz w:val="18"/>
+          <w:szCs w:val="18"/>
+          <w:lang w:eastAsia="en-IN"/>
+        </w:rPr>
+        <w:t xml:space="preserve">beta = </w:t>
+      </w:r>
+      <w:r>
+        <w:rPr>
+          <w:rFonts w:ascii="Courier New" w:eastAsia="Times New Roman" w:hAnsi="Courier New" w:cs="Courier New"/>
+          <w:color w:val="B5CEA8"/>
+          <w:sz w:val="18"/>
+          <w:szCs w:val="18"/>
+          <w:lang w:eastAsia="en-IN"/>
+        </w:rPr>
+        <w:t>5</w:t>
+      </w:r>
+      <w:r>
+        <w:rPr>
+          <w:rFonts w:ascii="Courier New" w:eastAsia="Times New Roman" w:hAnsi="Courier New" w:cs="Courier New"/>
+          <w:color w:val="D4D4D4"/>
+          <w:sz w:val="18"/>
+          <w:szCs w:val="18"/>
+          <w:lang w:eastAsia="en-IN"/>
+        </w:rPr>
+        <w:t xml:space="preserve">       </w:t>
+      </w:r>
+      <w:r>
+        <w:rPr>
+          <w:rFonts w:ascii="Courier New" w:eastAsia="Times New Roman" w:hAnsi="Courier New" w:cs="Courier New"/>
+          <w:color w:val="82B76C"/>
+          <w:sz w:val="18"/>
+          <w:szCs w:val="18"/>
+          <w:lang w:eastAsia="en-IN"/>
+        </w:rPr>
+        <w:t># distance importance</w:t>
+      </w:r>
+    </w:p>
+    <w:p>
+      <w:pPr>
+        <w:shd w:val="clear" w:color="auto" w:fill="282A2C"/>
+        <w:spacing w:after="0" w:line="285" w:lineRule="atLeast"/>
+        <w:rPr>
+          <w:rFonts w:ascii="Courier New" w:eastAsia="Times New Roman" w:hAnsi="Courier New" w:cs="Courier New"/>
+          <w:color w:val="D4D4D4"/>
+          <w:sz w:val="18"/>
+          <w:szCs w:val="18"/>
+          <w:lang w:eastAsia="en-IN"/>
+        </w:rPr>
+      </w:pPr>
+      <w:r>
+        <w:rPr>
+          <w:rFonts w:ascii="Courier New" w:eastAsia="Times New Roman" w:hAnsi="Courier New" w:cs="Courier New"/>
+          <w:color w:val="D4D4D4"/>
+          <w:sz w:val="18"/>
+          <w:szCs w:val="18"/>
+          <w:lang w:eastAsia="en-IN"/>
+        </w:rPr>
+        <w:t xml:space="preserve">rho = </w:t>
+      </w:r>
+      <w:r>
+        <w:rPr>
+          <w:rFonts w:ascii="Courier New" w:eastAsia="Times New Roman" w:hAnsi="Courier New" w:cs="Courier New"/>
+          <w:color w:val="B5CEA8"/>
+          <w:sz w:val="18"/>
+          <w:szCs w:val="18"/>
+          <w:lang w:eastAsia="en-IN"/>
+        </w:rPr>
+        <w:t>0.5</w:t>
+      </w:r>
+      <w:r>
+        <w:rPr>
+          <w:rFonts w:ascii="Courier New" w:eastAsia="Times New Roman" w:hAnsi="Courier New" w:cs="Courier New"/>
+          <w:color w:val="D4D4D4"/>
+          <w:sz w:val="18"/>
+          <w:szCs w:val="18"/>
+          <w:lang w:eastAsia="en-IN"/>
+        </w:rPr>
+        <w:t xml:space="preserve">      </w:t>
+      </w:r>
+      <w:r>
+        <w:rPr>
+          <w:rFonts w:ascii="Courier New" w:eastAsia="Times New Roman" w:hAnsi="Courier New" w:cs="Courier New"/>
+          <w:color w:val="82B76C"/>
+          <w:sz w:val="18"/>
+          <w:szCs w:val="18"/>
+          <w:lang w:eastAsia="en-IN"/>
+        </w:rPr>
+        <w:t># evaporation rate</w:t>
+      </w:r>
+    </w:p>
+    <w:p>
+      <w:pPr>
+        <w:shd w:val="clear" w:color="auto" w:fill="282A2C"/>
+        <w:spacing w:after="0" w:line="285" w:lineRule="atLeast"/>
+        <w:rPr>
+          <w:rFonts w:ascii="Courier New" w:eastAsia="Times New Roman" w:hAnsi="Courier New" w:cs="Courier New"/>
+          <w:color w:val="D4D4D4"/>
+          <w:sz w:val="18"/>
+          <w:szCs w:val="18"/>
+          <w:lang w:eastAsia="en-IN"/>
+        </w:rPr>
+      </w:pPr>
+      <w:r>
+        <w:rPr>
+          <w:rFonts w:ascii="Courier New" w:eastAsia="Times New Roman" w:hAnsi="Courier New" w:cs="Courier New"/>
+          <w:color w:val="D4D4D4"/>
+          <w:sz w:val="18"/>
+          <w:szCs w:val="18"/>
+          <w:lang w:eastAsia="en-IN"/>
+        </w:rPr>
+        <w:t xml:space="preserve">Q = </w:t>
+      </w:r>
+      <w:r>
+        <w:rPr>
+          <w:rFonts w:ascii="Courier New" w:eastAsia="Times New Roman" w:hAnsi="Courier New" w:cs="Courier New"/>
+          <w:color w:val="B5CEA8"/>
+          <w:sz w:val="18"/>
+          <w:szCs w:val="18"/>
+          <w:lang w:eastAsia="en-IN"/>
+        </w:rPr>
+        <w:t>100</w:t>
+      </w:r>
+      <w:r>
+        <w:rPr>
+          <w:rFonts w:ascii="Courier New" w:eastAsia="Times New Roman" w:hAnsi="Courier New" w:cs="Courier New"/>
+          <w:color w:val="D4D4D4"/>
+          <w:sz w:val="18"/>
+          <w:szCs w:val="18"/>
+          <w:lang w:eastAsia="en-IN"/>
+        </w:rPr>
+        <w:t xml:space="preserve">        </w:t>
+      </w:r>
+      <w:r>
+        <w:rPr>
+          <w:rFonts w:ascii="Courier New" w:eastAsia="Times New Roman" w:hAnsi="Courier New" w:cs="Courier New"/>
+          <w:color w:val="82B76C"/>
+          <w:sz w:val="18"/>
+          <w:szCs w:val="18"/>
+          <w:lang w:eastAsia="en-IN"/>
+        </w:rPr>
+        <w:t># pheromone deposit factor</w:t>
+      </w:r>
+    </w:p>
+    <w:p>
+      <w:pPr>
+        <w:shd w:val="clear" w:color="auto" w:fill="282A2C"/>
+        <w:spacing w:after="0" w:line="285" w:lineRule="atLeast"/>
+        <w:rPr>
+          <w:rFonts w:ascii="Courier New" w:eastAsia="Times New Roman" w:hAnsi="Courier New" w:cs="Courier New"/>
+          <w:color w:val="D4D4D4"/>
+          <w:sz w:val="18"/>
+          <w:szCs w:val="18"/>
+          <w:lang w:eastAsia="en-IN"/>
+        </w:rPr>
+      </w:pPr>
+    </w:p>
+    <w:p>
+      <w:pPr>
+        <w:shd w:val="clear" w:color="auto" w:fill="282A2C"/>
+        <w:spacing w:after="0" w:line="285" w:lineRule="atLeast"/>
+        <w:rPr>
+          <w:rFonts w:ascii="Courier New" w:eastAsia="Times New Roman" w:hAnsi="Courier New" w:cs="Courier New"/>
+          <w:color w:val="D4D4D4"/>
+          <w:sz w:val="18"/>
+          <w:szCs w:val="18"/>
+          <w:lang w:eastAsia="en-IN"/>
+        </w:rPr>
+      </w:pPr>
+      <w:r>
+        <w:rPr>
+          <w:rFonts w:ascii="Courier New" w:eastAsia="Times New Roman" w:hAnsi="Courier New" w:cs="Courier New"/>
+          <w:color w:val="82B76C"/>
+          <w:sz w:val="18"/>
+          <w:szCs w:val="18"/>
+          <w:lang w:eastAsia="en-IN"/>
+        </w:rPr>
+        <w:t># --- Step 2: Initialize pheromone matrix ---</w:t>
+      </w:r>
+    </w:p>
+    <w:p>
+      <w:pPr>
+        <w:shd w:val="clear" w:color="auto" w:fill="282A2C"/>
+        <w:spacing w:after="0" w:line="285" w:lineRule="atLeast"/>
+        <w:rPr>
+          <w:rFonts w:ascii="Courier New" w:eastAsia="Times New Roman" w:hAnsi="Courier New" w:cs="Courier New"/>
+          <w:color w:val="D4D4D4"/>
+          <w:sz w:val="18"/>
+          <w:szCs w:val="18"/>
+          <w:lang w:eastAsia="en-IN"/>
+        </w:rPr>
+      </w:pPr>
+      <w:r>
+        <w:rPr>
+          <w:rFonts w:ascii="Courier New" w:eastAsia="Times New Roman" w:hAnsi="Courier New" w:cs="Courier New"/>
+          <w:color w:val="D4D4D4"/>
+          <w:sz w:val="18"/>
+          <w:szCs w:val="18"/>
+          <w:lang w:eastAsia="en-IN"/>
+        </w:rPr>
+        <w:t xml:space="preserve">pheromone = </w:t>
+      </w:r>
+      <w:r>
+        <w:rPr>
+          <w:rFonts w:ascii="Courier New" w:eastAsia="Times New Roman" w:hAnsi="Courier New" w:cs="Courier New"/>
+          <w:color w:val="DCDCDC"/>
+          <w:sz w:val="18"/>
+          <w:szCs w:val="18"/>
+          <w:lang w:eastAsia="en-IN"/>
+        </w:rPr>
+        <w:t>[[</w:t>
+      </w:r>
+      <w:r>
+        <w:rPr>
+          <w:rFonts w:ascii="Courier New" w:eastAsia="Times New Roman" w:hAnsi="Courier New" w:cs="Courier New"/>
+          <w:color w:val="B5CEA8"/>
+          <w:sz w:val="18"/>
+          <w:szCs w:val="18"/>
+          <w:lang w:eastAsia="en-IN"/>
+        </w:rPr>
+        <w:t>1</w:t>
+      </w:r>
+      <w:r>
+        <w:rPr>
+          <w:rFonts w:ascii="Courier New" w:eastAsia="Times New Roman" w:hAnsi="Courier New" w:cs="Courier New"/>
+          <w:color w:val="D4D4D4"/>
+          <w:sz w:val="18"/>
+          <w:szCs w:val="18"/>
+          <w:lang w:eastAsia="en-IN"/>
+        </w:rPr>
+        <w:t xml:space="preserve"> </w:t>
+      </w:r>
+      <w:r>
+        <w:rPr>
+          <w:rFonts w:ascii="Courier New" w:eastAsia="Times New Roman" w:hAnsi="Courier New" w:cs="Courier New"/>
+          <w:color w:val="C99CC6"/>
+          <w:sz w:val="18"/>
+          <w:szCs w:val="18"/>
+          <w:lang w:eastAsia="en-IN"/>
+        </w:rPr>
+        <w:t>for</w:t>
+      </w:r>
+      <w:r>
+        <w:rPr>
+          <w:rFonts w:ascii="Courier New" w:eastAsia="Times New Roman" w:hAnsi="Courier New" w:cs="Courier New"/>
+          <w:color w:val="D4D4D4"/>
+          <w:sz w:val="18"/>
+          <w:szCs w:val="18"/>
+          <w:lang w:eastAsia="en-IN"/>
+        </w:rPr>
+        <w:t xml:space="preserve"> _ </w:t>
+      </w:r>
+      <w:r>
+        <w:rPr>
+          <w:rFonts w:ascii="Courier New" w:eastAsia="Times New Roman" w:hAnsi="Courier New" w:cs="Courier New"/>
+          <w:color w:val="82C6FF"/>
+          <w:sz w:val="18"/>
+          <w:szCs w:val="18"/>
+          <w:lang w:eastAsia="en-IN"/>
+        </w:rPr>
+        <w:t>in</w:t>
+      </w:r>
+      <w:r>
+        <w:rPr>
+          <w:rFonts w:ascii="Courier New" w:eastAsia="Times New Roman" w:hAnsi="Courier New" w:cs="Courier New"/>
+          <w:color w:val="D4D4D4"/>
+          <w:sz w:val="18"/>
+          <w:szCs w:val="18"/>
+          <w:lang w:eastAsia="en-IN"/>
+        </w:rPr>
+        <w:t xml:space="preserve"> </w:t>
+      </w:r>
+      <w:r>
+        <w:rPr>
+          <w:rFonts w:ascii="Courier New" w:eastAsia="Times New Roman" w:hAnsi="Courier New" w:cs="Courier New"/>
+          <w:color w:val="DCDCAA"/>
+          <w:sz w:val="18"/>
+          <w:szCs w:val="18"/>
+          <w:lang w:eastAsia="en-IN"/>
+        </w:rPr>
+        <w:t>range</w:t>
+      </w:r>
+      <w:r>
+        <w:rPr>
+          <w:rFonts w:ascii="Courier New" w:eastAsia="Times New Roman" w:hAnsi="Courier New" w:cs="Courier New"/>
+          <w:color w:val="DCDCDC"/>
+          <w:sz w:val="18"/>
+          <w:szCs w:val="18"/>
+          <w:lang w:eastAsia="en-IN"/>
+        </w:rPr>
+        <w:t>(</w:t>
+      </w:r>
+      <w:r>
+        <w:rPr>
+          <w:rFonts w:ascii="Courier New" w:eastAsia="Times New Roman" w:hAnsi="Courier New" w:cs="Courier New"/>
+          <w:color w:val="D4D4D4"/>
+          <w:sz w:val="18"/>
+          <w:szCs w:val="18"/>
+          <w:lang w:eastAsia="en-IN"/>
+        </w:rPr>
+        <w:t>n</w:t>
+      </w:r>
+      <w:r>
+        <w:rPr>
+          <w:rFonts w:ascii="Courier New" w:eastAsia="Times New Roman" w:hAnsi="Courier New" w:cs="Courier New"/>
+          <w:color w:val="DCDCDC"/>
+          <w:sz w:val="18"/>
+          <w:szCs w:val="18"/>
+          <w:lang w:eastAsia="en-IN"/>
+        </w:rPr>
+        <w:t>)]</w:t>
+      </w:r>
+      <w:r>
+        <w:rPr>
+          <w:rFonts w:ascii="Courier New" w:eastAsia="Times New Roman" w:hAnsi="Courier New" w:cs="Courier New"/>
+          <w:color w:val="D4D4D4"/>
+          <w:sz w:val="18"/>
+          <w:szCs w:val="18"/>
+          <w:lang w:eastAsia="en-IN"/>
+        </w:rPr>
+        <w:t xml:space="preserve"> </w:t>
+      </w:r>
+      <w:r>
+        <w:rPr>
+          <w:rFonts w:ascii="Courier New" w:eastAsia="Times New Roman" w:hAnsi="Courier New" w:cs="Courier New"/>
+          <w:color w:val="C99CC6"/>
+          <w:sz w:val="18"/>
+          <w:szCs w:val="18"/>
+          <w:lang w:eastAsia="en-IN"/>
+        </w:rPr>
+        <w:t>for</w:t>
+      </w:r>
+      <w:r>
+        <w:rPr>
+          <w:rFonts w:ascii="Courier New" w:eastAsia="Times New Roman" w:hAnsi="Courier New" w:cs="Courier New"/>
+          <w:color w:val="D4D4D4"/>
+          <w:sz w:val="18"/>
+          <w:szCs w:val="18"/>
+          <w:lang w:eastAsia="en-IN"/>
+        </w:rPr>
+        <w:t xml:space="preserve"> _ </w:t>
+      </w:r>
+      <w:r>
+        <w:rPr>
+          <w:rFonts w:ascii="Courier New" w:eastAsia="Times New Roman" w:hAnsi="Courier New" w:cs="Courier New"/>
+          <w:color w:val="82C6FF"/>
+          <w:sz w:val="18"/>
+          <w:szCs w:val="18"/>
+          <w:lang w:eastAsia="en-IN"/>
+        </w:rPr>
+        <w:t>in</w:t>
+      </w:r>
+      <w:r>
+        <w:rPr>
+          <w:rFonts w:ascii="Courier New" w:eastAsia="Times New Roman" w:hAnsi="Courier New" w:cs="Courier New"/>
+          <w:color w:val="D4D4D4"/>
+          <w:sz w:val="18"/>
+          <w:szCs w:val="18"/>
+          <w:lang w:eastAsia="en-IN"/>
+        </w:rPr>
+        <w:t xml:space="preserve"> </w:t>
+      </w:r>
+      <w:r>
+        <w:rPr>
+          <w:rFonts w:ascii="Courier New" w:eastAsia="Times New Roman" w:hAnsi="Courier New" w:cs="Courier New"/>
+          <w:color w:val="DCDCAA"/>
+          <w:sz w:val="18"/>
+          <w:szCs w:val="18"/>
+          <w:lang w:eastAsia="en-IN"/>
+        </w:rPr>
+        <w:t>range</w:t>
+      </w:r>
+      <w:r>
+        <w:rPr>
+          <w:rFonts w:ascii="Courier New" w:eastAsia="Times New Roman" w:hAnsi="Courier New" w:cs="Courier New"/>
+          <w:color w:val="DCDCDC"/>
+          <w:sz w:val="18"/>
+          <w:szCs w:val="18"/>
+          <w:lang w:eastAsia="en-IN"/>
+        </w:rPr>
+        <w:t>(</w:t>
+      </w:r>
+      <w:r>
+        <w:rPr>
+          <w:rFonts w:ascii="Courier New" w:eastAsia="Times New Roman" w:hAnsi="Courier New" w:cs="Courier New"/>
+          <w:color w:val="D4D4D4"/>
+          <w:sz w:val="18"/>
+          <w:szCs w:val="18"/>
+          <w:lang w:eastAsia="en-IN"/>
+        </w:rPr>
+        <w:t>n</w:t>
+      </w:r>
+      <w:r>
+        <w:rPr>
+          <w:rFonts w:ascii="Courier New" w:eastAsia="Times New Roman" w:hAnsi="Courier New" w:cs="Courier New"/>
+          <w:color w:val="DCDCDC"/>
+          <w:sz w:val="18"/>
+          <w:szCs w:val="18"/>
+          <w:lang w:eastAsia="en-IN"/>
+        </w:rPr>
+        <w:t>)]</w:t>
+      </w:r>
+    </w:p>
+    <w:p>
+      <w:pPr>
+        <w:shd w:val="clear" w:color="auto" w:fill="282A2C"/>
+        <w:spacing w:after="0" w:line="285" w:lineRule="atLeast"/>
+        <w:rPr>
+          <w:rFonts w:ascii="Courier New" w:eastAsia="Times New Roman" w:hAnsi="Courier New" w:cs="Courier New"/>
+          <w:color w:val="D4D4D4"/>
+          <w:sz w:val="18"/>
+          <w:szCs w:val="18"/>
+          <w:lang w:eastAsia="en-IN"/>
+        </w:rPr>
+      </w:pPr>
+    </w:p>
+    <w:p>
+      <w:pPr>
+        <w:shd w:val="clear" w:color="auto" w:fill="282A2C"/>
+        <w:spacing w:after="0" w:line="285" w:lineRule="atLeast"/>
+        <w:rPr>
+          <w:rFonts w:ascii="Courier New" w:eastAsia="Times New Roman" w:hAnsi="Courier New" w:cs="Courier New"/>
+          <w:color w:val="D4D4D4"/>
+          <w:sz w:val="18"/>
+          <w:szCs w:val="18"/>
+          <w:lang w:eastAsia="en-IN"/>
+        </w:rPr>
+      </w:pPr>
+      <w:r>
+        <w:rPr>
+          <w:rFonts w:ascii="Courier New" w:eastAsia="Times New Roman" w:hAnsi="Courier New" w:cs="Courier New"/>
+          <w:color w:val="69A5D7"/>
+          <w:sz w:val="18"/>
+          <w:szCs w:val="18"/>
+          <w:lang w:eastAsia="en-IN"/>
+        </w:rPr>
+        <w:t>def</w:t>
+      </w:r>
+      <w:r>
+        <w:rPr>
+          <w:rFonts w:ascii="Courier New" w:eastAsia="Times New Roman" w:hAnsi="Courier New" w:cs="Courier New"/>
+          <w:color w:val="D4D4D4"/>
+          <w:sz w:val="18"/>
+          <w:szCs w:val="18"/>
+          <w:lang w:eastAsia="en-IN"/>
+        </w:rPr>
+        <w:t xml:space="preserve"> </w:t>
+      </w:r>
+      <w:proofErr w:type="gramStart"/>
+      <w:r>
+        <w:rPr>
+          <w:rFonts w:ascii="Courier New" w:eastAsia="Times New Roman" w:hAnsi="Courier New" w:cs="Courier New"/>
+          <w:color w:val="DCDCAA"/>
+          <w:sz w:val="18"/>
+          <w:szCs w:val="18"/>
+          <w:lang w:eastAsia="en-IN"/>
+        </w:rPr>
+        <w:t>probability</w:t>
+      </w:r>
+      <w:r>
+        <w:rPr>
+          <w:rFonts w:ascii="Courier New" w:eastAsia="Times New Roman" w:hAnsi="Courier New" w:cs="Courier New"/>
+          <w:color w:val="D4D4D4"/>
+          <w:sz w:val="18"/>
+          <w:szCs w:val="18"/>
+          <w:lang w:eastAsia="en-IN"/>
+        </w:rPr>
+        <w:t>(</w:t>
+      </w:r>
+      <w:proofErr w:type="spellStart"/>
+      <w:proofErr w:type="gramEnd"/>
+      <w:r>
+        <w:rPr>
+          <w:rFonts w:ascii="Courier New" w:eastAsia="Times New Roman" w:hAnsi="Courier New" w:cs="Courier New"/>
+          <w:color w:val="9CDCFE"/>
+          <w:sz w:val="18"/>
+          <w:szCs w:val="18"/>
+          <w:lang w:eastAsia="en-IN"/>
+        </w:rPr>
+        <w:t>i</w:t>
+      </w:r>
+      <w:proofErr w:type="spellEnd"/>
+      <w:r>
+        <w:rPr>
+          <w:rFonts w:ascii="Courier New" w:eastAsia="Times New Roman" w:hAnsi="Courier New" w:cs="Courier New"/>
+          <w:color w:val="D4D4D4"/>
+          <w:sz w:val="18"/>
+          <w:szCs w:val="18"/>
+          <w:lang w:eastAsia="en-IN"/>
+        </w:rPr>
+        <w:t xml:space="preserve">, </w:t>
+      </w:r>
+      <w:r>
+        <w:rPr>
+          <w:rFonts w:ascii="Courier New" w:eastAsia="Times New Roman" w:hAnsi="Courier New" w:cs="Courier New"/>
+          <w:color w:val="9CDCFE"/>
+          <w:sz w:val="18"/>
+          <w:szCs w:val="18"/>
+          <w:lang w:eastAsia="en-IN"/>
+        </w:rPr>
+        <w:t>j</w:t>
+      </w:r>
+      <w:r>
+        <w:rPr>
+          <w:rFonts w:ascii="Courier New" w:eastAsia="Times New Roman" w:hAnsi="Courier New" w:cs="Courier New"/>
+          <w:color w:val="D4D4D4"/>
+          <w:sz w:val="18"/>
+          <w:szCs w:val="18"/>
+          <w:lang w:eastAsia="en-IN"/>
+        </w:rPr>
+        <w:t xml:space="preserve">, </w:t>
+      </w:r>
+      <w:r>
+        <w:rPr>
+          <w:rFonts w:ascii="Courier New" w:eastAsia="Times New Roman" w:hAnsi="Courier New" w:cs="Courier New"/>
+          <w:color w:val="9CDCFE"/>
+          <w:sz w:val="18"/>
+          <w:szCs w:val="18"/>
+          <w:lang w:eastAsia="en-IN"/>
+        </w:rPr>
+        <w:t>visited</w:t>
+      </w:r>
+      <w:r>
+        <w:rPr>
+          <w:rFonts w:ascii="Courier New" w:eastAsia="Times New Roman" w:hAnsi="Courier New" w:cs="Courier New"/>
+          <w:color w:val="D4D4D4"/>
+          <w:sz w:val="18"/>
+          <w:szCs w:val="18"/>
+          <w:lang w:eastAsia="en-IN"/>
+        </w:rPr>
+        <w:t>)</w:t>
+      </w:r>
+      <w:r>
+        <w:rPr>
+          <w:rFonts w:ascii="Courier New" w:eastAsia="Times New Roman" w:hAnsi="Courier New" w:cs="Courier New"/>
+          <w:color w:val="DCDCDC"/>
+          <w:sz w:val="18"/>
+          <w:szCs w:val="18"/>
+          <w:lang w:eastAsia="en-IN"/>
+        </w:rPr>
+        <w:t>:</w:t>
+      </w:r>
+    </w:p>
+    <w:p>
+      <w:pPr>
+        <w:shd w:val="clear" w:color="auto" w:fill="282A2C"/>
+        <w:spacing w:after="0" w:line="285" w:lineRule="atLeast"/>
+        <w:rPr>
+          <w:rFonts w:ascii="Courier New" w:eastAsia="Times New Roman" w:hAnsi="Courier New" w:cs="Courier New"/>
+          <w:color w:val="D4D4D4"/>
+          <w:sz w:val="18"/>
+          <w:szCs w:val="18"/>
+          <w:lang w:eastAsia="en-IN"/>
+        </w:rPr>
+      </w:pPr>
+      <w:r>
+        <w:rPr>
+          <w:rFonts w:ascii="Courier New" w:eastAsia="Times New Roman" w:hAnsi="Courier New" w:cs="Courier New"/>
+          <w:color w:val="D4D4D4"/>
+          <w:sz w:val="18"/>
+          <w:szCs w:val="18"/>
+          <w:lang w:eastAsia="en-IN"/>
+        </w:rPr>
+        <w:t xml:space="preserve">    </w:t>
+      </w:r>
+      <w:r>
+        <w:rPr>
+          <w:rFonts w:ascii="Courier New" w:eastAsia="Times New Roman" w:hAnsi="Courier New" w:cs="Courier New"/>
+          <w:color w:val="CE9178"/>
+          <w:sz w:val="18"/>
+          <w:szCs w:val="18"/>
+          <w:lang w:eastAsia="en-IN"/>
+        </w:rPr>
+        <w:t xml:space="preserve">"""Probability of moving from city </w:t>
+      </w:r>
+      <w:proofErr w:type="spellStart"/>
+      <w:r>
+        <w:rPr>
+          <w:rFonts w:ascii="Courier New" w:eastAsia="Times New Roman" w:hAnsi="Courier New" w:cs="Courier New"/>
+          <w:color w:val="CE9178"/>
+          <w:sz w:val="18"/>
+          <w:szCs w:val="18"/>
+          <w:lang w:eastAsia="en-IN"/>
+        </w:rPr>
+        <w:t>i</w:t>
+      </w:r>
+      <w:proofErr w:type="spellEnd"/>
+      <w:r>
+        <w:rPr>
+          <w:rFonts w:ascii="Courier New" w:eastAsia="Times New Roman" w:hAnsi="Courier New" w:cs="Courier New"/>
+          <w:color w:val="CE9178"/>
+          <w:sz w:val="18"/>
+          <w:szCs w:val="18"/>
+          <w:lang w:eastAsia="en-IN"/>
+        </w:rPr>
+        <w:t xml:space="preserve"> to city j"""</w:t>
+      </w:r>
+    </w:p>
+    <w:p>
+      <w:pPr>
+        <w:shd w:val="clear" w:color="auto" w:fill="282A2C"/>
+        <w:spacing w:after="0" w:line="285" w:lineRule="atLeast"/>
+        <w:rPr>
+          <w:rFonts w:ascii="Courier New" w:eastAsia="Times New Roman" w:hAnsi="Courier New" w:cs="Courier New"/>
+          <w:color w:val="D4D4D4"/>
+          <w:sz w:val="18"/>
+          <w:szCs w:val="18"/>
+          <w:lang w:eastAsia="en-IN"/>
+        </w:rPr>
+      </w:pPr>
+      <w:r>
+        <w:rPr>
+          <w:rFonts w:ascii="Courier New" w:eastAsia="Times New Roman" w:hAnsi="Courier New" w:cs="Courier New"/>
+          <w:color w:val="D4D4D4"/>
+          <w:sz w:val="18"/>
+          <w:szCs w:val="18"/>
+          <w:lang w:eastAsia="en-IN"/>
+        </w:rPr>
+        <w:t>    tau = pheromone</w:t>
+      </w:r>
+      <w:r>
+        <w:rPr>
+          <w:rFonts w:ascii="Courier New" w:eastAsia="Times New Roman" w:hAnsi="Courier New" w:cs="Courier New"/>
+          <w:color w:val="DCDCDC"/>
+          <w:sz w:val="18"/>
+          <w:szCs w:val="18"/>
+          <w:lang w:eastAsia="en-IN"/>
+        </w:rPr>
+        <w:t>[</w:t>
+      </w:r>
+      <w:proofErr w:type="spellStart"/>
+      <w:r>
+        <w:rPr>
+          <w:rFonts w:ascii="Courier New" w:eastAsia="Times New Roman" w:hAnsi="Courier New" w:cs="Courier New"/>
+          <w:color w:val="D4D4D4"/>
+          <w:sz w:val="18"/>
+          <w:szCs w:val="18"/>
+          <w:lang w:eastAsia="en-IN"/>
+        </w:rPr>
+        <w:t>i</w:t>
+      </w:r>
+      <w:proofErr w:type="spellEnd"/>
+      <w:r>
+        <w:rPr>
+          <w:rFonts w:ascii="Courier New" w:eastAsia="Times New Roman" w:hAnsi="Courier New" w:cs="Courier New"/>
+          <w:color w:val="DCDCDC"/>
+          <w:sz w:val="18"/>
+          <w:szCs w:val="18"/>
+          <w:lang w:eastAsia="en-IN"/>
+        </w:rPr>
+        <w:t>][</w:t>
+      </w:r>
+      <w:r>
+        <w:rPr>
+          <w:rFonts w:ascii="Courier New" w:eastAsia="Times New Roman" w:hAnsi="Courier New" w:cs="Courier New"/>
+          <w:color w:val="D4D4D4"/>
+          <w:sz w:val="18"/>
+          <w:szCs w:val="18"/>
+          <w:lang w:eastAsia="en-IN"/>
+        </w:rPr>
+        <w:t>j</w:t>
+      </w:r>
+      <w:r>
+        <w:rPr>
+          <w:rFonts w:ascii="Courier New" w:eastAsia="Times New Roman" w:hAnsi="Courier New" w:cs="Courier New"/>
+          <w:color w:val="DCDCDC"/>
+          <w:sz w:val="18"/>
+          <w:szCs w:val="18"/>
+          <w:lang w:eastAsia="en-IN"/>
+        </w:rPr>
+        <w:t>]</w:t>
+      </w:r>
+      <w:r>
+        <w:rPr>
+          <w:rFonts w:ascii="Courier New" w:eastAsia="Times New Roman" w:hAnsi="Courier New" w:cs="Courier New"/>
+          <w:color w:val="D4D4D4"/>
+          <w:sz w:val="18"/>
+          <w:szCs w:val="18"/>
+          <w:lang w:eastAsia="en-IN"/>
+        </w:rPr>
+        <w:t xml:space="preserve"> ** alpha</w:t>
+      </w:r>
+    </w:p>
+    <w:p>
+      <w:pPr>
+        <w:shd w:val="clear" w:color="auto" w:fill="282A2C"/>
+        <w:spacing w:after="0" w:line="285" w:lineRule="atLeast"/>
+        <w:rPr>
+          <w:rFonts w:ascii="Courier New" w:eastAsia="Times New Roman" w:hAnsi="Courier New" w:cs="Courier New"/>
+          <w:color w:val="D4D4D4"/>
+          <w:sz w:val="18"/>
+          <w:szCs w:val="18"/>
+          <w:lang w:eastAsia="en-IN"/>
+        </w:rPr>
+      </w:pPr>
+      <w:r>
+        <w:rPr>
+          <w:rFonts w:ascii="Courier New" w:eastAsia="Times New Roman" w:hAnsi="Courier New" w:cs="Courier New"/>
+          <w:color w:val="D4D4D4"/>
+          <w:sz w:val="18"/>
+          <w:szCs w:val="18"/>
+          <w:lang w:eastAsia="en-IN"/>
+        </w:rPr>
+        <w:t xml:space="preserve">    eta = </w:t>
+      </w:r>
+      <w:r>
+        <w:rPr>
+          <w:rFonts w:ascii="Courier New" w:eastAsia="Times New Roman" w:hAnsi="Courier New" w:cs="Courier New"/>
+          <w:color w:val="DCDCDC"/>
+          <w:sz w:val="18"/>
+          <w:szCs w:val="18"/>
+          <w:lang w:eastAsia="en-IN"/>
+        </w:rPr>
+        <w:t>(</w:t>
+      </w:r>
+      <w:r>
+        <w:rPr>
+          <w:rFonts w:ascii="Courier New" w:eastAsia="Times New Roman" w:hAnsi="Courier New" w:cs="Courier New"/>
+          <w:color w:val="B5CEA8"/>
+          <w:sz w:val="18"/>
+          <w:szCs w:val="18"/>
+          <w:lang w:eastAsia="en-IN"/>
+        </w:rPr>
+        <w:t>1</w:t>
+      </w:r>
+      <w:r>
+        <w:rPr>
+          <w:rFonts w:ascii="Courier New" w:eastAsia="Times New Roman" w:hAnsi="Courier New" w:cs="Courier New"/>
+          <w:color w:val="D4D4D4"/>
+          <w:sz w:val="18"/>
+          <w:szCs w:val="18"/>
+          <w:lang w:eastAsia="en-IN"/>
+        </w:rPr>
+        <w:t xml:space="preserve"> / distances</w:t>
+      </w:r>
+      <w:r>
+        <w:rPr>
+          <w:rFonts w:ascii="Courier New" w:eastAsia="Times New Roman" w:hAnsi="Courier New" w:cs="Courier New"/>
+          <w:color w:val="DCDCDC"/>
+          <w:sz w:val="18"/>
+          <w:szCs w:val="18"/>
+          <w:lang w:eastAsia="en-IN"/>
+        </w:rPr>
+        <w:t>[</w:t>
+      </w:r>
+      <w:proofErr w:type="spellStart"/>
+      <w:r>
+        <w:rPr>
+          <w:rFonts w:ascii="Courier New" w:eastAsia="Times New Roman" w:hAnsi="Courier New" w:cs="Courier New"/>
+          <w:color w:val="D4D4D4"/>
+          <w:sz w:val="18"/>
+          <w:szCs w:val="18"/>
+          <w:lang w:eastAsia="en-IN"/>
+        </w:rPr>
+        <w:t>i</w:t>
+      </w:r>
+      <w:proofErr w:type="spellEnd"/>
+      <w:r>
+        <w:rPr>
+          <w:rFonts w:ascii="Courier New" w:eastAsia="Times New Roman" w:hAnsi="Courier New" w:cs="Courier New"/>
+          <w:color w:val="DCDCDC"/>
+          <w:sz w:val="18"/>
+          <w:szCs w:val="18"/>
+          <w:lang w:eastAsia="en-IN"/>
+        </w:rPr>
+        <w:t>][</w:t>
+      </w:r>
+      <w:r>
+        <w:rPr>
+          <w:rFonts w:ascii="Courier New" w:eastAsia="Times New Roman" w:hAnsi="Courier New" w:cs="Courier New"/>
+          <w:color w:val="D4D4D4"/>
+          <w:sz w:val="18"/>
+          <w:szCs w:val="18"/>
+          <w:lang w:eastAsia="en-IN"/>
+        </w:rPr>
+        <w:t>j</w:t>
+      </w:r>
+      <w:r>
+        <w:rPr>
+          <w:rFonts w:ascii="Courier New" w:eastAsia="Times New Roman" w:hAnsi="Courier New" w:cs="Courier New"/>
+          <w:color w:val="DCDCDC"/>
+          <w:sz w:val="18"/>
+          <w:szCs w:val="18"/>
+          <w:lang w:eastAsia="en-IN"/>
+        </w:rPr>
+        <w:t>])</w:t>
+      </w:r>
+      <w:r>
+        <w:rPr>
+          <w:rFonts w:ascii="Courier New" w:eastAsia="Times New Roman" w:hAnsi="Courier New" w:cs="Courier New"/>
+          <w:color w:val="D4D4D4"/>
+          <w:sz w:val="18"/>
+          <w:szCs w:val="18"/>
+          <w:lang w:eastAsia="en-IN"/>
+        </w:rPr>
+        <w:t xml:space="preserve"> ** beta </w:t>
+      </w:r>
+      <w:r>
+        <w:rPr>
+          <w:rFonts w:ascii="Courier New" w:eastAsia="Times New Roman" w:hAnsi="Courier New" w:cs="Courier New"/>
+          <w:color w:val="C99CC6"/>
+          <w:sz w:val="18"/>
+          <w:szCs w:val="18"/>
+          <w:lang w:eastAsia="en-IN"/>
+        </w:rPr>
+        <w:t>if</w:t>
+      </w:r>
+      <w:r>
+        <w:rPr>
+          <w:rFonts w:ascii="Courier New" w:eastAsia="Times New Roman" w:hAnsi="Courier New" w:cs="Courier New"/>
+          <w:color w:val="D4D4D4"/>
+          <w:sz w:val="18"/>
+          <w:szCs w:val="18"/>
+          <w:lang w:eastAsia="en-IN"/>
+        </w:rPr>
+        <w:t xml:space="preserve"> distances</w:t>
+      </w:r>
+      <w:r>
+        <w:rPr>
+          <w:rFonts w:ascii="Courier New" w:eastAsia="Times New Roman" w:hAnsi="Courier New" w:cs="Courier New"/>
+          <w:color w:val="DCDCDC"/>
+          <w:sz w:val="18"/>
+          <w:szCs w:val="18"/>
+          <w:lang w:eastAsia="en-IN"/>
+        </w:rPr>
+        <w:t>[</w:t>
+      </w:r>
+      <w:proofErr w:type="spellStart"/>
+      <w:r>
+        <w:rPr>
+          <w:rFonts w:ascii="Courier New" w:eastAsia="Times New Roman" w:hAnsi="Courier New" w:cs="Courier New"/>
+          <w:color w:val="D4D4D4"/>
+          <w:sz w:val="18"/>
+          <w:szCs w:val="18"/>
+          <w:lang w:eastAsia="en-IN"/>
+        </w:rPr>
+        <w:t>i</w:t>
+      </w:r>
+      <w:proofErr w:type="spellEnd"/>
+      <w:r>
+        <w:rPr>
+          <w:rFonts w:ascii="Courier New" w:eastAsia="Times New Roman" w:hAnsi="Courier New" w:cs="Courier New"/>
+          <w:color w:val="DCDCDC"/>
+          <w:sz w:val="18"/>
+          <w:szCs w:val="18"/>
+          <w:lang w:eastAsia="en-IN"/>
+        </w:rPr>
+        <w:t>][</w:t>
+      </w:r>
+      <w:r>
+        <w:rPr>
+          <w:rFonts w:ascii="Courier New" w:eastAsia="Times New Roman" w:hAnsi="Courier New" w:cs="Courier New"/>
+          <w:color w:val="D4D4D4"/>
+          <w:sz w:val="18"/>
+          <w:szCs w:val="18"/>
+          <w:lang w:eastAsia="en-IN"/>
+        </w:rPr>
+        <w:t>j</w:t>
+      </w:r>
+      <w:r>
+        <w:rPr>
+          <w:rFonts w:ascii="Courier New" w:eastAsia="Times New Roman" w:hAnsi="Courier New" w:cs="Courier New"/>
+          <w:color w:val="DCDCDC"/>
+          <w:sz w:val="18"/>
+          <w:szCs w:val="18"/>
+          <w:lang w:eastAsia="en-IN"/>
+        </w:rPr>
+        <w:t>]</w:t>
+      </w:r>
+      <w:r>
+        <w:rPr>
+          <w:rFonts w:ascii="Courier New" w:eastAsia="Times New Roman" w:hAnsi="Courier New" w:cs="Courier New"/>
+          <w:color w:val="D4D4D4"/>
+          <w:sz w:val="18"/>
+          <w:szCs w:val="18"/>
+          <w:lang w:eastAsia="en-IN"/>
+        </w:rPr>
+        <w:t xml:space="preserve"> &gt; </w:t>
+      </w:r>
+      <w:r>
+        <w:rPr>
+          <w:rFonts w:ascii="Courier New" w:eastAsia="Times New Roman" w:hAnsi="Courier New" w:cs="Courier New"/>
+          <w:color w:val="B5CEA8"/>
+          <w:sz w:val="18"/>
+          <w:szCs w:val="18"/>
+          <w:lang w:eastAsia="en-IN"/>
+        </w:rPr>
+        <w:t>0</w:t>
+      </w:r>
+      <w:r>
+        <w:rPr>
+          <w:rFonts w:ascii="Courier New" w:eastAsia="Times New Roman" w:hAnsi="Courier New" w:cs="Courier New"/>
+          <w:color w:val="D4D4D4"/>
+          <w:sz w:val="18"/>
+          <w:szCs w:val="18"/>
+          <w:lang w:eastAsia="en-IN"/>
+        </w:rPr>
+        <w:t xml:space="preserve"> </w:t>
+      </w:r>
+      <w:r>
+        <w:rPr>
+          <w:rFonts w:ascii="Courier New" w:eastAsia="Times New Roman" w:hAnsi="Courier New" w:cs="Courier New"/>
+          <w:color w:val="C99CC6"/>
+          <w:sz w:val="18"/>
+          <w:szCs w:val="18"/>
+          <w:lang w:eastAsia="en-IN"/>
+        </w:rPr>
+        <w:t>else</w:t>
+      </w:r>
+      <w:r>
+        <w:rPr>
+          <w:rFonts w:ascii="Courier New" w:eastAsia="Times New Roman" w:hAnsi="Courier New" w:cs="Courier New"/>
+          <w:color w:val="D4D4D4"/>
+          <w:sz w:val="18"/>
+          <w:szCs w:val="18"/>
+          <w:lang w:eastAsia="en-IN"/>
+        </w:rPr>
+        <w:t xml:space="preserve"> </w:t>
+      </w:r>
+      <w:r>
+        <w:rPr>
+          <w:rFonts w:ascii="Courier New" w:eastAsia="Times New Roman" w:hAnsi="Courier New" w:cs="Courier New"/>
+          <w:color w:val="B5CEA8"/>
+          <w:sz w:val="18"/>
+          <w:szCs w:val="18"/>
+          <w:lang w:eastAsia="en-IN"/>
+        </w:rPr>
+        <w:t>0</w:t>
+      </w:r>
+    </w:p>
+    <w:p>
+      <w:pPr>
+        <w:shd w:val="clear" w:color="auto" w:fill="282A2C"/>
+        <w:spacing w:after="0" w:line="285" w:lineRule="atLeast"/>
+        <w:rPr>
+          <w:rFonts w:ascii="Courier New" w:eastAsia="Times New Roman" w:hAnsi="Courier New" w:cs="Courier New"/>
+          <w:color w:val="D4D4D4"/>
+          <w:sz w:val="18"/>
+          <w:szCs w:val="18"/>
+          <w:lang w:eastAsia="en-IN"/>
+        </w:rPr>
+      </w:pPr>
+      <w:r>
+        <w:rPr>
+          <w:rFonts w:ascii="Courier New" w:eastAsia="Times New Roman" w:hAnsi="Courier New" w:cs="Courier New"/>
+          <w:color w:val="D4D4D4"/>
+          <w:sz w:val="18"/>
+          <w:szCs w:val="18"/>
+          <w:lang w:eastAsia="en-IN"/>
+        </w:rPr>
+        <w:t xml:space="preserve">    </w:t>
+      </w:r>
+      <w:r>
+        <w:rPr>
+          <w:rFonts w:ascii="Courier New" w:eastAsia="Times New Roman" w:hAnsi="Courier New" w:cs="Courier New"/>
+          <w:color w:val="C99CC6"/>
+          <w:sz w:val="18"/>
+          <w:szCs w:val="18"/>
+          <w:lang w:eastAsia="en-IN"/>
+        </w:rPr>
+        <w:t>return</w:t>
+      </w:r>
+      <w:r>
+        <w:rPr>
+          <w:rFonts w:ascii="Courier New" w:eastAsia="Times New Roman" w:hAnsi="Courier New" w:cs="Courier New"/>
+          <w:color w:val="D4D4D4"/>
+          <w:sz w:val="18"/>
+          <w:szCs w:val="18"/>
+          <w:lang w:eastAsia="en-IN"/>
+        </w:rPr>
+        <w:t xml:space="preserve"> tau * eta </w:t>
+      </w:r>
+      <w:r>
+        <w:rPr>
+          <w:rFonts w:ascii="Courier New" w:eastAsia="Times New Roman" w:hAnsi="Courier New" w:cs="Courier New"/>
+          <w:color w:val="C99CC6"/>
+          <w:sz w:val="18"/>
+          <w:szCs w:val="18"/>
+          <w:lang w:eastAsia="en-IN"/>
+        </w:rPr>
+        <w:t>if</w:t>
+      </w:r>
+      <w:r>
+        <w:rPr>
+          <w:rFonts w:ascii="Courier New" w:eastAsia="Times New Roman" w:hAnsi="Courier New" w:cs="Courier New"/>
+          <w:color w:val="D4D4D4"/>
+          <w:sz w:val="18"/>
+          <w:szCs w:val="18"/>
+          <w:lang w:eastAsia="en-IN"/>
+        </w:rPr>
+        <w:t xml:space="preserve"> j </w:t>
+      </w:r>
+      <w:r>
+        <w:rPr>
+          <w:rFonts w:ascii="Courier New" w:eastAsia="Times New Roman" w:hAnsi="Courier New" w:cs="Courier New"/>
+          <w:color w:val="82C6FF"/>
+          <w:sz w:val="18"/>
+          <w:szCs w:val="18"/>
+          <w:lang w:eastAsia="en-IN"/>
+        </w:rPr>
+        <w:t>not</w:t>
+      </w:r>
+      <w:r>
+        <w:rPr>
+          <w:rFonts w:ascii="Courier New" w:eastAsia="Times New Roman" w:hAnsi="Courier New" w:cs="Courier New"/>
+          <w:color w:val="D4D4D4"/>
+          <w:sz w:val="18"/>
+          <w:szCs w:val="18"/>
+          <w:lang w:eastAsia="en-IN"/>
+        </w:rPr>
+        <w:t xml:space="preserve"> </w:t>
+      </w:r>
+      <w:r>
+        <w:rPr>
+          <w:rFonts w:ascii="Courier New" w:eastAsia="Times New Roman" w:hAnsi="Courier New" w:cs="Courier New"/>
+          <w:color w:val="82C6FF"/>
+          <w:sz w:val="18"/>
+          <w:szCs w:val="18"/>
+          <w:lang w:eastAsia="en-IN"/>
+        </w:rPr>
+        <w:t>in</w:t>
+      </w:r>
+      <w:r>
+        <w:rPr>
+          <w:rFonts w:ascii="Courier New" w:eastAsia="Times New Roman" w:hAnsi="Courier New" w:cs="Courier New"/>
+          <w:color w:val="D4D4D4"/>
+          <w:sz w:val="18"/>
+          <w:szCs w:val="18"/>
+          <w:lang w:eastAsia="en-IN"/>
+        </w:rPr>
+        <w:t xml:space="preserve"> visited </w:t>
+      </w:r>
+      <w:r>
+        <w:rPr>
+          <w:rFonts w:ascii="Courier New" w:eastAsia="Times New Roman" w:hAnsi="Courier New" w:cs="Courier New"/>
+          <w:color w:val="C99CC6"/>
+          <w:sz w:val="18"/>
+          <w:szCs w:val="18"/>
+          <w:lang w:eastAsia="en-IN"/>
+        </w:rPr>
+        <w:t>else</w:t>
+      </w:r>
+      <w:r>
+        <w:rPr>
+          <w:rFonts w:ascii="Courier New" w:eastAsia="Times New Roman" w:hAnsi="Courier New" w:cs="Courier New"/>
+          <w:color w:val="D4D4D4"/>
+          <w:sz w:val="18"/>
+          <w:szCs w:val="18"/>
+          <w:lang w:eastAsia="en-IN"/>
+        </w:rPr>
+        <w:t xml:space="preserve"> </w:t>
+      </w:r>
+      <w:r>
+        <w:rPr>
+          <w:rFonts w:ascii="Courier New" w:eastAsia="Times New Roman" w:hAnsi="Courier New" w:cs="Courier New"/>
+          <w:color w:val="B5CEA8"/>
+          <w:sz w:val="18"/>
+          <w:szCs w:val="18"/>
+          <w:lang w:eastAsia="en-IN"/>
+        </w:rPr>
+        <w:t>0</w:t>
+      </w:r>
+    </w:p>
+    <w:p>
+      <w:pPr>
+        <w:shd w:val="clear" w:color="auto" w:fill="282A2C"/>
+        <w:spacing w:after="0" w:line="285" w:lineRule="atLeast"/>
+        <w:rPr>
+          <w:rFonts w:ascii="Courier New" w:eastAsia="Times New Roman" w:hAnsi="Courier New" w:cs="Courier New"/>
+          <w:color w:val="D4D4D4"/>
+          <w:sz w:val="18"/>
+          <w:szCs w:val="18"/>
+          <w:lang w:eastAsia="en-IN"/>
+        </w:rPr>
+      </w:pPr>
+    </w:p>
+    <w:p>
+      <w:pPr>
+        <w:shd w:val="clear" w:color="auto" w:fill="282A2C"/>
+        <w:spacing w:after="0" w:line="285" w:lineRule="atLeast"/>
+        <w:rPr>
+          <w:rFonts w:ascii="Courier New" w:eastAsia="Times New Roman" w:hAnsi="Courier New" w:cs="Courier New"/>
+          <w:color w:val="D4D4D4"/>
+          <w:sz w:val="18"/>
+          <w:szCs w:val="18"/>
+          <w:lang w:eastAsia="en-IN"/>
+        </w:rPr>
+      </w:pPr>
+      <w:r>
+        <w:rPr>
+          <w:rFonts w:ascii="Courier New" w:eastAsia="Times New Roman" w:hAnsi="Courier New" w:cs="Courier New"/>
+          <w:color w:val="69A5D7"/>
+          <w:sz w:val="18"/>
+          <w:szCs w:val="18"/>
+          <w:lang w:eastAsia="en-IN"/>
+        </w:rPr>
+        <w:t>def</w:t>
+      </w:r>
+      <w:r>
+        <w:rPr>
+          <w:rFonts w:ascii="Courier New" w:eastAsia="Times New Roman" w:hAnsi="Courier New" w:cs="Courier New"/>
+          <w:color w:val="D4D4D4"/>
+          <w:sz w:val="18"/>
+          <w:szCs w:val="18"/>
+          <w:lang w:eastAsia="en-IN"/>
+        </w:rPr>
+        <w:t xml:space="preserve"> </w:t>
+      </w:r>
+      <w:proofErr w:type="spellStart"/>
+      <w:r>
+        <w:rPr>
+          <w:rFonts w:ascii="Courier New" w:eastAsia="Times New Roman" w:hAnsi="Courier New" w:cs="Courier New"/>
+          <w:color w:val="DCDCAA"/>
+          <w:sz w:val="18"/>
+          <w:szCs w:val="18"/>
+          <w:lang w:eastAsia="en-IN"/>
+        </w:rPr>
+        <w:t>construct_</w:t>
+      </w:r>
+      <w:proofErr w:type="gramStart"/>
+      <w:r>
+        <w:rPr>
+          <w:rFonts w:ascii="Courier New" w:eastAsia="Times New Roman" w:hAnsi="Courier New" w:cs="Courier New"/>
+          <w:color w:val="DCDCAA"/>
+          <w:sz w:val="18"/>
+          <w:szCs w:val="18"/>
+          <w:lang w:eastAsia="en-IN"/>
+        </w:rPr>
+        <w:t>solution</w:t>
+      </w:r>
+      <w:proofErr w:type="spellEnd"/>
+      <w:r>
+        <w:rPr>
+          <w:rFonts w:ascii="Courier New" w:eastAsia="Times New Roman" w:hAnsi="Courier New" w:cs="Courier New"/>
+          <w:color w:val="D4D4D4"/>
+          <w:sz w:val="18"/>
+          <w:szCs w:val="18"/>
+          <w:lang w:eastAsia="en-IN"/>
+        </w:rPr>
+        <w:t>(</w:t>
+      </w:r>
+      <w:proofErr w:type="gramEnd"/>
+      <w:r>
+        <w:rPr>
+          <w:rFonts w:ascii="Courier New" w:eastAsia="Times New Roman" w:hAnsi="Courier New" w:cs="Courier New"/>
+          <w:color w:val="D4D4D4"/>
+          <w:sz w:val="18"/>
+          <w:szCs w:val="18"/>
+          <w:lang w:eastAsia="en-IN"/>
+        </w:rPr>
+        <w:t>)</w:t>
+      </w:r>
+      <w:r>
+        <w:rPr>
+          <w:rFonts w:ascii="Courier New" w:eastAsia="Times New Roman" w:hAnsi="Courier New" w:cs="Courier New"/>
+          <w:color w:val="DCDCDC"/>
+          <w:sz w:val="18"/>
+          <w:szCs w:val="18"/>
+          <w:lang w:eastAsia="en-IN"/>
+        </w:rPr>
+        <w:t>:</w:t>
+      </w:r>
+    </w:p>
+    <w:p>
+      <w:pPr>
+        <w:shd w:val="clear" w:color="auto" w:fill="282A2C"/>
+        <w:spacing w:after="0" w:line="285" w:lineRule="atLeast"/>
+        <w:rPr>
+          <w:rFonts w:ascii="Courier New" w:eastAsia="Times New Roman" w:hAnsi="Courier New" w:cs="Courier New"/>
+          <w:color w:val="D4D4D4"/>
+          <w:sz w:val="18"/>
+          <w:szCs w:val="18"/>
+          <w:lang w:eastAsia="en-IN"/>
+        </w:rPr>
+      </w:pPr>
+      <w:r>
+        <w:rPr>
+          <w:rFonts w:ascii="Courier New" w:eastAsia="Times New Roman" w:hAnsi="Courier New" w:cs="Courier New"/>
+          <w:color w:val="D4D4D4"/>
+          <w:sz w:val="18"/>
+          <w:szCs w:val="18"/>
+          <w:lang w:eastAsia="en-IN"/>
+        </w:rPr>
+        <w:t xml:space="preserve">    </w:t>
+      </w:r>
+      <w:r>
+        <w:rPr>
+          <w:rFonts w:ascii="Courier New" w:eastAsia="Times New Roman" w:hAnsi="Courier New" w:cs="Courier New"/>
+          <w:color w:val="CE9178"/>
+          <w:sz w:val="18"/>
+          <w:szCs w:val="18"/>
+          <w:lang w:eastAsia="en-IN"/>
+        </w:rPr>
+        <w:t>"""Each ant builds a tour"""</w:t>
+      </w:r>
+    </w:p>
+    <w:p>
+      <w:pPr>
+        <w:shd w:val="clear" w:color="auto" w:fill="282A2C"/>
+        <w:spacing w:after="0" w:line="285" w:lineRule="atLeast"/>
+        <w:rPr>
+          <w:rFonts w:ascii="Courier New" w:eastAsia="Times New Roman" w:hAnsi="Courier New" w:cs="Courier New"/>
+          <w:color w:val="D4D4D4"/>
+          <w:sz w:val="18"/>
+          <w:szCs w:val="18"/>
+          <w:lang w:eastAsia="en-IN"/>
+        </w:rPr>
+      </w:pPr>
+      <w:r>
+        <w:rPr>
+          <w:rFonts w:ascii="Courier New" w:eastAsia="Times New Roman" w:hAnsi="Courier New" w:cs="Courier New"/>
+          <w:color w:val="D4D4D4"/>
+          <w:sz w:val="18"/>
+          <w:szCs w:val="18"/>
+          <w:lang w:eastAsia="en-IN"/>
+        </w:rPr>
+        <w:t xml:space="preserve">    start = </w:t>
+      </w:r>
+      <w:proofErr w:type="spellStart"/>
+      <w:proofErr w:type="gramStart"/>
+      <w:r>
+        <w:rPr>
+          <w:rFonts w:ascii="Courier New" w:eastAsia="Times New Roman" w:hAnsi="Courier New" w:cs="Courier New"/>
+          <w:color w:val="D4D4D4"/>
+          <w:sz w:val="18"/>
+          <w:szCs w:val="18"/>
+          <w:lang w:eastAsia="en-IN"/>
+        </w:rPr>
+        <w:t>random.randint</w:t>
+      </w:r>
+      <w:proofErr w:type="spellEnd"/>
+      <w:proofErr w:type="gramEnd"/>
+      <w:r>
+        <w:rPr>
+          <w:rFonts w:ascii="Courier New" w:eastAsia="Times New Roman" w:hAnsi="Courier New" w:cs="Courier New"/>
+          <w:color w:val="DCDCDC"/>
+          <w:sz w:val="18"/>
+          <w:szCs w:val="18"/>
+          <w:lang w:eastAsia="en-IN"/>
+        </w:rPr>
+        <w:t>(</w:t>
+      </w:r>
+      <w:r>
+        <w:rPr>
+          <w:rFonts w:ascii="Courier New" w:eastAsia="Times New Roman" w:hAnsi="Courier New" w:cs="Courier New"/>
+          <w:color w:val="B5CEA8"/>
+          <w:sz w:val="18"/>
+          <w:szCs w:val="18"/>
+          <w:lang w:eastAsia="en-IN"/>
+        </w:rPr>
+        <w:t>0</w:t>
+      </w:r>
+      <w:r>
+        <w:rPr>
+          <w:rFonts w:ascii="Courier New" w:eastAsia="Times New Roman" w:hAnsi="Courier New" w:cs="Courier New"/>
+          <w:color w:val="DCDCDC"/>
+          <w:sz w:val="18"/>
+          <w:szCs w:val="18"/>
+          <w:lang w:eastAsia="en-IN"/>
+        </w:rPr>
+        <w:t>,</w:t>
+      </w:r>
+      <w:r>
+        <w:rPr>
+          <w:rFonts w:ascii="Courier New" w:eastAsia="Times New Roman" w:hAnsi="Courier New" w:cs="Courier New"/>
+          <w:color w:val="D4D4D4"/>
+          <w:sz w:val="18"/>
+          <w:szCs w:val="18"/>
+          <w:lang w:eastAsia="en-IN"/>
+        </w:rPr>
+        <w:t xml:space="preserve"> n</w:t>
+      </w:r>
+      <w:r>
+        <w:rPr>
+          <w:rFonts w:ascii="Courier New" w:eastAsia="Times New Roman" w:hAnsi="Courier New" w:cs="Courier New"/>
+          <w:color w:val="B5CEA8"/>
+          <w:sz w:val="18"/>
+          <w:szCs w:val="18"/>
+          <w:lang w:eastAsia="en-IN"/>
+        </w:rPr>
+        <w:t>-1</w:t>
+      </w:r>
+      <w:r>
+        <w:rPr>
+          <w:rFonts w:ascii="Courier New" w:eastAsia="Times New Roman" w:hAnsi="Courier New" w:cs="Courier New"/>
+          <w:color w:val="DCDCDC"/>
+          <w:sz w:val="18"/>
+          <w:szCs w:val="18"/>
+          <w:lang w:eastAsia="en-IN"/>
+        </w:rPr>
+        <w:t>)</w:t>
+      </w:r>
+    </w:p>
+    <w:p>
+      <w:pPr>
+        <w:shd w:val="clear" w:color="auto" w:fill="282A2C"/>
+        <w:spacing w:after="0" w:line="285" w:lineRule="atLeast"/>
+        <w:rPr>
+          <w:rFonts w:ascii="Courier New" w:eastAsia="Times New Roman" w:hAnsi="Courier New" w:cs="Courier New"/>
+          <w:color w:val="D4D4D4"/>
+          <w:sz w:val="18"/>
+          <w:szCs w:val="18"/>
+          <w:lang w:eastAsia="en-IN"/>
+        </w:rPr>
+      </w:pPr>
+      <w:r>
+        <w:rPr>
+          <w:rFonts w:ascii="Courier New" w:eastAsia="Times New Roman" w:hAnsi="Courier New" w:cs="Courier New"/>
+          <w:color w:val="D4D4D4"/>
+          <w:sz w:val="18"/>
+          <w:szCs w:val="18"/>
+          <w:lang w:eastAsia="en-IN"/>
+        </w:rPr>
+        <w:t xml:space="preserve">    tour = </w:t>
+      </w:r>
+      <w:r>
+        <w:rPr>
+          <w:rFonts w:ascii="Courier New" w:eastAsia="Times New Roman" w:hAnsi="Courier New" w:cs="Courier New"/>
+          <w:color w:val="DCDCDC"/>
+          <w:sz w:val="18"/>
+          <w:szCs w:val="18"/>
+          <w:lang w:eastAsia="en-IN"/>
+        </w:rPr>
+        <w:t>[</w:t>
+      </w:r>
+      <w:r>
+        <w:rPr>
+          <w:rFonts w:ascii="Courier New" w:eastAsia="Times New Roman" w:hAnsi="Courier New" w:cs="Courier New"/>
+          <w:color w:val="D4D4D4"/>
+          <w:sz w:val="18"/>
+          <w:szCs w:val="18"/>
+          <w:lang w:eastAsia="en-IN"/>
+        </w:rPr>
+        <w:t>start</w:t>
+      </w:r>
+      <w:r>
+        <w:rPr>
+          <w:rFonts w:ascii="Courier New" w:eastAsia="Times New Roman" w:hAnsi="Courier New" w:cs="Courier New"/>
+          <w:color w:val="DCDCDC"/>
+          <w:sz w:val="18"/>
+          <w:szCs w:val="18"/>
+          <w:lang w:eastAsia="en-IN"/>
+        </w:rPr>
+        <w:t>]</w:t>
+      </w:r>
+    </w:p>
+    <w:p>
+      <w:pPr>
+        <w:shd w:val="clear" w:color="auto" w:fill="282A2C"/>
+        <w:spacing w:after="0" w:line="285" w:lineRule="atLeast"/>
+        <w:rPr>
+          <w:rFonts w:ascii="Courier New" w:eastAsia="Times New Roman" w:hAnsi="Courier New" w:cs="Courier New"/>
+          <w:color w:val="D4D4D4"/>
+          <w:sz w:val="18"/>
+          <w:szCs w:val="18"/>
+          <w:lang w:eastAsia="en-IN"/>
+        </w:rPr>
+      </w:pPr>
+      <w:r>
+        <w:rPr>
+          <w:rFonts w:ascii="Courier New" w:eastAsia="Times New Roman" w:hAnsi="Courier New" w:cs="Courier New"/>
+          <w:color w:val="D4D4D4"/>
+          <w:sz w:val="18"/>
+          <w:szCs w:val="18"/>
+          <w:lang w:eastAsia="en-IN"/>
+        </w:rPr>
+        <w:t xml:space="preserve">    visited = </w:t>
+      </w:r>
+      <w:r>
+        <w:rPr>
+          <w:rFonts w:ascii="Courier New" w:eastAsia="Times New Roman" w:hAnsi="Courier New" w:cs="Courier New"/>
+          <w:color w:val="4EC9B0"/>
+          <w:sz w:val="18"/>
+          <w:szCs w:val="18"/>
+          <w:lang w:eastAsia="en-IN"/>
+        </w:rPr>
+        <w:t>set</w:t>
+      </w:r>
+      <w:r>
+        <w:rPr>
+          <w:rFonts w:ascii="Courier New" w:eastAsia="Times New Roman" w:hAnsi="Courier New" w:cs="Courier New"/>
+          <w:color w:val="DCDCDC"/>
+          <w:sz w:val="18"/>
+          <w:szCs w:val="18"/>
+          <w:lang w:eastAsia="en-IN"/>
+        </w:rPr>
+        <w:t>(</w:t>
+      </w:r>
+      <w:r>
+        <w:rPr>
+          <w:rFonts w:ascii="Courier New" w:eastAsia="Times New Roman" w:hAnsi="Courier New" w:cs="Courier New"/>
+          <w:color w:val="D4D4D4"/>
+          <w:sz w:val="18"/>
+          <w:szCs w:val="18"/>
+          <w:lang w:eastAsia="en-IN"/>
+        </w:rPr>
+        <w:t>tour</w:t>
+      </w:r>
+      <w:r>
+        <w:rPr>
+          <w:rFonts w:ascii="Courier New" w:eastAsia="Times New Roman" w:hAnsi="Courier New" w:cs="Courier New"/>
+          <w:color w:val="DCDCDC"/>
+          <w:sz w:val="18"/>
+          <w:szCs w:val="18"/>
+          <w:lang w:eastAsia="en-IN"/>
+        </w:rPr>
+        <w:t>)</w:t>
+      </w:r>
+    </w:p>
+    <w:p>
+      <w:pPr>
+        <w:shd w:val="clear" w:color="auto" w:fill="282A2C"/>
+        <w:spacing w:after="0" w:line="285" w:lineRule="atLeast"/>
+        <w:rPr>
+          <w:rFonts w:ascii="Courier New" w:eastAsia="Times New Roman" w:hAnsi="Courier New" w:cs="Courier New"/>
+          <w:color w:val="D4D4D4"/>
+          <w:sz w:val="18"/>
+          <w:szCs w:val="18"/>
+          <w:lang w:eastAsia="en-IN"/>
+        </w:rPr>
+      </w:pPr>
+    </w:p>
+    <w:p>
+      <w:pPr>
+        <w:shd w:val="clear" w:color="auto" w:fill="282A2C"/>
+        <w:spacing w:after="0" w:line="285" w:lineRule="atLeast"/>
+        <w:rPr>
+          <w:rFonts w:ascii="Courier New" w:eastAsia="Times New Roman" w:hAnsi="Courier New" w:cs="Courier New"/>
+          <w:color w:val="D4D4D4"/>
+          <w:sz w:val="18"/>
+          <w:szCs w:val="18"/>
+          <w:lang w:eastAsia="en-IN"/>
+        </w:rPr>
+      </w:pPr>
+      <w:r>
+        <w:rPr>
+          <w:rFonts w:ascii="Courier New" w:eastAsia="Times New Roman" w:hAnsi="Courier New" w:cs="Courier New"/>
+          <w:color w:val="D4D4D4"/>
+          <w:sz w:val="18"/>
+          <w:szCs w:val="18"/>
+          <w:lang w:eastAsia="en-IN"/>
+        </w:rPr>
+        <w:t xml:space="preserve">    </w:t>
+      </w:r>
+      <w:r>
+        <w:rPr>
+          <w:rFonts w:ascii="Courier New" w:eastAsia="Times New Roman" w:hAnsi="Courier New" w:cs="Courier New"/>
+          <w:color w:val="C99CC6"/>
+          <w:sz w:val="18"/>
+          <w:szCs w:val="18"/>
+          <w:lang w:eastAsia="en-IN"/>
+        </w:rPr>
+        <w:t>while</w:t>
+      </w:r>
+      <w:r>
+        <w:rPr>
+          <w:rFonts w:ascii="Courier New" w:eastAsia="Times New Roman" w:hAnsi="Courier New" w:cs="Courier New"/>
+          <w:color w:val="D4D4D4"/>
+          <w:sz w:val="18"/>
+          <w:szCs w:val="18"/>
+          <w:lang w:eastAsia="en-IN"/>
+        </w:rPr>
+        <w:t xml:space="preserve"> </w:t>
+      </w:r>
+      <w:proofErr w:type="spellStart"/>
+      <w:r>
+        <w:rPr>
+          <w:rFonts w:ascii="Courier New" w:eastAsia="Times New Roman" w:hAnsi="Courier New" w:cs="Courier New"/>
+          <w:color w:val="DCDCAA"/>
+          <w:sz w:val="18"/>
+          <w:szCs w:val="18"/>
+          <w:lang w:eastAsia="en-IN"/>
+        </w:rPr>
+        <w:t>len</w:t>
+      </w:r>
+      <w:proofErr w:type="spellEnd"/>
+      <w:r>
+        <w:rPr>
+          <w:rFonts w:ascii="Courier New" w:eastAsia="Times New Roman" w:hAnsi="Courier New" w:cs="Courier New"/>
+          <w:color w:val="DCDCDC"/>
+          <w:sz w:val="18"/>
+          <w:szCs w:val="18"/>
+          <w:lang w:eastAsia="en-IN"/>
+        </w:rPr>
+        <w:t>(</w:t>
+      </w:r>
+      <w:r>
+        <w:rPr>
+          <w:rFonts w:ascii="Courier New" w:eastAsia="Times New Roman" w:hAnsi="Courier New" w:cs="Courier New"/>
+          <w:color w:val="D4D4D4"/>
+          <w:sz w:val="18"/>
+          <w:szCs w:val="18"/>
+          <w:lang w:eastAsia="en-IN"/>
+        </w:rPr>
+        <w:t>tour</w:t>
+      </w:r>
+      <w:r>
+        <w:rPr>
+          <w:rFonts w:ascii="Courier New" w:eastAsia="Times New Roman" w:hAnsi="Courier New" w:cs="Courier New"/>
+          <w:color w:val="DCDCDC"/>
+          <w:sz w:val="18"/>
+          <w:szCs w:val="18"/>
+          <w:lang w:eastAsia="en-IN"/>
+        </w:rPr>
+        <w:t>)</w:t>
+      </w:r>
+      <w:r>
+        <w:rPr>
+          <w:rFonts w:ascii="Courier New" w:eastAsia="Times New Roman" w:hAnsi="Courier New" w:cs="Courier New"/>
+          <w:color w:val="D4D4D4"/>
+          <w:sz w:val="18"/>
+          <w:szCs w:val="18"/>
+          <w:lang w:eastAsia="en-IN"/>
+        </w:rPr>
+        <w:t xml:space="preserve"> &lt; n</w:t>
+      </w:r>
+      <w:r>
+        <w:rPr>
+          <w:rFonts w:ascii="Courier New" w:eastAsia="Times New Roman" w:hAnsi="Courier New" w:cs="Courier New"/>
+          <w:color w:val="DCDCDC"/>
+          <w:sz w:val="18"/>
+          <w:szCs w:val="18"/>
+          <w:lang w:eastAsia="en-IN"/>
+        </w:rPr>
+        <w:t>:</w:t>
+      </w:r>
+    </w:p>
+    <w:p>
+      <w:pPr>
+        <w:shd w:val="clear" w:color="auto" w:fill="282A2C"/>
+        <w:spacing w:after="0" w:line="285" w:lineRule="atLeast"/>
+        <w:rPr>
+          <w:rFonts w:ascii="Courier New" w:eastAsia="Times New Roman" w:hAnsi="Courier New" w:cs="Courier New"/>
+          <w:color w:val="D4D4D4"/>
+          <w:sz w:val="18"/>
+          <w:szCs w:val="18"/>
+          <w:lang w:eastAsia="en-IN"/>
+        </w:rPr>
+      </w:pPr>
+      <w:r>
+        <w:rPr>
+          <w:rFonts w:ascii="Courier New" w:eastAsia="Times New Roman" w:hAnsi="Courier New" w:cs="Courier New"/>
+          <w:color w:val="D4D4D4"/>
+          <w:sz w:val="18"/>
+          <w:szCs w:val="18"/>
+          <w:lang w:eastAsia="en-IN"/>
+        </w:rPr>
+        <w:t xml:space="preserve">        </w:t>
+      </w:r>
+      <w:proofErr w:type="spellStart"/>
+      <w:r>
+        <w:rPr>
+          <w:rFonts w:ascii="Courier New" w:eastAsia="Times New Roman" w:hAnsi="Courier New" w:cs="Courier New"/>
+          <w:color w:val="D4D4D4"/>
+          <w:sz w:val="18"/>
+          <w:szCs w:val="18"/>
+          <w:lang w:eastAsia="en-IN"/>
+        </w:rPr>
+        <w:t>i</w:t>
+      </w:r>
+      <w:proofErr w:type="spellEnd"/>
+      <w:r>
+        <w:rPr>
+          <w:rFonts w:ascii="Courier New" w:eastAsia="Times New Roman" w:hAnsi="Courier New" w:cs="Courier New"/>
+          <w:color w:val="D4D4D4"/>
+          <w:sz w:val="18"/>
+          <w:szCs w:val="18"/>
+          <w:lang w:eastAsia="en-IN"/>
+        </w:rPr>
+        <w:t xml:space="preserve"> = </w:t>
+      </w:r>
+      <w:proofErr w:type="gramStart"/>
+      <w:r>
+        <w:rPr>
+          <w:rFonts w:ascii="Courier New" w:eastAsia="Times New Roman" w:hAnsi="Courier New" w:cs="Courier New"/>
+          <w:color w:val="D4D4D4"/>
+          <w:sz w:val="18"/>
+          <w:szCs w:val="18"/>
+          <w:lang w:eastAsia="en-IN"/>
+        </w:rPr>
+        <w:t>tour</w:t>
+      </w:r>
+      <w:r>
+        <w:rPr>
+          <w:rFonts w:ascii="Courier New" w:eastAsia="Times New Roman" w:hAnsi="Courier New" w:cs="Courier New"/>
+          <w:color w:val="DCDCDC"/>
+          <w:sz w:val="18"/>
+          <w:szCs w:val="18"/>
+          <w:lang w:eastAsia="en-IN"/>
+        </w:rPr>
+        <w:t>[</w:t>
+      </w:r>
+      <w:proofErr w:type="gramEnd"/>
+      <w:r>
+        <w:rPr>
+          <w:rFonts w:ascii="Courier New" w:eastAsia="Times New Roman" w:hAnsi="Courier New" w:cs="Courier New"/>
+          <w:color w:val="B5CEA8"/>
+          <w:sz w:val="18"/>
+          <w:szCs w:val="18"/>
+          <w:lang w:eastAsia="en-IN"/>
+        </w:rPr>
+        <w:t>-1</w:t>
+      </w:r>
+      <w:r>
+        <w:rPr>
+          <w:rFonts w:ascii="Courier New" w:eastAsia="Times New Roman" w:hAnsi="Courier New" w:cs="Courier New"/>
+          <w:color w:val="DCDCDC"/>
+          <w:sz w:val="18"/>
+          <w:szCs w:val="18"/>
+          <w:lang w:eastAsia="en-IN"/>
+        </w:rPr>
+        <w:t>]</w:t>
+      </w:r>
+    </w:p>
+    <w:p>
+      <w:pPr>
+        <w:shd w:val="clear" w:color="auto" w:fill="282A2C"/>
+        <w:spacing w:after="0" w:line="285" w:lineRule="atLeast"/>
+        <w:rPr>
+          <w:rFonts w:ascii="Courier New" w:eastAsia="Times New Roman" w:hAnsi="Courier New" w:cs="Courier New"/>
+          <w:color w:val="D4D4D4"/>
+          <w:sz w:val="18"/>
+          <w:szCs w:val="18"/>
+          <w:lang w:eastAsia="en-IN"/>
+        </w:rPr>
+      </w:pPr>
+      <w:r>
+        <w:rPr>
+          <w:rFonts w:ascii="Courier New" w:eastAsia="Times New Roman" w:hAnsi="Courier New" w:cs="Courier New"/>
+          <w:color w:val="D4D4D4"/>
+          <w:sz w:val="18"/>
+          <w:szCs w:val="18"/>
+          <w:lang w:eastAsia="en-IN"/>
+        </w:rPr>
+        <w:t xml:space="preserve">        probs = </w:t>
+      </w:r>
+      <w:r>
+        <w:rPr>
+          <w:rFonts w:ascii="Courier New" w:eastAsia="Times New Roman" w:hAnsi="Courier New" w:cs="Courier New"/>
+          <w:color w:val="DCDCDC"/>
+          <w:sz w:val="18"/>
+          <w:szCs w:val="18"/>
+          <w:lang w:eastAsia="en-IN"/>
+        </w:rPr>
+        <w:t>[</w:t>
+      </w:r>
+      <w:proofErr w:type="gramStart"/>
+      <w:r>
+        <w:rPr>
+          <w:rFonts w:ascii="Courier New" w:eastAsia="Times New Roman" w:hAnsi="Courier New" w:cs="Courier New"/>
+          <w:color w:val="D4D4D4"/>
+          <w:sz w:val="18"/>
+          <w:szCs w:val="18"/>
+          <w:lang w:eastAsia="en-IN"/>
+        </w:rPr>
+        <w:t>probability</w:t>
+      </w:r>
+      <w:r>
+        <w:rPr>
+          <w:rFonts w:ascii="Courier New" w:eastAsia="Times New Roman" w:hAnsi="Courier New" w:cs="Courier New"/>
+          <w:color w:val="DCDCDC"/>
+          <w:sz w:val="18"/>
+          <w:szCs w:val="18"/>
+          <w:lang w:eastAsia="en-IN"/>
+        </w:rPr>
+        <w:t>(</w:t>
+      </w:r>
+      <w:proofErr w:type="spellStart"/>
+      <w:proofErr w:type="gramEnd"/>
+      <w:r>
+        <w:rPr>
+          <w:rFonts w:ascii="Courier New" w:eastAsia="Times New Roman" w:hAnsi="Courier New" w:cs="Courier New"/>
+          <w:color w:val="D4D4D4"/>
+          <w:sz w:val="18"/>
+          <w:szCs w:val="18"/>
+          <w:lang w:eastAsia="en-IN"/>
+        </w:rPr>
+        <w:t>i</w:t>
+      </w:r>
+      <w:proofErr w:type="spellEnd"/>
+      <w:r>
+        <w:rPr>
+          <w:rFonts w:ascii="Courier New" w:eastAsia="Times New Roman" w:hAnsi="Courier New" w:cs="Courier New"/>
+          <w:color w:val="DCDCDC"/>
+          <w:sz w:val="18"/>
+          <w:szCs w:val="18"/>
+          <w:lang w:eastAsia="en-IN"/>
+        </w:rPr>
+        <w:t>,</w:t>
+      </w:r>
+      <w:r>
+        <w:rPr>
+          <w:rFonts w:ascii="Courier New" w:eastAsia="Times New Roman" w:hAnsi="Courier New" w:cs="Courier New"/>
+          <w:color w:val="D4D4D4"/>
+          <w:sz w:val="18"/>
+          <w:szCs w:val="18"/>
+          <w:lang w:eastAsia="en-IN"/>
+        </w:rPr>
+        <w:t xml:space="preserve"> j</w:t>
+      </w:r>
+      <w:r>
+        <w:rPr>
+          <w:rFonts w:ascii="Courier New" w:eastAsia="Times New Roman" w:hAnsi="Courier New" w:cs="Courier New"/>
+          <w:color w:val="DCDCDC"/>
+          <w:sz w:val="18"/>
+          <w:szCs w:val="18"/>
+          <w:lang w:eastAsia="en-IN"/>
+        </w:rPr>
+        <w:t>,</w:t>
+      </w:r>
+      <w:r>
+        <w:rPr>
+          <w:rFonts w:ascii="Courier New" w:eastAsia="Times New Roman" w:hAnsi="Courier New" w:cs="Courier New"/>
+          <w:color w:val="D4D4D4"/>
+          <w:sz w:val="18"/>
+          <w:szCs w:val="18"/>
+          <w:lang w:eastAsia="en-IN"/>
+        </w:rPr>
+        <w:t xml:space="preserve"> visited</w:t>
+      </w:r>
+      <w:r>
+        <w:rPr>
+          <w:rFonts w:ascii="Courier New" w:eastAsia="Times New Roman" w:hAnsi="Courier New" w:cs="Courier New"/>
+          <w:color w:val="DCDCDC"/>
+          <w:sz w:val="18"/>
+          <w:szCs w:val="18"/>
+          <w:lang w:eastAsia="en-IN"/>
+        </w:rPr>
+        <w:t>)</w:t>
+      </w:r>
+      <w:r>
+        <w:rPr>
+          <w:rFonts w:ascii="Courier New" w:eastAsia="Times New Roman" w:hAnsi="Courier New" w:cs="Courier New"/>
+          <w:color w:val="D4D4D4"/>
+          <w:sz w:val="18"/>
+          <w:szCs w:val="18"/>
+          <w:lang w:eastAsia="en-IN"/>
+        </w:rPr>
+        <w:t xml:space="preserve"> </w:t>
+      </w:r>
+      <w:r>
+        <w:rPr>
+          <w:rFonts w:ascii="Courier New" w:eastAsia="Times New Roman" w:hAnsi="Courier New" w:cs="Courier New"/>
+          <w:color w:val="C99CC6"/>
+          <w:sz w:val="18"/>
+          <w:szCs w:val="18"/>
+          <w:lang w:eastAsia="en-IN"/>
+        </w:rPr>
+        <w:t>for</w:t>
+      </w:r>
+      <w:r>
+        <w:rPr>
+          <w:rFonts w:ascii="Courier New" w:eastAsia="Times New Roman" w:hAnsi="Courier New" w:cs="Courier New"/>
+          <w:color w:val="D4D4D4"/>
+          <w:sz w:val="18"/>
+          <w:szCs w:val="18"/>
+          <w:lang w:eastAsia="en-IN"/>
+        </w:rPr>
+        <w:t xml:space="preserve"> j </w:t>
+      </w:r>
+      <w:r>
+        <w:rPr>
+          <w:rFonts w:ascii="Courier New" w:eastAsia="Times New Roman" w:hAnsi="Courier New" w:cs="Courier New"/>
+          <w:color w:val="82C6FF"/>
+          <w:sz w:val="18"/>
+          <w:szCs w:val="18"/>
+          <w:lang w:eastAsia="en-IN"/>
+        </w:rPr>
+        <w:t>in</w:t>
+      </w:r>
+      <w:r>
+        <w:rPr>
+          <w:rFonts w:ascii="Courier New" w:eastAsia="Times New Roman" w:hAnsi="Courier New" w:cs="Courier New"/>
+          <w:color w:val="D4D4D4"/>
+          <w:sz w:val="18"/>
+          <w:szCs w:val="18"/>
+          <w:lang w:eastAsia="en-IN"/>
+        </w:rPr>
+        <w:t xml:space="preserve"> </w:t>
+      </w:r>
+      <w:r>
+        <w:rPr>
+          <w:rFonts w:ascii="Courier New" w:eastAsia="Times New Roman" w:hAnsi="Courier New" w:cs="Courier New"/>
+          <w:color w:val="DCDCAA"/>
+          <w:sz w:val="18"/>
+          <w:szCs w:val="18"/>
+          <w:lang w:eastAsia="en-IN"/>
+        </w:rPr>
+        <w:t>range</w:t>
+      </w:r>
+      <w:r>
+        <w:rPr>
+          <w:rFonts w:ascii="Courier New" w:eastAsia="Times New Roman" w:hAnsi="Courier New" w:cs="Courier New"/>
+          <w:color w:val="DCDCDC"/>
+          <w:sz w:val="18"/>
+          <w:szCs w:val="18"/>
+          <w:lang w:eastAsia="en-IN"/>
+        </w:rPr>
+        <w:t>(</w:t>
+      </w:r>
+      <w:r>
+        <w:rPr>
+          <w:rFonts w:ascii="Courier New" w:eastAsia="Times New Roman" w:hAnsi="Courier New" w:cs="Courier New"/>
+          <w:color w:val="D4D4D4"/>
+          <w:sz w:val="18"/>
+          <w:szCs w:val="18"/>
+          <w:lang w:eastAsia="en-IN"/>
+        </w:rPr>
+        <w:t>n</w:t>
+      </w:r>
+      <w:r>
+        <w:rPr>
+          <w:rFonts w:ascii="Courier New" w:eastAsia="Times New Roman" w:hAnsi="Courier New" w:cs="Courier New"/>
+          <w:color w:val="DCDCDC"/>
+          <w:sz w:val="18"/>
+          <w:szCs w:val="18"/>
+          <w:lang w:eastAsia="en-IN"/>
+        </w:rPr>
+        <w:t>)]</w:t>
+      </w:r>
+    </w:p>
+    <w:p>
+      <w:pPr>
+        <w:shd w:val="clear" w:color="auto" w:fill="282A2C"/>
+        <w:spacing w:after="0" w:line="285" w:lineRule="atLeast"/>
+        <w:rPr>
+          <w:rFonts w:ascii="Courier New" w:eastAsia="Times New Roman" w:hAnsi="Courier New" w:cs="Courier New"/>
+          <w:color w:val="D4D4D4"/>
+          <w:sz w:val="18"/>
+          <w:szCs w:val="18"/>
+          <w:lang w:eastAsia="en-IN"/>
+        </w:rPr>
+      </w:pPr>
+      <w:r>
+        <w:rPr>
+          <w:rFonts w:ascii="Courier New" w:eastAsia="Times New Roman" w:hAnsi="Courier New" w:cs="Courier New"/>
+          <w:color w:val="D4D4D4"/>
+          <w:sz w:val="18"/>
+          <w:szCs w:val="18"/>
+          <w:lang w:eastAsia="en-IN"/>
+        </w:rPr>
+        <w:t xml:space="preserve">        total = </w:t>
+      </w:r>
+      <w:r>
+        <w:rPr>
+          <w:rFonts w:ascii="Courier New" w:eastAsia="Times New Roman" w:hAnsi="Courier New" w:cs="Courier New"/>
+          <w:color w:val="DCDCAA"/>
+          <w:sz w:val="18"/>
+          <w:szCs w:val="18"/>
+          <w:lang w:eastAsia="en-IN"/>
+        </w:rPr>
+        <w:t>sum</w:t>
+      </w:r>
+      <w:r>
+        <w:rPr>
+          <w:rFonts w:ascii="Courier New" w:eastAsia="Times New Roman" w:hAnsi="Courier New" w:cs="Courier New"/>
+          <w:color w:val="DCDCDC"/>
+          <w:sz w:val="18"/>
+          <w:szCs w:val="18"/>
+          <w:lang w:eastAsia="en-IN"/>
+        </w:rPr>
+        <w:t>(</w:t>
+      </w:r>
+      <w:r>
+        <w:rPr>
+          <w:rFonts w:ascii="Courier New" w:eastAsia="Times New Roman" w:hAnsi="Courier New" w:cs="Courier New"/>
+          <w:color w:val="D4D4D4"/>
+          <w:sz w:val="18"/>
+          <w:szCs w:val="18"/>
+          <w:lang w:eastAsia="en-IN"/>
+        </w:rPr>
+        <w:t>probs</w:t>
+      </w:r>
+      <w:r>
+        <w:rPr>
+          <w:rFonts w:ascii="Courier New" w:eastAsia="Times New Roman" w:hAnsi="Courier New" w:cs="Courier New"/>
+          <w:color w:val="DCDCDC"/>
+          <w:sz w:val="18"/>
+          <w:szCs w:val="18"/>
+          <w:lang w:eastAsia="en-IN"/>
+        </w:rPr>
+        <w:t>)</w:t>
+      </w:r>
+    </w:p>
+    <w:p>
+      <w:pPr>
+        <w:shd w:val="clear" w:color="auto" w:fill="282A2C"/>
+        <w:spacing w:after="0" w:line="285" w:lineRule="atLeast"/>
+        <w:rPr>
+          <w:rFonts w:ascii="Courier New" w:eastAsia="Times New Roman" w:hAnsi="Courier New" w:cs="Courier New"/>
+          <w:color w:val="D4D4D4"/>
+          <w:sz w:val="18"/>
+          <w:szCs w:val="18"/>
+          <w:lang w:eastAsia="en-IN"/>
+        </w:rPr>
+      </w:pPr>
+      <w:r>
+        <w:rPr>
+          <w:rFonts w:ascii="Courier New" w:eastAsia="Times New Roman" w:hAnsi="Courier New" w:cs="Courier New"/>
+          <w:color w:val="D4D4D4"/>
+          <w:sz w:val="18"/>
+          <w:szCs w:val="18"/>
+          <w:lang w:eastAsia="en-IN"/>
+        </w:rPr>
+        <w:t xml:space="preserve">        </w:t>
+      </w:r>
+      <w:r>
+        <w:rPr>
+          <w:rFonts w:ascii="Courier New" w:eastAsia="Times New Roman" w:hAnsi="Courier New" w:cs="Courier New"/>
+          <w:color w:val="C99CC6"/>
+          <w:sz w:val="18"/>
+          <w:szCs w:val="18"/>
+          <w:lang w:eastAsia="en-IN"/>
+        </w:rPr>
+        <w:t>if</w:t>
+      </w:r>
+      <w:r>
+        <w:rPr>
+          <w:rFonts w:ascii="Courier New" w:eastAsia="Times New Roman" w:hAnsi="Courier New" w:cs="Courier New"/>
+          <w:color w:val="D4D4D4"/>
+          <w:sz w:val="18"/>
+          <w:szCs w:val="18"/>
+          <w:lang w:eastAsia="en-IN"/>
+        </w:rPr>
+        <w:t xml:space="preserve"> total == </w:t>
+      </w:r>
+      <w:r>
+        <w:rPr>
+          <w:rFonts w:ascii="Courier New" w:eastAsia="Times New Roman" w:hAnsi="Courier New" w:cs="Courier New"/>
+          <w:color w:val="B5CEA8"/>
+          <w:sz w:val="18"/>
+          <w:szCs w:val="18"/>
+          <w:lang w:eastAsia="en-IN"/>
+        </w:rPr>
+        <w:t>0</w:t>
+      </w:r>
+      <w:r>
+        <w:rPr>
+          <w:rFonts w:ascii="Courier New" w:eastAsia="Times New Roman" w:hAnsi="Courier New" w:cs="Courier New"/>
+          <w:color w:val="DCDCDC"/>
+          <w:sz w:val="18"/>
+          <w:szCs w:val="18"/>
+          <w:lang w:eastAsia="en-IN"/>
+        </w:rPr>
+        <w:t>:</w:t>
+      </w:r>
+      <w:r>
+        <w:rPr>
+          <w:rFonts w:ascii="Courier New" w:eastAsia="Times New Roman" w:hAnsi="Courier New" w:cs="Courier New"/>
+          <w:color w:val="D4D4D4"/>
+          <w:sz w:val="18"/>
+          <w:szCs w:val="18"/>
+          <w:lang w:eastAsia="en-IN"/>
+        </w:rPr>
+        <w:t xml:space="preserve"> </w:t>
+      </w:r>
+      <w:r>
+        <w:rPr>
+          <w:rFonts w:ascii="Courier New" w:eastAsia="Times New Roman" w:hAnsi="Courier New" w:cs="Courier New"/>
+          <w:color w:val="C99CC6"/>
+          <w:sz w:val="18"/>
+          <w:szCs w:val="18"/>
+          <w:lang w:eastAsia="en-IN"/>
+        </w:rPr>
+        <w:t>break</w:t>
+      </w:r>
+    </w:p>
+    <w:p>
+      <w:pPr>
+        <w:shd w:val="clear" w:color="auto" w:fill="282A2C"/>
+        <w:spacing w:after="0" w:line="285" w:lineRule="atLeast"/>
+        <w:rPr>
+          <w:rFonts w:ascii="Courier New" w:eastAsia="Times New Roman" w:hAnsi="Courier New" w:cs="Courier New"/>
+          <w:color w:val="D4D4D4"/>
+          <w:sz w:val="18"/>
+          <w:szCs w:val="18"/>
+          <w:lang w:eastAsia="en-IN"/>
+        </w:rPr>
+      </w:pPr>
+      <w:r>
+        <w:rPr>
+          <w:rFonts w:ascii="Courier New" w:eastAsia="Times New Roman" w:hAnsi="Courier New" w:cs="Courier New"/>
+          <w:color w:val="D4D4D4"/>
+          <w:sz w:val="18"/>
+          <w:szCs w:val="18"/>
+          <w:lang w:eastAsia="en-IN"/>
+        </w:rPr>
+        <w:t xml:space="preserve">        </w:t>
+      </w:r>
+      <w:r>
+        <w:rPr>
+          <w:rFonts w:ascii="Courier New" w:eastAsia="Times New Roman" w:hAnsi="Courier New" w:cs="Courier New"/>
+          <w:color w:val="82B76C"/>
+          <w:sz w:val="18"/>
+          <w:szCs w:val="18"/>
+          <w:lang w:eastAsia="en-IN"/>
+        </w:rPr>
+        <w:t># roulette wheel selection</w:t>
+      </w:r>
+    </w:p>
+    <w:p>
+      <w:pPr>
+        <w:shd w:val="clear" w:color="auto" w:fill="282A2C"/>
+        <w:spacing w:after="0" w:line="285" w:lineRule="atLeast"/>
+        <w:rPr>
+          <w:rFonts w:ascii="Courier New" w:eastAsia="Times New Roman" w:hAnsi="Courier New" w:cs="Courier New"/>
+          <w:color w:val="D4D4D4"/>
+          <w:sz w:val="18"/>
+          <w:szCs w:val="18"/>
+          <w:lang w:eastAsia="en-IN"/>
+        </w:rPr>
+      </w:pPr>
+      <w:r>
+        <w:rPr>
+          <w:rFonts w:ascii="Courier New" w:eastAsia="Times New Roman" w:hAnsi="Courier New" w:cs="Courier New"/>
+          <w:color w:val="D4D4D4"/>
+          <w:sz w:val="18"/>
+          <w:szCs w:val="18"/>
+          <w:lang w:eastAsia="en-IN"/>
+        </w:rPr>
+        <w:t xml:space="preserve">        r = </w:t>
+      </w:r>
+      <w:proofErr w:type="spellStart"/>
+      <w:proofErr w:type="gramStart"/>
+      <w:r>
+        <w:rPr>
+          <w:rFonts w:ascii="Courier New" w:eastAsia="Times New Roman" w:hAnsi="Courier New" w:cs="Courier New"/>
+          <w:color w:val="D4D4D4"/>
+          <w:sz w:val="18"/>
+          <w:szCs w:val="18"/>
+          <w:lang w:eastAsia="en-IN"/>
+        </w:rPr>
+        <w:t>random.uniform</w:t>
+      </w:r>
+      <w:proofErr w:type="spellEnd"/>
+      <w:proofErr w:type="gramEnd"/>
+      <w:r>
+        <w:rPr>
+          <w:rFonts w:ascii="Courier New" w:eastAsia="Times New Roman" w:hAnsi="Courier New" w:cs="Courier New"/>
+          <w:color w:val="DCDCDC"/>
+          <w:sz w:val="18"/>
+          <w:szCs w:val="18"/>
+          <w:lang w:eastAsia="en-IN"/>
+        </w:rPr>
+        <w:t>(</w:t>
+      </w:r>
+      <w:r>
+        <w:rPr>
+          <w:rFonts w:ascii="Courier New" w:eastAsia="Times New Roman" w:hAnsi="Courier New" w:cs="Courier New"/>
+          <w:color w:val="B5CEA8"/>
+          <w:sz w:val="18"/>
+          <w:szCs w:val="18"/>
+          <w:lang w:eastAsia="en-IN"/>
+        </w:rPr>
+        <w:t>0</w:t>
+      </w:r>
+      <w:r>
+        <w:rPr>
+          <w:rFonts w:ascii="Courier New" w:eastAsia="Times New Roman" w:hAnsi="Courier New" w:cs="Courier New"/>
+          <w:color w:val="DCDCDC"/>
+          <w:sz w:val="18"/>
+          <w:szCs w:val="18"/>
+          <w:lang w:eastAsia="en-IN"/>
+        </w:rPr>
+        <w:t>,</w:t>
+      </w:r>
+      <w:r>
+        <w:rPr>
+          <w:rFonts w:ascii="Courier New" w:eastAsia="Times New Roman" w:hAnsi="Courier New" w:cs="Courier New"/>
+          <w:color w:val="D4D4D4"/>
+          <w:sz w:val="18"/>
+          <w:szCs w:val="18"/>
+          <w:lang w:eastAsia="en-IN"/>
+        </w:rPr>
+        <w:t xml:space="preserve"> total</w:t>
+      </w:r>
+      <w:r>
+        <w:rPr>
+          <w:rFonts w:ascii="Courier New" w:eastAsia="Times New Roman" w:hAnsi="Courier New" w:cs="Courier New"/>
+          <w:color w:val="DCDCDC"/>
+          <w:sz w:val="18"/>
+          <w:szCs w:val="18"/>
+          <w:lang w:eastAsia="en-IN"/>
+        </w:rPr>
+        <w:t>)</w:t>
+      </w:r>
+    </w:p>
+    <w:p>
+      <w:pPr>
+        <w:shd w:val="clear" w:color="auto" w:fill="282A2C"/>
+        <w:spacing w:after="0" w:line="285" w:lineRule="atLeast"/>
+        <w:rPr>
+          <w:rFonts w:ascii="Courier New" w:eastAsia="Times New Roman" w:hAnsi="Courier New" w:cs="Courier New"/>
+          <w:color w:val="D4D4D4"/>
+          <w:sz w:val="18"/>
+          <w:szCs w:val="18"/>
+          <w:lang w:eastAsia="en-IN"/>
+        </w:rPr>
+      </w:pPr>
+      <w:r>
+        <w:rPr>
+          <w:rFonts w:ascii="Courier New" w:eastAsia="Times New Roman" w:hAnsi="Courier New" w:cs="Courier New"/>
+          <w:color w:val="D4D4D4"/>
+          <w:sz w:val="18"/>
+          <w:szCs w:val="18"/>
+          <w:lang w:eastAsia="en-IN"/>
+        </w:rPr>
+        <w:t xml:space="preserve">        s = </w:t>
+      </w:r>
+      <w:r>
+        <w:rPr>
+          <w:rFonts w:ascii="Courier New" w:eastAsia="Times New Roman" w:hAnsi="Courier New" w:cs="Courier New"/>
+          <w:color w:val="B5CEA8"/>
+          <w:sz w:val="18"/>
+          <w:szCs w:val="18"/>
+          <w:lang w:eastAsia="en-IN"/>
+        </w:rPr>
+        <w:t>0</w:t>
+      </w:r>
+    </w:p>
+    <w:p>
+      <w:pPr>
+        <w:shd w:val="clear" w:color="auto" w:fill="282A2C"/>
+        <w:spacing w:after="0" w:line="285" w:lineRule="atLeast"/>
+        <w:rPr>
+          <w:rFonts w:ascii="Courier New" w:eastAsia="Times New Roman" w:hAnsi="Courier New" w:cs="Courier New"/>
+          <w:color w:val="D4D4D4"/>
+          <w:sz w:val="18"/>
+          <w:szCs w:val="18"/>
+          <w:lang w:eastAsia="en-IN"/>
+        </w:rPr>
+      </w:pPr>
+      <w:r>
+        <w:rPr>
+          <w:rFonts w:ascii="Courier New" w:eastAsia="Times New Roman" w:hAnsi="Courier New" w:cs="Courier New"/>
+          <w:color w:val="D4D4D4"/>
+          <w:sz w:val="18"/>
+          <w:szCs w:val="18"/>
+          <w:lang w:eastAsia="en-IN"/>
+        </w:rPr>
+        <w:t xml:space="preserve">        </w:t>
+      </w:r>
+      <w:r>
+        <w:rPr>
+          <w:rFonts w:ascii="Courier New" w:eastAsia="Times New Roman" w:hAnsi="Courier New" w:cs="Courier New"/>
+          <w:color w:val="C99CC6"/>
+          <w:sz w:val="18"/>
+          <w:szCs w:val="18"/>
+          <w:lang w:eastAsia="en-IN"/>
+        </w:rPr>
+        <w:t>for</w:t>
+      </w:r>
+      <w:r>
+        <w:rPr>
+          <w:rFonts w:ascii="Courier New" w:eastAsia="Times New Roman" w:hAnsi="Courier New" w:cs="Courier New"/>
+          <w:color w:val="D4D4D4"/>
+          <w:sz w:val="18"/>
+          <w:szCs w:val="18"/>
+          <w:lang w:eastAsia="en-IN"/>
+        </w:rPr>
+        <w:t xml:space="preserve"> j</w:t>
+      </w:r>
+      <w:r>
+        <w:rPr>
+          <w:rFonts w:ascii="Courier New" w:eastAsia="Times New Roman" w:hAnsi="Courier New" w:cs="Courier New"/>
+          <w:color w:val="DCDCDC"/>
+          <w:sz w:val="18"/>
+          <w:szCs w:val="18"/>
+          <w:lang w:eastAsia="en-IN"/>
+        </w:rPr>
+        <w:t>,</w:t>
+      </w:r>
+      <w:r>
+        <w:rPr>
+          <w:rFonts w:ascii="Courier New" w:eastAsia="Times New Roman" w:hAnsi="Courier New" w:cs="Courier New"/>
+          <w:color w:val="D4D4D4"/>
+          <w:sz w:val="18"/>
+          <w:szCs w:val="18"/>
+          <w:lang w:eastAsia="en-IN"/>
+        </w:rPr>
+        <w:t xml:space="preserve"> p </w:t>
+      </w:r>
+      <w:r>
+        <w:rPr>
+          <w:rFonts w:ascii="Courier New" w:eastAsia="Times New Roman" w:hAnsi="Courier New" w:cs="Courier New"/>
+          <w:color w:val="82C6FF"/>
+          <w:sz w:val="18"/>
+          <w:szCs w:val="18"/>
+          <w:lang w:eastAsia="en-IN"/>
+        </w:rPr>
+        <w:t>in</w:t>
+      </w:r>
+      <w:r>
+        <w:rPr>
+          <w:rFonts w:ascii="Courier New" w:eastAsia="Times New Roman" w:hAnsi="Courier New" w:cs="Courier New"/>
+          <w:color w:val="D4D4D4"/>
+          <w:sz w:val="18"/>
+          <w:szCs w:val="18"/>
+          <w:lang w:eastAsia="en-IN"/>
+        </w:rPr>
+        <w:t xml:space="preserve"> </w:t>
+      </w:r>
+      <w:r>
+        <w:rPr>
+          <w:rFonts w:ascii="Courier New" w:eastAsia="Times New Roman" w:hAnsi="Courier New" w:cs="Courier New"/>
+          <w:color w:val="DCDCAA"/>
+          <w:sz w:val="18"/>
+          <w:szCs w:val="18"/>
+          <w:lang w:eastAsia="en-IN"/>
+        </w:rPr>
+        <w:t>enumerate</w:t>
+      </w:r>
+      <w:r>
+        <w:rPr>
+          <w:rFonts w:ascii="Courier New" w:eastAsia="Times New Roman" w:hAnsi="Courier New" w:cs="Courier New"/>
+          <w:color w:val="DCDCDC"/>
+          <w:sz w:val="18"/>
+          <w:szCs w:val="18"/>
+          <w:lang w:eastAsia="en-IN"/>
+        </w:rPr>
+        <w:t>(</w:t>
+      </w:r>
+      <w:r>
+        <w:rPr>
+          <w:rFonts w:ascii="Courier New" w:eastAsia="Times New Roman" w:hAnsi="Courier New" w:cs="Courier New"/>
+          <w:color w:val="D4D4D4"/>
+          <w:sz w:val="18"/>
+          <w:szCs w:val="18"/>
+          <w:lang w:eastAsia="en-IN"/>
+        </w:rPr>
+        <w:t>probs</w:t>
+      </w:r>
+      <w:r>
+        <w:rPr>
+          <w:rFonts w:ascii="Courier New" w:eastAsia="Times New Roman" w:hAnsi="Courier New" w:cs="Courier New"/>
+          <w:color w:val="DCDCDC"/>
+          <w:sz w:val="18"/>
+          <w:szCs w:val="18"/>
+          <w:lang w:eastAsia="en-IN"/>
+        </w:rPr>
+        <w:t>):</w:t>
+      </w:r>
+    </w:p>
+    <w:p>
+      <w:pPr>
+        <w:shd w:val="clear" w:color="auto" w:fill="282A2C"/>
+        <w:spacing w:after="0" w:line="285" w:lineRule="atLeast"/>
+        <w:rPr>
+          <w:rFonts w:ascii="Courier New" w:eastAsia="Times New Roman" w:hAnsi="Courier New" w:cs="Courier New"/>
+          <w:color w:val="D4D4D4"/>
+          <w:sz w:val="18"/>
+          <w:szCs w:val="18"/>
+          <w:lang w:eastAsia="en-IN"/>
+        </w:rPr>
+      </w:pPr>
+      <w:r>
+        <w:rPr>
+          <w:rFonts w:ascii="Courier New" w:eastAsia="Times New Roman" w:hAnsi="Courier New" w:cs="Courier New"/>
+          <w:color w:val="D4D4D4"/>
+          <w:sz w:val="18"/>
+          <w:szCs w:val="18"/>
+          <w:lang w:eastAsia="en-IN"/>
+        </w:rPr>
+        <w:t>            s += p</w:t>
+      </w:r>
+    </w:p>
+    <w:p>
+      <w:pPr>
+        <w:shd w:val="clear" w:color="auto" w:fill="282A2C"/>
+        <w:spacing w:after="0" w:line="285" w:lineRule="atLeast"/>
+        <w:rPr>
+          <w:rFonts w:ascii="Courier New" w:eastAsia="Times New Roman" w:hAnsi="Courier New" w:cs="Courier New"/>
+          <w:color w:val="D4D4D4"/>
+          <w:sz w:val="18"/>
+          <w:szCs w:val="18"/>
+          <w:lang w:eastAsia="en-IN"/>
+        </w:rPr>
+      </w:pPr>
+      <w:r>
+        <w:rPr>
+          <w:rFonts w:ascii="Courier New" w:eastAsia="Times New Roman" w:hAnsi="Courier New" w:cs="Courier New"/>
+          <w:color w:val="D4D4D4"/>
+          <w:sz w:val="18"/>
+          <w:szCs w:val="18"/>
+          <w:lang w:eastAsia="en-IN"/>
+        </w:rPr>
+        <w:t xml:space="preserve">            </w:t>
+      </w:r>
+      <w:r>
+        <w:rPr>
+          <w:rFonts w:ascii="Courier New" w:eastAsia="Times New Roman" w:hAnsi="Courier New" w:cs="Courier New"/>
+          <w:color w:val="C99CC6"/>
+          <w:sz w:val="18"/>
+          <w:szCs w:val="18"/>
+          <w:lang w:eastAsia="en-IN"/>
+        </w:rPr>
+        <w:t>if</w:t>
+      </w:r>
+      <w:r>
+        <w:rPr>
+          <w:rFonts w:ascii="Courier New" w:eastAsia="Times New Roman" w:hAnsi="Courier New" w:cs="Courier New"/>
+          <w:color w:val="D4D4D4"/>
+          <w:sz w:val="18"/>
+          <w:szCs w:val="18"/>
+          <w:lang w:eastAsia="en-IN"/>
+        </w:rPr>
+        <w:t xml:space="preserve"> s &gt;= r</w:t>
+      </w:r>
+      <w:r>
+        <w:rPr>
+          <w:rFonts w:ascii="Courier New" w:eastAsia="Times New Roman" w:hAnsi="Courier New" w:cs="Courier New"/>
+          <w:color w:val="DCDCDC"/>
+          <w:sz w:val="18"/>
+          <w:szCs w:val="18"/>
+          <w:lang w:eastAsia="en-IN"/>
+        </w:rPr>
+        <w:t>:</w:t>
+      </w:r>
+    </w:p>
+    <w:p>
+      <w:pPr>
+        <w:shd w:val="clear" w:color="auto" w:fill="282A2C"/>
+        <w:spacing w:after="0" w:line="285" w:lineRule="atLeast"/>
+        <w:rPr>
+          <w:rFonts w:ascii="Courier New" w:eastAsia="Times New Roman" w:hAnsi="Courier New" w:cs="Courier New"/>
+          <w:color w:val="D4D4D4"/>
+          <w:sz w:val="18"/>
+          <w:szCs w:val="18"/>
+          <w:lang w:eastAsia="en-IN"/>
+        </w:rPr>
+      </w:pPr>
+      <w:r>
+        <w:rPr>
+          <w:rFonts w:ascii="Courier New" w:eastAsia="Times New Roman" w:hAnsi="Courier New" w:cs="Courier New"/>
+          <w:color w:val="D4D4D4"/>
+          <w:sz w:val="18"/>
+          <w:szCs w:val="18"/>
+          <w:lang w:eastAsia="en-IN"/>
+        </w:rPr>
+        <w:lastRenderedPageBreak/>
+        <w:t xml:space="preserve">                </w:t>
+      </w:r>
+      <w:proofErr w:type="spellStart"/>
+      <w:proofErr w:type="gramStart"/>
+      <w:r>
+        <w:rPr>
+          <w:rFonts w:ascii="Courier New" w:eastAsia="Times New Roman" w:hAnsi="Courier New" w:cs="Courier New"/>
+          <w:color w:val="D4D4D4"/>
+          <w:sz w:val="18"/>
+          <w:szCs w:val="18"/>
+          <w:lang w:eastAsia="en-IN"/>
+        </w:rPr>
+        <w:t>tour.append</w:t>
+      </w:r>
+      <w:proofErr w:type="spellEnd"/>
+      <w:proofErr w:type="gramEnd"/>
+      <w:r>
+        <w:rPr>
+          <w:rFonts w:ascii="Courier New" w:eastAsia="Times New Roman" w:hAnsi="Courier New" w:cs="Courier New"/>
+          <w:color w:val="DCDCDC"/>
+          <w:sz w:val="18"/>
+          <w:szCs w:val="18"/>
+          <w:lang w:eastAsia="en-IN"/>
+        </w:rPr>
+        <w:t>(</w:t>
+      </w:r>
+      <w:r>
+        <w:rPr>
+          <w:rFonts w:ascii="Courier New" w:eastAsia="Times New Roman" w:hAnsi="Courier New" w:cs="Courier New"/>
+          <w:color w:val="D4D4D4"/>
+          <w:sz w:val="18"/>
+          <w:szCs w:val="18"/>
+          <w:lang w:eastAsia="en-IN"/>
+        </w:rPr>
+        <w:t>j</w:t>
+      </w:r>
+      <w:r>
+        <w:rPr>
+          <w:rFonts w:ascii="Courier New" w:eastAsia="Times New Roman" w:hAnsi="Courier New" w:cs="Courier New"/>
+          <w:color w:val="DCDCDC"/>
+          <w:sz w:val="18"/>
+          <w:szCs w:val="18"/>
+          <w:lang w:eastAsia="en-IN"/>
+        </w:rPr>
+        <w:t>)</w:t>
+      </w:r>
+    </w:p>
+    <w:p>
+      <w:pPr>
+        <w:shd w:val="clear" w:color="auto" w:fill="282A2C"/>
+        <w:spacing w:after="0" w:line="285" w:lineRule="atLeast"/>
+        <w:rPr>
+          <w:rFonts w:ascii="Courier New" w:eastAsia="Times New Roman" w:hAnsi="Courier New" w:cs="Courier New"/>
+          <w:color w:val="D4D4D4"/>
+          <w:sz w:val="18"/>
+          <w:szCs w:val="18"/>
+          <w:lang w:eastAsia="en-IN"/>
+        </w:rPr>
+      </w:pPr>
+      <w:r>
+        <w:rPr>
+          <w:rFonts w:ascii="Courier New" w:eastAsia="Times New Roman" w:hAnsi="Courier New" w:cs="Courier New"/>
+          <w:color w:val="D4D4D4"/>
+          <w:sz w:val="18"/>
+          <w:szCs w:val="18"/>
+          <w:lang w:eastAsia="en-IN"/>
+        </w:rPr>
+        <w:t xml:space="preserve">                </w:t>
+      </w:r>
+      <w:proofErr w:type="spellStart"/>
+      <w:r>
+        <w:rPr>
+          <w:rFonts w:ascii="Courier New" w:eastAsia="Times New Roman" w:hAnsi="Courier New" w:cs="Courier New"/>
+          <w:color w:val="D4D4D4"/>
+          <w:sz w:val="18"/>
+          <w:szCs w:val="18"/>
+          <w:lang w:eastAsia="en-IN"/>
+        </w:rPr>
+        <w:t>visited.add</w:t>
+      </w:r>
+      <w:proofErr w:type="spellEnd"/>
+      <w:r>
+        <w:rPr>
+          <w:rFonts w:ascii="Courier New" w:eastAsia="Times New Roman" w:hAnsi="Courier New" w:cs="Courier New"/>
+          <w:color w:val="DCDCDC"/>
+          <w:sz w:val="18"/>
+          <w:szCs w:val="18"/>
+          <w:lang w:eastAsia="en-IN"/>
+        </w:rPr>
+        <w:t>(</w:t>
+      </w:r>
+      <w:r>
+        <w:rPr>
+          <w:rFonts w:ascii="Courier New" w:eastAsia="Times New Roman" w:hAnsi="Courier New" w:cs="Courier New"/>
+          <w:color w:val="D4D4D4"/>
+          <w:sz w:val="18"/>
+          <w:szCs w:val="18"/>
+          <w:lang w:eastAsia="en-IN"/>
+        </w:rPr>
+        <w:t>j</w:t>
+      </w:r>
+      <w:r>
+        <w:rPr>
+          <w:rFonts w:ascii="Courier New" w:eastAsia="Times New Roman" w:hAnsi="Courier New" w:cs="Courier New"/>
+          <w:color w:val="DCDCDC"/>
+          <w:sz w:val="18"/>
+          <w:szCs w:val="18"/>
+          <w:lang w:eastAsia="en-IN"/>
+        </w:rPr>
+        <w:t>)</w:t>
+      </w:r>
+    </w:p>
+    <w:p>
+      <w:pPr>
+        <w:shd w:val="clear" w:color="auto" w:fill="282A2C"/>
+        <w:spacing w:after="0" w:line="285" w:lineRule="atLeast"/>
+        <w:rPr>
+          <w:rFonts w:ascii="Courier New" w:eastAsia="Times New Roman" w:hAnsi="Courier New" w:cs="Courier New"/>
+          <w:color w:val="D4D4D4"/>
+          <w:sz w:val="18"/>
+          <w:szCs w:val="18"/>
+          <w:lang w:eastAsia="en-IN"/>
+        </w:rPr>
+      </w:pPr>
+      <w:r>
+        <w:rPr>
+          <w:rFonts w:ascii="Courier New" w:eastAsia="Times New Roman" w:hAnsi="Courier New" w:cs="Courier New"/>
+          <w:color w:val="D4D4D4"/>
+          <w:sz w:val="18"/>
+          <w:szCs w:val="18"/>
+          <w:lang w:eastAsia="en-IN"/>
+        </w:rPr>
+        <w:t xml:space="preserve">                </w:t>
+      </w:r>
+      <w:r>
+        <w:rPr>
+          <w:rFonts w:ascii="Courier New" w:eastAsia="Times New Roman" w:hAnsi="Courier New" w:cs="Courier New"/>
+          <w:color w:val="C99CC6"/>
+          <w:sz w:val="18"/>
+          <w:szCs w:val="18"/>
+          <w:lang w:eastAsia="en-IN"/>
+        </w:rPr>
+        <w:t>break</w:t>
+      </w:r>
+    </w:p>
+    <w:p>
+      <w:pPr>
+        <w:shd w:val="clear" w:color="auto" w:fill="282A2C"/>
+        <w:spacing w:after="0" w:line="285" w:lineRule="atLeast"/>
+        <w:rPr>
+          <w:rFonts w:ascii="Courier New" w:eastAsia="Times New Roman" w:hAnsi="Courier New" w:cs="Courier New"/>
+          <w:color w:val="D4D4D4"/>
+          <w:sz w:val="18"/>
+          <w:szCs w:val="18"/>
+          <w:lang w:eastAsia="en-IN"/>
+        </w:rPr>
+      </w:pPr>
+      <w:r>
+        <w:rPr>
+          <w:rFonts w:ascii="Courier New" w:eastAsia="Times New Roman" w:hAnsi="Courier New" w:cs="Courier New"/>
+          <w:color w:val="D4D4D4"/>
+          <w:sz w:val="18"/>
+          <w:szCs w:val="18"/>
+          <w:lang w:eastAsia="en-IN"/>
+        </w:rPr>
+        <w:t xml:space="preserve">    </w:t>
+      </w:r>
+      <w:proofErr w:type="spellStart"/>
+      <w:proofErr w:type="gramStart"/>
+      <w:r>
+        <w:rPr>
+          <w:rFonts w:ascii="Courier New" w:eastAsia="Times New Roman" w:hAnsi="Courier New" w:cs="Courier New"/>
+          <w:color w:val="D4D4D4"/>
+          <w:sz w:val="18"/>
+          <w:szCs w:val="18"/>
+          <w:lang w:eastAsia="en-IN"/>
+        </w:rPr>
+        <w:t>tour.append</w:t>
+      </w:r>
+      <w:proofErr w:type="spellEnd"/>
+      <w:proofErr w:type="gramEnd"/>
+      <w:r>
+        <w:rPr>
+          <w:rFonts w:ascii="Courier New" w:eastAsia="Times New Roman" w:hAnsi="Courier New" w:cs="Courier New"/>
+          <w:color w:val="DCDCDC"/>
+          <w:sz w:val="18"/>
+          <w:szCs w:val="18"/>
+          <w:lang w:eastAsia="en-IN"/>
+        </w:rPr>
+        <w:t>(</w:t>
+      </w:r>
+      <w:r>
+        <w:rPr>
+          <w:rFonts w:ascii="Courier New" w:eastAsia="Times New Roman" w:hAnsi="Courier New" w:cs="Courier New"/>
+          <w:color w:val="D4D4D4"/>
+          <w:sz w:val="18"/>
+          <w:szCs w:val="18"/>
+          <w:lang w:eastAsia="en-IN"/>
+        </w:rPr>
+        <w:t>start</w:t>
+      </w:r>
+      <w:r>
+        <w:rPr>
+          <w:rFonts w:ascii="Courier New" w:eastAsia="Times New Roman" w:hAnsi="Courier New" w:cs="Courier New"/>
+          <w:color w:val="DCDCDC"/>
+          <w:sz w:val="18"/>
+          <w:szCs w:val="18"/>
+          <w:lang w:eastAsia="en-IN"/>
+        </w:rPr>
+        <w:t>)</w:t>
+      </w:r>
+      <w:r>
+        <w:rPr>
+          <w:rFonts w:ascii="Courier New" w:eastAsia="Times New Roman" w:hAnsi="Courier New" w:cs="Courier New"/>
+          <w:color w:val="D4D4D4"/>
+          <w:sz w:val="18"/>
+          <w:szCs w:val="18"/>
+          <w:lang w:eastAsia="en-IN"/>
+        </w:rPr>
+        <w:t xml:space="preserve">  </w:t>
+      </w:r>
+      <w:r>
+        <w:rPr>
+          <w:rFonts w:ascii="Courier New" w:eastAsia="Times New Roman" w:hAnsi="Courier New" w:cs="Courier New"/>
+          <w:color w:val="82B76C"/>
+          <w:sz w:val="18"/>
+          <w:szCs w:val="18"/>
+          <w:lang w:eastAsia="en-IN"/>
+        </w:rPr>
+        <w:t># return to start</w:t>
+      </w:r>
+    </w:p>
+    <w:p>
+      <w:pPr>
+        <w:shd w:val="clear" w:color="auto" w:fill="282A2C"/>
+        <w:spacing w:after="0" w:line="285" w:lineRule="atLeast"/>
+        <w:rPr>
+          <w:rFonts w:ascii="Courier New" w:eastAsia="Times New Roman" w:hAnsi="Courier New" w:cs="Courier New"/>
+          <w:color w:val="D4D4D4"/>
+          <w:sz w:val="18"/>
+          <w:szCs w:val="18"/>
+          <w:lang w:eastAsia="en-IN"/>
+        </w:rPr>
+      </w:pPr>
+      <w:r>
+        <w:rPr>
+          <w:rFonts w:ascii="Courier New" w:eastAsia="Times New Roman" w:hAnsi="Courier New" w:cs="Courier New"/>
+          <w:color w:val="D4D4D4"/>
+          <w:sz w:val="18"/>
+          <w:szCs w:val="18"/>
+          <w:lang w:eastAsia="en-IN"/>
+        </w:rPr>
+        <w:t xml:space="preserve">    </w:t>
+      </w:r>
+      <w:r>
+        <w:rPr>
+          <w:rFonts w:ascii="Courier New" w:eastAsia="Times New Roman" w:hAnsi="Courier New" w:cs="Courier New"/>
+          <w:color w:val="C99CC6"/>
+          <w:sz w:val="18"/>
+          <w:szCs w:val="18"/>
+          <w:lang w:eastAsia="en-IN"/>
+        </w:rPr>
+        <w:t>return</w:t>
+      </w:r>
+      <w:r>
+        <w:rPr>
+          <w:rFonts w:ascii="Courier New" w:eastAsia="Times New Roman" w:hAnsi="Courier New" w:cs="Courier New"/>
+          <w:color w:val="D4D4D4"/>
+          <w:sz w:val="18"/>
+          <w:szCs w:val="18"/>
+          <w:lang w:eastAsia="en-IN"/>
+        </w:rPr>
+        <w:t xml:space="preserve"> tour</w:t>
+      </w:r>
+    </w:p>
+    <w:p>
+      <w:pPr>
+        <w:shd w:val="clear" w:color="auto" w:fill="282A2C"/>
+        <w:spacing w:after="0" w:line="285" w:lineRule="atLeast"/>
+        <w:rPr>
+          <w:rFonts w:ascii="Courier New" w:eastAsia="Times New Roman" w:hAnsi="Courier New" w:cs="Courier New"/>
+          <w:color w:val="D4D4D4"/>
+          <w:sz w:val="18"/>
+          <w:szCs w:val="18"/>
+          <w:lang w:eastAsia="en-IN"/>
+        </w:rPr>
+      </w:pPr>
+    </w:p>
+    <w:p>
+      <w:pPr>
+        <w:shd w:val="clear" w:color="auto" w:fill="282A2C"/>
+        <w:spacing w:after="0" w:line="285" w:lineRule="atLeast"/>
+        <w:rPr>
+          <w:rFonts w:ascii="Courier New" w:eastAsia="Times New Roman" w:hAnsi="Courier New" w:cs="Courier New"/>
+          <w:color w:val="D4D4D4"/>
+          <w:sz w:val="18"/>
+          <w:szCs w:val="18"/>
+          <w:lang w:eastAsia="en-IN"/>
+        </w:rPr>
+      </w:pPr>
+      <w:r>
+        <w:rPr>
+          <w:rFonts w:ascii="Courier New" w:eastAsia="Times New Roman" w:hAnsi="Courier New" w:cs="Courier New"/>
+          <w:color w:val="69A5D7"/>
+          <w:sz w:val="18"/>
+          <w:szCs w:val="18"/>
+          <w:lang w:eastAsia="en-IN"/>
+        </w:rPr>
+        <w:t>def</w:t>
+      </w:r>
+      <w:r>
+        <w:rPr>
+          <w:rFonts w:ascii="Courier New" w:eastAsia="Times New Roman" w:hAnsi="Courier New" w:cs="Courier New"/>
+          <w:color w:val="D4D4D4"/>
+          <w:sz w:val="18"/>
+          <w:szCs w:val="18"/>
+          <w:lang w:eastAsia="en-IN"/>
+        </w:rPr>
+        <w:t xml:space="preserve"> </w:t>
+      </w:r>
+      <w:proofErr w:type="spellStart"/>
+      <w:r>
+        <w:rPr>
+          <w:rFonts w:ascii="Courier New" w:eastAsia="Times New Roman" w:hAnsi="Courier New" w:cs="Courier New"/>
+          <w:color w:val="DCDCAA"/>
+          <w:sz w:val="18"/>
+          <w:szCs w:val="18"/>
+          <w:lang w:eastAsia="en-IN"/>
+        </w:rPr>
+        <w:t>tour_length</w:t>
+      </w:r>
+      <w:proofErr w:type="spellEnd"/>
+      <w:r>
+        <w:rPr>
+          <w:rFonts w:ascii="Courier New" w:eastAsia="Times New Roman" w:hAnsi="Courier New" w:cs="Courier New"/>
+          <w:color w:val="D4D4D4"/>
+          <w:sz w:val="18"/>
+          <w:szCs w:val="18"/>
+          <w:lang w:eastAsia="en-IN"/>
+        </w:rPr>
+        <w:t>(</w:t>
+      </w:r>
+      <w:r>
+        <w:rPr>
+          <w:rFonts w:ascii="Courier New" w:eastAsia="Times New Roman" w:hAnsi="Courier New" w:cs="Courier New"/>
+          <w:color w:val="9CDCFE"/>
+          <w:sz w:val="18"/>
+          <w:szCs w:val="18"/>
+          <w:lang w:eastAsia="en-IN"/>
+        </w:rPr>
+        <w:t>tour</w:t>
+      </w:r>
+      <w:r>
+        <w:rPr>
+          <w:rFonts w:ascii="Courier New" w:eastAsia="Times New Roman" w:hAnsi="Courier New" w:cs="Courier New"/>
+          <w:color w:val="D4D4D4"/>
+          <w:sz w:val="18"/>
+          <w:szCs w:val="18"/>
+          <w:lang w:eastAsia="en-IN"/>
+        </w:rPr>
+        <w:t>)</w:t>
+      </w:r>
+      <w:r>
+        <w:rPr>
+          <w:rFonts w:ascii="Courier New" w:eastAsia="Times New Roman" w:hAnsi="Courier New" w:cs="Courier New"/>
+          <w:color w:val="DCDCDC"/>
+          <w:sz w:val="18"/>
+          <w:szCs w:val="18"/>
+          <w:lang w:eastAsia="en-IN"/>
+        </w:rPr>
+        <w:t>:</w:t>
+      </w:r>
+    </w:p>
+    <w:p>
+      <w:pPr>
+        <w:shd w:val="clear" w:color="auto" w:fill="282A2C"/>
+        <w:spacing w:after="0" w:line="285" w:lineRule="atLeast"/>
+        <w:rPr>
+          <w:rFonts w:ascii="Courier New" w:eastAsia="Times New Roman" w:hAnsi="Courier New" w:cs="Courier New"/>
+          <w:color w:val="D4D4D4"/>
+          <w:sz w:val="18"/>
+          <w:szCs w:val="18"/>
+          <w:lang w:eastAsia="en-IN"/>
+        </w:rPr>
+      </w:pPr>
+      <w:r>
+        <w:rPr>
+          <w:rFonts w:ascii="Courier New" w:eastAsia="Times New Roman" w:hAnsi="Courier New" w:cs="Courier New"/>
+          <w:color w:val="D4D4D4"/>
+          <w:sz w:val="18"/>
+          <w:szCs w:val="18"/>
+          <w:lang w:eastAsia="en-IN"/>
+        </w:rPr>
+        <w:t xml:space="preserve">    </w:t>
+      </w:r>
+      <w:r>
+        <w:rPr>
+          <w:rFonts w:ascii="Courier New" w:eastAsia="Times New Roman" w:hAnsi="Courier New" w:cs="Courier New"/>
+          <w:color w:val="C99CC6"/>
+          <w:sz w:val="18"/>
+          <w:szCs w:val="18"/>
+          <w:lang w:eastAsia="en-IN"/>
+        </w:rPr>
+        <w:t>return</w:t>
+      </w:r>
+      <w:r>
+        <w:rPr>
+          <w:rFonts w:ascii="Courier New" w:eastAsia="Times New Roman" w:hAnsi="Courier New" w:cs="Courier New"/>
+          <w:color w:val="D4D4D4"/>
+          <w:sz w:val="18"/>
+          <w:szCs w:val="18"/>
+          <w:lang w:eastAsia="en-IN"/>
+        </w:rPr>
+        <w:t xml:space="preserve"> </w:t>
+      </w:r>
+      <w:r>
+        <w:rPr>
+          <w:rFonts w:ascii="Courier New" w:eastAsia="Times New Roman" w:hAnsi="Courier New" w:cs="Courier New"/>
+          <w:color w:val="DCDCAA"/>
+          <w:sz w:val="18"/>
+          <w:szCs w:val="18"/>
+          <w:lang w:eastAsia="en-IN"/>
+        </w:rPr>
+        <w:t>sum</w:t>
+      </w:r>
+      <w:r>
+        <w:rPr>
+          <w:rFonts w:ascii="Courier New" w:eastAsia="Times New Roman" w:hAnsi="Courier New" w:cs="Courier New"/>
+          <w:color w:val="DCDCDC"/>
+          <w:sz w:val="18"/>
+          <w:szCs w:val="18"/>
+          <w:lang w:eastAsia="en-IN"/>
+        </w:rPr>
+        <w:t>(</w:t>
+      </w:r>
+      <w:r>
+        <w:rPr>
+          <w:rFonts w:ascii="Courier New" w:eastAsia="Times New Roman" w:hAnsi="Courier New" w:cs="Courier New"/>
+          <w:color w:val="D4D4D4"/>
+          <w:sz w:val="18"/>
+          <w:szCs w:val="18"/>
+          <w:lang w:eastAsia="en-IN"/>
+        </w:rPr>
+        <w:t>distances</w:t>
+      </w:r>
+      <w:r>
+        <w:rPr>
+          <w:rFonts w:ascii="Courier New" w:eastAsia="Times New Roman" w:hAnsi="Courier New" w:cs="Courier New"/>
+          <w:color w:val="DCDCDC"/>
+          <w:sz w:val="18"/>
+          <w:szCs w:val="18"/>
+          <w:lang w:eastAsia="en-IN"/>
+        </w:rPr>
+        <w:t>[</w:t>
+      </w:r>
+      <w:r>
+        <w:rPr>
+          <w:rFonts w:ascii="Courier New" w:eastAsia="Times New Roman" w:hAnsi="Courier New" w:cs="Courier New"/>
+          <w:color w:val="D4D4D4"/>
+          <w:sz w:val="18"/>
+          <w:szCs w:val="18"/>
+          <w:lang w:eastAsia="en-IN"/>
+        </w:rPr>
+        <w:t>tour</w:t>
+      </w:r>
+      <w:r>
+        <w:rPr>
+          <w:rFonts w:ascii="Courier New" w:eastAsia="Times New Roman" w:hAnsi="Courier New" w:cs="Courier New"/>
+          <w:color w:val="DCDCDC"/>
+          <w:sz w:val="18"/>
+          <w:szCs w:val="18"/>
+          <w:lang w:eastAsia="en-IN"/>
+        </w:rPr>
+        <w:t>[</w:t>
+      </w:r>
+      <w:proofErr w:type="spellStart"/>
+      <w:r>
+        <w:rPr>
+          <w:rFonts w:ascii="Courier New" w:eastAsia="Times New Roman" w:hAnsi="Courier New" w:cs="Courier New"/>
+          <w:color w:val="D4D4D4"/>
+          <w:sz w:val="18"/>
+          <w:szCs w:val="18"/>
+          <w:lang w:eastAsia="en-IN"/>
+        </w:rPr>
+        <w:t>i</w:t>
+      </w:r>
+      <w:proofErr w:type="spellEnd"/>
+      <w:proofErr w:type="gramStart"/>
+      <w:r>
+        <w:rPr>
+          <w:rFonts w:ascii="Courier New" w:eastAsia="Times New Roman" w:hAnsi="Courier New" w:cs="Courier New"/>
+          <w:color w:val="DCDCDC"/>
+          <w:sz w:val="18"/>
+          <w:szCs w:val="18"/>
+          <w:lang w:eastAsia="en-IN"/>
+        </w:rPr>
+        <w:t>]][</w:t>
+      </w:r>
+      <w:proofErr w:type="gramEnd"/>
+      <w:r>
+        <w:rPr>
+          <w:rFonts w:ascii="Courier New" w:eastAsia="Times New Roman" w:hAnsi="Courier New" w:cs="Courier New"/>
+          <w:color w:val="D4D4D4"/>
+          <w:sz w:val="18"/>
+          <w:szCs w:val="18"/>
+          <w:lang w:eastAsia="en-IN"/>
+        </w:rPr>
+        <w:t>tour</w:t>
+      </w:r>
+      <w:r>
+        <w:rPr>
+          <w:rFonts w:ascii="Courier New" w:eastAsia="Times New Roman" w:hAnsi="Courier New" w:cs="Courier New"/>
+          <w:color w:val="DCDCDC"/>
+          <w:sz w:val="18"/>
+          <w:szCs w:val="18"/>
+          <w:lang w:eastAsia="en-IN"/>
+        </w:rPr>
+        <w:t>[</w:t>
+      </w:r>
+      <w:r>
+        <w:rPr>
+          <w:rFonts w:ascii="Courier New" w:eastAsia="Times New Roman" w:hAnsi="Courier New" w:cs="Courier New"/>
+          <w:color w:val="D4D4D4"/>
+          <w:sz w:val="18"/>
+          <w:szCs w:val="18"/>
+          <w:lang w:eastAsia="en-IN"/>
+        </w:rPr>
+        <w:t>i+</w:t>
+      </w:r>
+      <w:r>
+        <w:rPr>
+          <w:rFonts w:ascii="Courier New" w:eastAsia="Times New Roman" w:hAnsi="Courier New" w:cs="Courier New"/>
+          <w:color w:val="B5CEA8"/>
+          <w:sz w:val="18"/>
+          <w:szCs w:val="18"/>
+          <w:lang w:eastAsia="en-IN"/>
+        </w:rPr>
+        <w:t>1</w:t>
+      </w:r>
+      <w:r>
+        <w:rPr>
+          <w:rFonts w:ascii="Courier New" w:eastAsia="Times New Roman" w:hAnsi="Courier New" w:cs="Courier New"/>
+          <w:color w:val="DCDCDC"/>
+          <w:sz w:val="18"/>
+          <w:szCs w:val="18"/>
+          <w:lang w:eastAsia="en-IN"/>
+        </w:rPr>
+        <w:t>]]</w:t>
+      </w:r>
+      <w:r>
+        <w:rPr>
+          <w:rFonts w:ascii="Courier New" w:eastAsia="Times New Roman" w:hAnsi="Courier New" w:cs="Courier New"/>
+          <w:color w:val="D4D4D4"/>
+          <w:sz w:val="18"/>
+          <w:szCs w:val="18"/>
+          <w:lang w:eastAsia="en-IN"/>
+        </w:rPr>
+        <w:t xml:space="preserve"> </w:t>
+      </w:r>
+      <w:r>
+        <w:rPr>
+          <w:rFonts w:ascii="Courier New" w:eastAsia="Times New Roman" w:hAnsi="Courier New" w:cs="Courier New"/>
+          <w:color w:val="C99CC6"/>
+          <w:sz w:val="18"/>
+          <w:szCs w:val="18"/>
+          <w:lang w:eastAsia="en-IN"/>
+        </w:rPr>
+        <w:t>for</w:t>
+      </w:r>
+      <w:r>
+        <w:rPr>
+          <w:rFonts w:ascii="Courier New" w:eastAsia="Times New Roman" w:hAnsi="Courier New" w:cs="Courier New"/>
+          <w:color w:val="D4D4D4"/>
+          <w:sz w:val="18"/>
+          <w:szCs w:val="18"/>
+          <w:lang w:eastAsia="en-IN"/>
+        </w:rPr>
+        <w:t xml:space="preserve"> </w:t>
+      </w:r>
+      <w:proofErr w:type="spellStart"/>
+      <w:r>
+        <w:rPr>
+          <w:rFonts w:ascii="Courier New" w:eastAsia="Times New Roman" w:hAnsi="Courier New" w:cs="Courier New"/>
+          <w:color w:val="D4D4D4"/>
+          <w:sz w:val="18"/>
+          <w:szCs w:val="18"/>
+          <w:lang w:eastAsia="en-IN"/>
+        </w:rPr>
+        <w:t>i</w:t>
+      </w:r>
+      <w:proofErr w:type="spellEnd"/>
+      <w:r>
+        <w:rPr>
+          <w:rFonts w:ascii="Courier New" w:eastAsia="Times New Roman" w:hAnsi="Courier New" w:cs="Courier New"/>
+          <w:color w:val="D4D4D4"/>
+          <w:sz w:val="18"/>
+          <w:szCs w:val="18"/>
+          <w:lang w:eastAsia="en-IN"/>
+        </w:rPr>
+        <w:t xml:space="preserve"> </w:t>
+      </w:r>
+      <w:r>
+        <w:rPr>
+          <w:rFonts w:ascii="Courier New" w:eastAsia="Times New Roman" w:hAnsi="Courier New" w:cs="Courier New"/>
+          <w:color w:val="82C6FF"/>
+          <w:sz w:val="18"/>
+          <w:szCs w:val="18"/>
+          <w:lang w:eastAsia="en-IN"/>
+        </w:rPr>
+        <w:t>in</w:t>
+      </w:r>
+      <w:r>
+        <w:rPr>
+          <w:rFonts w:ascii="Courier New" w:eastAsia="Times New Roman" w:hAnsi="Courier New" w:cs="Courier New"/>
+          <w:color w:val="D4D4D4"/>
+          <w:sz w:val="18"/>
+          <w:szCs w:val="18"/>
+          <w:lang w:eastAsia="en-IN"/>
+        </w:rPr>
+        <w:t xml:space="preserve"> </w:t>
+      </w:r>
+      <w:r>
+        <w:rPr>
+          <w:rFonts w:ascii="Courier New" w:eastAsia="Times New Roman" w:hAnsi="Courier New" w:cs="Courier New"/>
+          <w:color w:val="DCDCAA"/>
+          <w:sz w:val="18"/>
+          <w:szCs w:val="18"/>
+          <w:lang w:eastAsia="en-IN"/>
+        </w:rPr>
+        <w:t>range</w:t>
+      </w:r>
+      <w:r>
+        <w:rPr>
+          <w:rFonts w:ascii="Courier New" w:eastAsia="Times New Roman" w:hAnsi="Courier New" w:cs="Courier New"/>
+          <w:color w:val="DCDCDC"/>
+          <w:sz w:val="18"/>
+          <w:szCs w:val="18"/>
+          <w:lang w:eastAsia="en-IN"/>
+        </w:rPr>
+        <w:t>(</w:t>
+      </w:r>
+      <w:proofErr w:type="spellStart"/>
+      <w:r>
+        <w:rPr>
+          <w:rFonts w:ascii="Courier New" w:eastAsia="Times New Roman" w:hAnsi="Courier New" w:cs="Courier New"/>
+          <w:color w:val="DCDCAA"/>
+          <w:sz w:val="18"/>
+          <w:szCs w:val="18"/>
+          <w:lang w:eastAsia="en-IN"/>
+        </w:rPr>
+        <w:t>len</w:t>
+      </w:r>
+      <w:proofErr w:type="spellEnd"/>
+      <w:r>
+        <w:rPr>
+          <w:rFonts w:ascii="Courier New" w:eastAsia="Times New Roman" w:hAnsi="Courier New" w:cs="Courier New"/>
+          <w:color w:val="DCDCDC"/>
+          <w:sz w:val="18"/>
+          <w:szCs w:val="18"/>
+          <w:lang w:eastAsia="en-IN"/>
+        </w:rPr>
+        <w:t>(</w:t>
+      </w:r>
+      <w:r>
+        <w:rPr>
+          <w:rFonts w:ascii="Courier New" w:eastAsia="Times New Roman" w:hAnsi="Courier New" w:cs="Courier New"/>
+          <w:color w:val="D4D4D4"/>
+          <w:sz w:val="18"/>
+          <w:szCs w:val="18"/>
+          <w:lang w:eastAsia="en-IN"/>
+        </w:rPr>
+        <w:t>tour</w:t>
+      </w:r>
+      <w:r>
+        <w:rPr>
+          <w:rFonts w:ascii="Courier New" w:eastAsia="Times New Roman" w:hAnsi="Courier New" w:cs="Courier New"/>
+          <w:color w:val="DCDCDC"/>
+          <w:sz w:val="18"/>
+          <w:szCs w:val="18"/>
+          <w:lang w:eastAsia="en-IN"/>
+        </w:rPr>
+        <w:t>)</w:t>
+      </w:r>
+      <w:r>
+        <w:rPr>
+          <w:rFonts w:ascii="Courier New" w:eastAsia="Times New Roman" w:hAnsi="Courier New" w:cs="Courier New"/>
+          <w:color w:val="B5CEA8"/>
+          <w:sz w:val="18"/>
+          <w:szCs w:val="18"/>
+          <w:lang w:eastAsia="en-IN"/>
+        </w:rPr>
+        <w:t>-1</w:t>
+      </w:r>
+      <w:r>
+        <w:rPr>
+          <w:rFonts w:ascii="Courier New" w:eastAsia="Times New Roman" w:hAnsi="Courier New" w:cs="Courier New"/>
+          <w:color w:val="DCDCDC"/>
+          <w:sz w:val="18"/>
+          <w:szCs w:val="18"/>
+          <w:lang w:eastAsia="en-IN"/>
+        </w:rPr>
+        <w:t>))</w:t>
+      </w:r>
+    </w:p>
+    <w:p>
+      <w:pPr>
+        <w:shd w:val="clear" w:color="auto" w:fill="282A2C"/>
+        <w:spacing w:after="0" w:line="285" w:lineRule="atLeast"/>
+        <w:rPr>
+          <w:rFonts w:ascii="Courier New" w:eastAsia="Times New Roman" w:hAnsi="Courier New" w:cs="Courier New"/>
+          <w:color w:val="D4D4D4"/>
+          <w:sz w:val="18"/>
+          <w:szCs w:val="18"/>
+          <w:lang w:eastAsia="en-IN"/>
+        </w:rPr>
+      </w:pPr>
+    </w:p>
+    <w:p>
+      <w:pPr>
+        <w:shd w:val="clear" w:color="auto" w:fill="282A2C"/>
+        <w:spacing w:after="0" w:line="285" w:lineRule="atLeast"/>
+        <w:rPr>
+          <w:rFonts w:ascii="Courier New" w:eastAsia="Times New Roman" w:hAnsi="Courier New" w:cs="Courier New"/>
+          <w:color w:val="D4D4D4"/>
+          <w:sz w:val="18"/>
+          <w:szCs w:val="18"/>
+          <w:lang w:eastAsia="en-IN"/>
+        </w:rPr>
+      </w:pPr>
+      <w:r>
+        <w:rPr>
+          <w:rFonts w:ascii="Courier New" w:eastAsia="Times New Roman" w:hAnsi="Courier New" w:cs="Courier New"/>
+          <w:color w:val="82B76C"/>
+          <w:sz w:val="18"/>
+          <w:szCs w:val="18"/>
+          <w:lang w:eastAsia="en-IN"/>
+        </w:rPr>
+        <w:t># --- Step 3: Main loop ---</w:t>
+      </w:r>
+    </w:p>
+    <w:p>
+      <w:pPr>
+        <w:shd w:val="clear" w:color="auto" w:fill="282A2C"/>
+        <w:spacing w:after="0" w:line="285" w:lineRule="atLeast"/>
+        <w:rPr>
+          <w:rFonts w:ascii="Courier New" w:eastAsia="Times New Roman" w:hAnsi="Courier New" w:cs="Courier New"/>
+          <w:color w:val="D4D4D4"/>
+          <w:sz w:val="18"/>
+          <w:szCs w:val="18"/>
+          <w:lang w:eastAsia="en-IN"/>
+        </w:rPr>
+      </w:pPr>
+      <w:proofErr w:type="spellStart"/>
+      <w:r>
+        <w:rPr>
+          <w:rFonts w:ascii="Courier New" w:eastAsia="Times New Roman" w:hAnsi="Courier New" w:cs="Courier New"/>
+          <w:color w:val="D4D4D4"/>
+          <w:sz w:val="18"/>
+          <w:szCs w:val="18"/>
+          <w:lang w:eastAsia="en-IN"/>
+        </w:rPr>
+        <w:t>best_tour</w:t>
+      </w:r>
+      <w:proofErr w:type="spellEnd"/>
+      <w:r>
+        <w:rPr>
+          <w:rFonts w:ascii="Courier New" w:eastAsia="Times New Roman" w:hAnsi="Courier New" w:cs="Courier New"/>
+          <w:color w:val="D4D4D4"/>
+          <w:sz w:val="18"/>
+          <w:szCs w:val="18"/>
+          <w:lang w:eastAsia="en-IN"/>
+        </w:rPr>
+        <w:t xml:space="preserve"> = </w:t>
+      </w:r>
+      <w:r>
+        <w:rPr>
+          <w:rFonts w:ascii="Courier New" w:eastAsia="Times New Roman" w:hAnsi="Courier New" w:cs="Courier New"/>
+          <w:color w:val="569CD6"/>
+          <w:sz w:val="18"/>
+          <w:szCs w:val="18"/>
+          <w:lang w:eastAsia="en-IN"/>
+        </w:rPr>
+        <w:t>None</w:t>
+      </w:r>
+    </w:p>
+    <w:p>
+      <w:pPr>
+        <w:shd w:val="clear" w:color="auto" w:fill="282A2C"/>
+        <w:spacing w:after="0" w:line="285" w:lineRule="atLeast"/>
+        <w:rPr>
+          <w:rFonts w:ascii="Courier New" w:eastAsia="Times New Roman" w:hAnsi="Courier New" w:cs="Courier New"/>
+          <w:color w:val="D4D4D4"/>
+          <w:sz w:val="18"/>
+          <w:szCs w:val="18"/>
+          <w:lang w:eastAsia="en-IN"/>
+        </w:rPr>
+      </w:pPr>
+      <w:proofErr w:type="spellStart"/>
+      <w:r>
+        <w:rPr>
+          <w:rFonts w:ascii="Courier New" w:eastAsia="Times New Roman" w:hAnsi="Courier New" w:cs="Courier New"/>
+          <w:color w:val="D4D4D4"/>
+          <w:sz w:val="18"/>
+          <w:szCs w:val="18"/>
+          <w:lang w:eastAsia="en-IN"/>
+        </w:rPr>
+        <w:t>best_length</w:t>
+      </w:r>
+      <w:proofErr w:type="spellEnd"/>
+      <w:r>
+        <w:rPr>
+          <w:rFonts w:ascii="Courier New" w:eastAsia="Times New Roman" w:hAnsi="Courier New" w:cs="Courier New"/>
+          <w:color w:val="D4D4D4"/>
+          <w:sz w:val="18"/>
+          <w:szCs w:val="18"/>
+          <w:lang w:eastAsia="en-IN"/>
+        </w:rPr>
+        <w:t xml:space="preserve"> = </w:t>
+      </w:r>
+      <w:r>
+        <w:rPr>
+          <w:rFonts w:ascii="Courier New" w:eastAsia="Times New Roman" w:hAnsi="Courier New" w:cs="Courier New"/>
+          <w:color w:val="4EC9B0"/>
+          <w:sz w:val="18"/>
+          <w:szCs w:val="18"/>
+          <w:lang w:eastAsia="en-IN"/>
+        </w:rPr>
+        <w:t>float</w:t>
+      </w:r>
+      <w:r>
+        <w:rPr>
+          <w:rFonts w:ascii="Courier New" w:eastAsia="Times New Roman" w:hAnsi="Courier New" w:cs="Courier New"/>
+          <w:color w:val="DCDCDC"/>
+          <w:sz w:val="18"/>
+          <w:szCs w:val="18"/>
+          <w:lang w:eastAsia="en-IN"/>
+        </w:rPr>
+        <w:t>(</w:t>
+      </w:r>
+      <w:r>
+        <w:rPr>
+          <w:rFonts w:ascii="Courier New" w:eastAsia="Times New Roman" w:hAnsi="Courier New" w:cs="Courier New"/>
+          <w:color w:val="CE9178"/>
+          <w:sz w:val="18"/>
+          <w:szCs w:val="18"/>
+          <w:lang w:eastAsia="en-IN"/>
+        </w:rPr>
+        <w:t>"inf"</w:t>
+      </w:r>
+      <w:r>
+        <w:rPr>
+          <w:rFonts w:ascii="Courier New" w:eastAsia="Times New Roman" w:hAnsi="Courier New" w:cs="Courier New"/>
+          <w:color w:val="DCDCDC"/>
+          <w:sz w:val="18"/>
+          <w:szCs w:val="18"/>
+          <w:lang w:eastAsia="en-IN"/>
+        </w:rPr>
+        <w:t>)</w:t>
+      </w:r>
+    </w:p>
+    <w:p>
+      <w:pPr>
+        <w:shd w:val="clear" w:color="auto" w:fill="282A2C"/>
+        <w:spacing w:after="0" w:line="285" w:lineRule="atLeast"/>
+        <w:rPr>
+          <w:rFonts w:ascii="Courier New" w:eastAsia="Times New Roman" w:hAnsi="Courier New" w:cs="Courier New"/>
+          <w:color w:val="D4D4D4"/>
+          <w:sz w:val="18"/>
+          <w:szCs w:val="18"/>
+          <w:lang w:eastAsia="en-IN"/>
+        </w:rPr>
+      </w:pPr>
+    </w:p>
+    <w:p>
+      <w:pPr>
+        <w:shd w:val="clear" w:color="auto" w:fill="282A2C"/>
+        <w:spacing w:after="0" w:line="285" w:lineRule="atLeast"/>
+        <w:rPr>
+          <w:rFonts w:ascii="Courier New" w:eastAsia="Times New Roman" w:hAnsi="Courier New" w:cs="Courier New"/>
+          <w:color w:val="D4D4D4"/>
+          <w:sz w:val="18"/>
+          <w:szCs w:val="18"/>
+          <w:lang w:eastAsia="en-IN"/>
+        </w:rPr>
+      </w:pPr>
+      <w:r>
+        <w:rPr>
+          <w:rFonts w:ascii="Courier New" w:eastAsia="Times New Roman" w:hAnsi="Courier New" w:cs="Courier New"/>
+          <w:color w:val="C99CC6"/>
+          <w:sz w:val="18"/>
+          <w:szCs w:val="18"/>
+          <w:lang w:eastAsia="en-IN"/>
+        </w:rPr>
+        <w:t>for</w:t>
+      </w:r>
+      <w:r>
+        <w:rPr>
+          <w:rFonts w:ascii="Courier New" w:eastAsia="Times New Roman" w:hAnsi="Courier New" w:cs="Courier New"/>
+          <w:color w:val="D4D4D4"/>
+          <w:sz w:val="18"/>
+          <w:szCs w:val="18"/>
+          <w:lang w:eastAsia="en-IN"/>
+        </w:rPr>
+        <w:t xml:space="preserve"> _ </w:t>
+      </w:r>
+      <w:r>
+        <w:rPr>
+          <w:rFonts w:ascii="Courier New" w:eastAsia="Times New Roman" w:hAnsi="Courier New" w:cs="Courier New"/>
+          <w:color w:val="82C6FF"/>
+          <w:sz w:val="18"/>
+          <w:szCs w:val="18"/>
+          <w:lang w:eastAsia="en-IN"/>
+        </w:rPr>
+        <w:t>in</w:t>
+      </w:r>
+      <w:r>
+        <w:rPr>
+          <w:rFonts w:ascii="Courier New" w:eastAsia="Times New Roman" w:hAnsi="Courier New" w:cs="Courier New"/>
+          <w:color w:val="D4D4D4"/>
+          <w:sz w:val="18"/>
+          <w:szCs w:val="18"/>
+          <w:lang w:eastAsia="en-IN"/>
+        </w:rPr>
+        <w:t xml:space="preserve"> </w:t>
+      </w:r>
+      <w:r>
+        <w:rPr>
+          <w:rFonts w:ascii="Courier New" w:eastAsia="Times New Roman" w:hAnsi="Courier New" w:cs="Courier New"/>
+          <w:color w:val="DCDCAA"/>
+          <w:sz w:val="18"/>
+          <w:szCs w:val="18"/>
+          <w:lang w:eastAsia="en-IN"/>
+        </w:rPr>
+        <w:t>range</w:t>
+      </w:r>
+      <w:r>
+        <w:rPr>
+          <w:rFonts w:ascii="Courier New" w:eastAsia="Times New Roman" w:hAnsi="Courier New" w:cs="Courier New"/>
+          <w:color w:val="DCDCDC"/>
+          <w:sz w:val="18"/>
+          <w:szCs w:val="18"/>
+          <w:lang w:eastAsia="en-IN"/>
+        </w:rPr>
+        <w:t>(</w:t>
+      </w:r>
+      <w:proofErr w:type="spellStart"/>
+      <w:r>
+        <w:rPr>
+          <w:rFonts w:ascii="Courier New" w:eastAsia="Times New Roman" w:hAnsi="Courier New" w:cs="Courier New"/>
+          <w:color w:val="D4D4D4"/>
+          <w:sz w:val="18"/>
+          <w:szCs w:val="18"/>
+          <w:lang w:eastAsia="en-IN"/>
+        </w:rPr>
+        <w:t>num_iterations</w:t>
+      </w:r>
+      <w:proofErr w:type="spellEnd"/>
+      <w:r>
+        <w:rPr>
+          <w:rFonts w:ascii="Courier New" w:eastAsia="Times New Roman" w:hAnsi="Courier New" w:cs="Courier New"/>
+          <w:color w:val="DCDCDC"/>
+          <w:sz w:val="18"/>
+          <w:szCs w:val="18"/>
+          <w:lang w:eastAsia="en-IN"/>
+        </w:rPr>
+        <w:t>):</w:t>
+      </w:r>
+    </w:p>
+    <w:p>
+      <w:pPr>
+        <w:shd w:val="clear" w:color="auto" w:fill="282A2C"/>
+        <w:spacing w:after="0" w:line="285" w:lineRule="atLeast"/>
+        <w:rPr>
+          <w:rFonts w:ascii="Courier New" w:eastAsia="Times New Roman" w:hAnsi="Courier New" w:cs="Courier New"/>
+          <w:color w:val="D4D4D4"/>
+          <w:sz w:val="18"/>
+          <w:szCs w:val="18"/>
+          <w:lang w:eastAsia="en-IN"/>
+        </w:rPr>
+      </w:pPr>
+      <w:r>
+        <w:rPr>
+          <w:rFonts w:ascii="Courier New" w:eastAsia="Times New Roman" w:hAnsi="Courier New" w:cs="Courier New"/>
+          <w:color w:val="D4D4D4"/>
+          <w:sz w:val="18"/>
+          <w:szCs w:val="18"/>
+          <w:lang w:eastAsia="en-IN"/>
+        </w:rPr>
+        <w:t xml:space="preserve">    </w:t>
+      </w:r>
+      <w:proofErr w:type="spellStart"/>
+      <w:r>
+        <w:rPr>
+          <w:rFonts w:ascii="Courier New" w:eastAsia="Times New Roman" w:hAnsi="Courier New" w:cs="Courier New"/>
+          <w:color w:val="D4D4D4"/>
+          <w:sz w:val="18"/>
+          <w:szCs w:val="18"/>
+          <w:lang w:eastAsia="en-IN"/>
+        </w:rPr>
+        <w:t>all_tours</w:t>
+      </w:r>
+      <w:proofErr w:type="spellEnd"/>
+      <w:r>
+        <w:rPr>
+          <w:rFonts w:ascii="Courier New" w:eastAsia="Times New Roman" w:hAnsi="Courier New" w:cs="Courier New"/>
+          <w:color w:val="D4D4D4"/>
+          <w:sz w:val="18"/>
+          <w:szCs w:val="18"/>
+          <w:lang w:eastAsia="en-IN"/>
+        </w:rPr>
+        <w:t xml:space="preserve"> = </w:t>
+      </w:r>
+      <w:r>
+        <w:rPr>
+          <w:rFonts w:ascii="Courier New" w:eastAsia="Times New Roman" w:hAnsi="Courier New" w:cs="Courier New"/>
+          <w:color w:val="DCDCDC"/>
+          <w:sz w:val="18"/>
+          <w:szCs w:val="18"/>
+          <w:lang w:eastAsia="en-IN"/>
+        </w:rPr>
+        <w:t>[</w:t>
+      </w:r>
+      <w:proofErr w:type="spellStart"/>
+      <w:r>
+        <w:rPr>
+          <w:rFonts w:ascii="Courier New" w:eastAsia="Times New Roman" w:hAnsi="Courier New" w:cs="Courier New"/>
+          <w:color w:val="D4D4D4"/>
+          <w:sz w:val="18"/>
+          <w:szCs w:val="18"/>
+          <w:lang w:eastAsia="en-IN"/>
+        </w:rPr>
+        <w:t>construct_</w:t>
+      </w:r>
+      <w:proofErr w:type="gramStart"/>
+      <w:r>
+        <w:rPr>
+          <w:rFonts w:ascii="Courier New" w:eastAsia="Times New Roman" w:hAnsi="Courier New" w:cs="Courier New"/>
+          <w:color w:val="D4D4D4"/>
+          <w:sz w:val="18"/>
+          <w:szCs w:val="18"/>
+          <w:lang w:eastAsia="en-IN"/>
+        </w:rPr>
+        <w:t>solution</w:t>
+      </w:r>
+      <w:proofErr w:type="spellEnd"/>
+      <w:r>
+        <w:rPr>
+          <w:rFonts w:ascii="Courier New" w:eastAsia="Times New Roman" w:hAnsi="Courier New" w:cs="Courier New"/>
+          <w:color w:val="DCDCDC"/>
+          <w:sz w:val="18"/>
+          <w:szCs w:val="18"/>
+          <w:lang w:eastAsia="en-IN"/>
+        </w:rPr>
+        <w:t>(</w:t>
+      </w:r>
+      <w:proofErr w:type="gramEnd"/>
+      <w:r>
+        <w:rPr>
+          <w:rFonts w:ascii="Courier New" w:eastAsia="Times New Roman" w:hAnsi="Courier New" w:cs="Courier New"/>
+          <w:color w:val="DCDCDC"/>
+          <w:sz w:val="18"/>
+          <w:szCs w:val="18"/>
+          <w:lang w:eastAsia="en-IN"/>
+        </w:rPr>
+        <w:t>)</w:t>
+      </w:r>
+      <w:r>
+        <w:rPr>
+          <w:rFonts w:ascii="Courier New" w:eastAsia="Times New Roman" w:hAnsi="Courier New" w:cs="Courier New"/>
+          <w:color w:val="D4D4D4"/>
+          <w:sz w:val="18"/>
+          <w:szCs w:val="18"/>
+          <w:lang w:eastAsia="en-IN"/>
+        </w:rPr>
+        <w:t xml:space="preserve"> </w:t>
+      </w:r>
+      <w:r>
+        <w:rPr>
+          <w:rFonts w:ascii="Courier New" w:eastAsia="Times New Roman" w:hAnsi="Courier New" w:cs="Courier New"/>
+          <w:color w:val="C99CC6"/>
+          <w:sz w:val="18"/>
+          <w:szCs w:val="18"/>
+          <w:lang w:eastAsia="en-IN"/>
+        </w:rPr>
+        <w:t>for</w:t>
+      </w:r>
+      <w:r>
+        <w:rPr>
+          <w:rFonts w:ascii="Courier New" w:eastAsia="Times New Roman" w:hAnsi="Courier New" w:cs="Courier New"/>
+          <w:color w:val="D4D4D4"/>
+          <w:sz w:val="18"/>
+          <w:szCs w:val="18"/>
+          <w:lang w:eastAsia="en-IN"/>
+        </w:rPr>
+        <w:t xml:space="preserve"> _ </w:t>
+      </w:r>
+      <w:r>
+        <w:rPr>
+          <w:rFonts w:ascii="Courier New" w:eastAsia="Times New Roman" w:hAnsi="Courier New" w:cs="Courier New"/>
+          <w:color w:val="82C6FF"/>
+          <w:sz w:val="18"/>
+          <w:szCs w:val="18"/>
+          <w:lang w:eastAsia="en-IN"/>
+        </w:rPr>
+        <w:t>in</w:t>
+      </w:r>
+      <w:r>
+        <w:rPr>
+          <w:rFonts w:ascii="Courier New" w:eastAsia="Times New Roman" w:hAnsi="Courier New" w:cs="Courier New"/>
+          <w:color w:val="D4D4D4"/>
+          <w:sz w:val="18"/>
+          <w:szCs w:val="18"/>
+          <w:lang w:eastAsia="en-IN"/>
+        </w:rPr>
+        <w:t xml:space="preserve"> </w:t>
+      </w:r>
+      <w:r>
+        <w:rPr>
+          <w:rFonts w:ascii="Courier New" w:eastAsia="Times New Roman" w:hAnsi="Courier New" w:cs="Courier New"/>
+          <w:color w:val="DCDCAA"/>
+          <w:sz w:val="18"/>
+          <w:szCs w:val="18"/>
+          <w:lang w:eastAsia="en-IN"/>
+        </w:rPr>
+        <w:t>range</w:t>
+      </w:r>
+      <w:r>
+        <w:rPr>
+          <w:rFonts w:ascii="Courier New" w:eastAsia="Times New Roman" w:hAnsi="Courier New" w:cs="Courier New"/>
+          <w:color w:val="DCDCDC"/>
+          <w:sz w:val="18"/>
+          <w:szCs w:val="18"/>
+          <w:lang w:eastAsia="en-IN"/>
+        </w:rPr>
+        <w:t>(</w:t>
+      </w:r>
+      <w:proofErr w:type="spellStart"/>
+      <w:r>
+        <w:rPr>
+          <w:rFonts w:ascii="Courier New" w:eastAsia="Times New Roman" w:hAnsi="Courier New" w:cs="Courier New"/>
+          <w:color w:val="D4D4D4"/>
+          <w:sz w:val="18"/>
+          <w:szCs w:val="18"/>
+          <w:lang w:eastAsia="en-IN"/>
+        </w:rPr>
+        <w:t>num_ants</w:t>
+      </w:r>
+      <w:proofErr w:type="spellEnd"/>
+      <w:r>
+        <w:rPr>
+          <w:rFonts w:ascii="Courier New" w:eastAsia="Times New Roman" w:hAnsi="Courier New" w:cs="Courier New"/>
+          <w:color w:val="DCDCDC"/>
+          <w:sz w:val="18"/>
+          <w:szCs w:val="18"/>
+          <w:lang w:eastAsia="en-IN"/>
+        </w:rPr>
+        <w:t>)]</w:t>
+      </w:r>
+    </w:p>
+    <w:p>
+      <w:pPr>
+        <w:shd w:val="clear" w:color="auto" w:fill="282A2C"/>
+        <w:spacing w:after="0" w:line="285" w:lineRule="atLeast"/>
+        <w:rPr>
+          <w:rFonts w:ascii="Courier New" w:eastAsia="Times New Roman" w:hAnsi="Courier New" w:cs="Courier New"/>
+          <w:color w:val="D4D4D4"/>
+          <w:sz w:val="18"/>
+          <w:szCs w:val="18"/>
+          <w:lang w:eastAsia="en-IN"/>
+        </w:rPr>
+      </w:pPr>
+    </w:p>
+    <w:p>
+      <w:pPr>
+        <w:shd w:val="clear" w:color="auto" w:fill="282A2C"/>
+        <w:spacing w:after="0" w:line="285" w:lineRule="atLeast"/>
+        <w:rPr>
+          <w:rFonts w:ascii="Courier New" w:eastAsia="Times New Roman" w:hAnsi="Courier New" w:cs="Courier New"/>
+          <w:color w:val="D4D4D4"/>
+          <w:sz w:val="18"/>
+          <w:szCs w:val="18"/>
+          <w:lang w:eastAsia="en-IN"/>
+        </w:rPr>
+      </w:pPr>
+      <w:r>
+        <w:rPr>
+          <w:rFonts w:ascii="Courier New" w:eastAsia="Times New Roman" w:hAnsi="Courier New" w:cs="Courier New"/>
+          <w:color w:val="D4D4D4"/>
+          <w:sz w:val="18"/>
+          <w:szCs w:val="18"/>
+          <w:lang w:eastAsia="en-IN"/>
+        </w:rPr>
+        <w:t xml:space="preserve">    </w:t>
+      </w:r>
+      <w:r>
+        <w:rPr>
+          <w:rFonts w:ascii="Courier New" w:eastAsia="Times New Roman" w:hAnsi="Courier New" w:cs="Courier New"/>
+          <w:color w:val="82B76C"/>
+          <w:sz w:val="18"/>
+          <w:szCs w:val="18"/>
+          <w:lang w:eastAsia="en-IN"/>
+        </w:rPr>
+        <w:t># Evaporation</w:t>
+      </w:r>
+    </w:p>
+    <w:p>
+      <w:pPr>
+        <w:shd w:val="clear" w:color="auto" w:fill="282A2C"/>
+        <w:spacing w:after="0" w:line="285" w:lineRule="atLeast"/>
+        <w:rPr>
+          <w:rFonts w:ascii="Courier New" w:eastAsia="Times New Roman" w:hAnsi="Courier New" w:cs="Courier New"/>
+          <w:color w:val="D4D4D4"/>
+          <w:sz w:val="18"/>
+          <w:szCs w:val="18"/>
+          <w:lang w:eastAsia="en-IN"/>
+        </w:rPr>
+      </w:pPr>
+      <w:r>
+        <w:rPr>
+          <w:rFonts w:ascii="Courier New" w:eastAsia="Times New Roman" w:hAnsi="Courier New" w:cs="Courier New"/>
+          <w:color w:val="D4D4D4"/>
+          <w:sz w:val="18"/>
+          <w:szCs w:val="18"/>
+          <w:lang w:eastAsia="en-IN"/>
+        </w:rPr>
+        <w:t xml:space="preserve">    </w:t>
+      </w:r>
+      <w:r>
+        <w:rPr>
+          <w:rFonts w:ascii="Courier New" w:eastAsia="Times New Roman" w:hAnsi="Courier New" w:cs="Courier New"/>
+          <w:color w:val="C99CC6"/>
+          <w:sz w:val="18"/>
+          <w:szCs w:val="18"/>
+          <w:lang w:eastAsia="en-IN"/>
+        </w:rPr>
+        <w:t>for</w:t>
+      </w:r>
+      <w:r>
+        <w:rPr>
+          <w:rFonts w:ascii="Courier New" w:eastAsia="Times New Roman" w:hAnsi="Courier New" w:cs="Courier New"/>
+          <w:color w:val="D4D4D4"/>
+          <w:sz w:val="18"/>
+          <w:szCs w:val="18"/>
+          <w:lang w:eastAsia="en-IN"/>
+        </w:rPr>
+        <w:t xml:space="preserve"> </w:t>
+      </w:r>
+      <w:proofErr w:type="spellStart"/>
+      <w:r>
+        <w:rPr>
+          <w:rFonts w:ascii="Courier New" w:eastAsia="Times New Roman" w:hAnsi="Courier New" w:cs="Courier New"/>
+          <w:color w:val="D4D4D4"/>
+          <w:sz w:val="18"/>
+          <w:szCs w:val="18"/>
+          <w:lang w:eastAsia="en-IN"/>
+        </w:rPr>
+        <w:t>i</w:t>
+      </w:r>
+      <w:proofErr w:type="spellEnd"/>
+      <w:r>
+        <w:rPr>
+          <w:rFonts w:ascii="Courier New" w:eastAsia="Times New Roman" w:hAnsi="Courier New" w:cs="Courier New"/>
+          <w:color w:val="D4D4D4"/>
+          <w:sz w:val="18"/>
+          <w:szCs w:val="18"/>
+          <w:lang w:eastAsia="en-IN"/>
+        </w:rPr>
+        <w:t xml:space="preserve"> </w:t>
+      </w:r>
+      <w:r>
+        <w:rPr>
+          <w:rFonts w:ascii="Courier New" w:eastAsia="Times New Roman" w:hAnsi="Courier New" w:cs="Courier New"/>
+          <w:color w:val="82C6FF"/>
+          <w:sz w:val="18"/>
+          <w:szCs w:val="18"/>
+          <w:lang w:eastAsia="en-IN"/>
+        </w:rPr>
+        <w:t>in</w:t>
+      </w:r>
+      <w:r>
+        <w:rPr>
+          <w:rFonts w:ascii="Courier New" w:eastAsia="Times New Roman" w:hAnsi="Courier New" w:cs="Courier New"/>
+          <w:color w:val="D4D4D4"/>
+          <w:sz w:val="18"/>
+          <w:szCs w:val="18"/>
+          <w:lang w:eastAsia="en-IN"/>
+        </w:rPr>
+        <w:t xml:space="preserve"> </w:t>
+      </w:r>
+      <w:r>
+        <w:rPr>
+          <w:rFonts w:ascii="Courier New" w:eastAsia="Times New Roman" w:hAnsi="Courier New" w:cs="Courier New"/>
+          <w:color w:val="DCDCAA"/>
+          <w:sz w:val="18"/>
+          <w:szCs w:val="18"/>
+          <w:lang w:eastAsia="en-IN"/>
+        </w:rPr>
+        <w:t>range</w:t>
+      </w:r>
+      <w:r>
+        <w:rPr>
+          <w:rFonts w:ascii="Courier New" w:eastAsia="Times New Roman" w:hAnsi="Courier New" w:cs="Courier New"/>
+          <w:color w:val="DCDCDC"/>
+          <w:sz w:val="18"/>
+          <w:szCs w:val="18"/>
+          <w:lang w:eastAsia="en-IN"/>
+        </w:rPr>
+        <w:t>(</w:t>
+      </w:r>
+      <w:r>
+        <w:rPr>
+          <w:rFonts w:ascii="Courier New" w:eastAsia="Times New Roman" w:hAnsi="Courier New" w:cs="Courier New"/>
+          <w:color w:val="D4D4D4"/>
+          <w:sz w:val="18"/>
+          <w:szCs w:val="18"/>
+          <w:lang w:eastAsia="en-IN"/>
+        </w:rPr>
+        <w:t>n</w:t>
+      </w:r>
+      <w:r>
+        <w:rPr>
+          <w:rFonts w:ascii="Courier New" w:eastAsia="Times New Roman" w:hAnsi="Courier New" w:cs="Courier New"/>
+          <w:color w:val="DCDCDC"/>
+          <w:sz w:val="18"/>
+          <w:szCs w:val="18"/>
+          <w:lang w:eastAsia="en-IN"/>
+        </w:rPr>
+        <w:t>):</w:t>
+      </w:r>
+    </w:p>
+    <w:p>
+      <w:pPr>
+        <w:shd w:val="clear" w:color="auto" w:fill="282A2C"/>
+        <w:spacing w:after="0" w:line="285" w:lineRule="atLeast"/>
+        <w:rPr>
+          <w:rFonts w:ascii="Courier New" w:eastAsia="Times New Roman" w:hAnsi="Courier New" w:cs="Courier New"/>
+          <w:color w:val="D4D4D4"/>
+          <w:sz w:val="18"/>
+          <w:szCs w:val="18"/>
+          <w:lang w:eastAsia="en-IN"/>
+        </w:rPr>
+      </w:pPr>
+      <w:r>
+        <w:rPr>
+          <w:rFonts w:ascii="Courier New" w:eastAsia="Times New Roman" w:hAnsi="Courier New" w:cs="Courier New"/>
+          <w:color w:val="D4D4D4"/>
+          <w:sz w:val="18"/>
+          <w:szCs w:val="18"/>
+          <w:lang w:eastAsia="en-IN"/>
+        </w:rPr>
+        <w:t xml:space="preserve">        </w:t>
+      </w:r>
+      <w:r>
+        <w:rPr>
+          <w:rFonts w:ascii="Courier New" w:eastAsia="Times New Roman" w:hAnsi="Courier New" w:cs="Courier New"/>
+          <w:color w:val="C99CC6"/>
+          <w:sz w:val="18"/>
+          <w:szCs w:val="18"/>
+          <w:lang w:eastAsia="en-IN"/>
+        </w:rPr>
+        <w:t>for</w:t>
+      </w:r>
+      <w:r>
+        <w:rPr>
+          <w:rFonts w:ascii="Courier New" w:eastAsia="Times New Roman" w:hAnsi="Courier New" w:cs="Courier New"/>
+          <w:color w:val="D4D4D4"/>
+          <w:sz w:val="18"/>
+          <w:szCs w:val="18"/>
+          <w:lang w:eastAsia="en-IN"/>
+        </w:rPr>
+        <w:t xml:space="preserve"> j </w:t>
+      </w:r>
+      <w:r>
+        <w:rPr>
+          <w:rFonts w:ascii="Courier New" w:eastAsia="Times New Roman" w:hAnsi="Courier New" w:cs="Courier New"/>
+          <w:color w:val="82C6FF"/>
+          <w:sz w:val="18"/>
+          <w:szCs w:val="18"/>
+          <w:lang w:eastAsia="en-IN"/>
+        </w:rPr>
+        <w:t>in</w:t>
+      </w:r>
+      <w:r>
+        <w:rPr>
+          <w:rFonts w:ascii="Courier New" w:eastAsia="Times New Roman" w:hAnsi="Courier New" w:cs="Courier New"/>
+          <w:color w:val="D4D4D4"/>
+          <w:sz w:val="18"/>
+          <w:szCs w:val="18"/>
+          <w:lang w:eastAsia="en-IN"/>
+        </w:rPr>
+        <w:t xml:space="preserve"> </w:t>
+      </w:r>
+      <w:r>
+        <w:rPr>
+          <w:rFonts w:ascii="Courier New" w:eastAsia="Times New Roman" w:hAnsi="Courier New" w:cs="Courier New"/>
+          <w:color w:val="DCDCAA"/>
+          <w:sz w:val="18"/>
+          <w:szCs w:val="18"/>
+          <w:lang w:eastAsia="en-IN"/>
+        </w:rPr>
+        <w:t>range</w:t>
+      </w:r>
+      <w:r>
+        <w:rPr>
+          <w:rFonts w:ascii="Courier New" w:eastAsia="Times New Roman" w:hAnsi="Courier New" w:cs="Courier New"/>
+          <w:color w:val="DCDCDC"/>
+          <w:sz w:val="18"/>
+          <w:szCs w:val="18"/>
+          <w:lang w:eastAsia="en-IN"/>
+        </w:rPr>
+        <w:t>(</w:t>
+      </w:r>
+      <w:r>
+        <w:rPr>
+          <w:rFonts w:ascii="Courier New" w:eastAsia="Times New Roman" w:hAnsi="Courier New" w:cs="Courier New"/>
+          <w:color w:val="D4D4D4"/>
+          <w:sz w:val="18"/>
+          <w:szCs w:val="18"/>
+          <w:lang w:eastAsia="en-IN"/>
+        </w:rPr>
+        <w:t>n</w:t>
+      </w:r>
+      <w:r>
+        <w:rPr>
+          <w:rFonts w:ascii="Courier New" w:eastAsia="Times New Roman" w:hAnsi="Courier New" w:cs="Courier New"/>
+          <w:color w:val="DCDCDC"/>
+          <w:sz w:val="18"/>
+          <w:szCs w:val="18"/>
+          <w:lang w:eastAsia="en-IN"/>
+        </w:rPr>
+        <w:t>):</w:t>
+      </w:r>
+    </w:p>
+    <w:p>
+      <w:pPr>
+        <w:shd w:val="clear" w:color="auto" w:fill="282A2C"/>
+        <w:spacing w:after="0" w:line="285" w:lineRule="atLeast"/>
+        <w:rPr>
+          <w:rFonts w:ascii="Courier New" w:eastAsia="Times New Roman" w:hAnsi="Courier New" w:cs="Courier New"/>
+          <w:color w:val="D4D4D4"/>
+          <w:sz w:val="18"/>
+          <w:szCs w:val="18"/>
+          <w:lang w:eastAsia="en-IN"/>
+        </w:rPr>
+      </w:pPr>
+      <w:r>
+        <w:rPr>
+          <w:rFonts w:ascii="Courier New" w:eastAsia="Times New Roman" w:hAnsi="Courier New" w:cs="Courier New"/>
+          <w:color w:val="D4D4D4"/>
+          <w:sz w:val="18"/>
+          <w:szCs w:val="18"/>
+          <w:lang w:eastAsia="en-IN"/>
+        </w:rPr>
+        <w:t>            pheromone</w:t>
+      </w:r>
+      <w:r>
+        <w:rPr>
+          <w:rFonts w:ascii="Courier New" w:eastAsia="Times New Roman" w:hAnsi="Courier New" w:cs="Courier New"/>
+          <w:color w:val="DCDCDC"/>
+          <w:sz w:val="18"/>
+          <w:szCs w:val="18"/>
+          <w:lang w:eastAsia="en-IN"/>
+        </w:rPr>
+        <w:t>[</w:t>
+      </w:r>
+      <w:proofErr w:type="spellStart"/>
+      <w:r>
+        <w:rPr>
+          <w:rFonts w:ascii="Courier New" w:eastAsia="Times New Roman" w:hAnsi="Courier New" w:cs="Courier New"/>
+          <w:color w:val="D4D4D4"/>
+          <w:sz w:val="18"/>
+          <w:szCs w:val="18"/>
+          <w:lang w:eastAsia="en-IN"/>
+        </w:rPr>
+        <w:t>i</w:t>
+      </w:r>
+      <w:proofErr w:type="spellEnd"/>
+      <w:r>
+        <w:rPr>
+          <w:rFonts w:ascii="Courier New" w:eastAsia="Times New Roman" w:hAnsi="Courier New" w:cs="Courier New"/>
+          <w:color w:val="DCDCDC"/>
+          <w:sz w:val="18"/>
+          <w:szCs w:val="18"/>
+          <w:lang w:eastAsia="en-IN"/>
+        </w:rPr>
+        <w:t>][</w:t>
+      </w:r>
+      <w:r>
+        <w:rPr>
+          <w:rFonts w:ascii="Courier New" w:eastAsia="Times New Roman" w:hAnsi="Courier New" w:cs="Courier New"/>
+          <w:color w:val="D4D4D4"/>
+          <w:sz w:val="18"/>
+          <w:szCs w:val="18"/>
+          <w:lang w:eastAsia="en-IN"/>
+        </w:rPr>
+        <w:t>j</w:t>
+      </w:r>
+      <w:r>
+        <w:rPr>
+          <w:rFonts w:ascii="Courier New" w:eastAsia="Times New Roman" w:hAnsi="Courier New" w:cs="Courier New"/>
+          <w:color w:val="DCDCDC"/>
+          <w:sz w:val="18"/>
+          <w:szCs w:val="18"/>
+          <w:lang w:eastAsia="en-IN"/>
+        </w:rPr>
+        <w:t>]</w:t>
+      </w:r>
+      <w:r>
+        <w:rPr>
+          <w:rFonts w:ascii="Courier New" w:eastAsia="Times New Roman" w:hAnsi="Courier New" w:cs="Courier New"/>
+          <w:color w:val="D4D4D4"/>
+          <w:sz w:val="18"/>
+          <w:szCs w:val="18"/>
+          <w:lang w:eastAsia="en-IN"/>
+        </w:rPr>
+        <w:t xml:space="preserve"> *= </w:t>
+      </w:r>
+      <w:r>
+        <w:rPr>
+          <w:rFonts w:ascii="Courier New" w:eastAsia="Times New Roman" w:hAnsi="Courier New" w:cs="Courier New"/>
+          <w:color w:val="DCDCDC"/>
+          <w:sz w:val="18"/>
+          <w:szCs w:val="18"/>
+          <w:lang w:eastAsia="en-IN"/>
+        </w:rPr>
+        <w:t>(</w:t>
+      </w:r>
+      <w:r>
+        <w:rPr>
+          <w:rFonts w:ascii="Courier New" w:eastAsia="Times New Roman" w:hAnsi="Courier New" w:cs="Courier New"/>
+          <w:color w:val="B5CEA8"/>
+          <w:sz w:val="18"/>
+          <w:szCs w:val="18"/>
+          <w:lang w:eastAsia="en-IN"/>
+        </w:rPr>
+        <w:t>1</w:t>
+      </w:r>
+      <w:r>
+        <w:rPr>
+          <w:rFonts w:ascii="Courier New" w:eastAsia="Times New Roman" w:hAnsi="Courier New" w:cs="Courier New"/>
+          <w:color w:val="D4D4D4"/>
+          <w:sz w:val="18"/>
+          <w:szCs w:val="18"/>
+          <w:lang w:eastAsia="en-IN"/>
+        </w:rPr>
+        <w:t xml:space="preserve"> - rho</w:t>
+      </w:r>
+      <w:r>
+        <w:rPr>
+          <w:rFonts w:ascii="Courier New" w:eastAsia="Times New Roman" w:hAnsi="Courier New" w:cs="Courier New"/>
+          <w:color w:val="DCDCDC"/>
+          <w:sz w:val="18"/>
+          <w:szCs w:val="18"/>
+          <w:lang w:eastAsia="en-IN"/>
+        </w:rPr>
+        <w:t>)</w:t>
+      </w:r>
+    </w:p>
+    <w:p>
+      <w:pPr>
+        <w:shd w:val="clear" w:color="auto" w:fill="282A2C"/>
+        <w:spacing w:after="0" w:line="285" w:lineRule="atLeast"/>
+        <w:rPr>
+          <w:rFonts w:ascii="Courier New" w:eastAsia="Times New Roman" w:hAnsi="Courier New" w:cs="Courier New"/>
+          <w:color w:val="D4D4D4"/>
+          <w:sz w:val="18"/>
+          <w:szCs w:val="18"/>
+          <w:lang w:eastAsia="en-IN"/>
+        </w:rPr>
+      </w:pPr>
+    </w:p>
+    <w:p>
+      <w:pPr>
+        <w:shd w:val="clear" w:color="auto" w:fill="282A2C"/>
+        <w:spacing w:after="0" w:line="285" w:lineRule="atLeast"/>
+        <w:rPr>
+          <w:rFonts w:ascii="Courier New" w:eastAsia="Times New Roman" w:hAnsi="Courier New" w:cs="Courier New"/>
+          <w:color w:val="D4D4D4"/>
+          <w:sz w:val="18"/>
+          <w:szCs w:val="18"/>
+          <w:lang w:eastAsia="en-IN"/>
+        </w:rPr>
+      </w:pPr>
+      <w:r>
+        <w:rPr>
+          <w:rFonts w:ascii="Courier New" w:eastAsia="Times New Roman" w:hAnsi="Courier New" w:cs="Courier New"/>
+          <w:color w:val="D4D4D4"/>
+          <w:sz w:val="18"/>
+          <w:szCs w:val="18"/>
+          <w:lang w:eastAsia="en-IN"/>
+        </w:rPr>
+        <w:t xml:space="preserve">    </w:t>
+      </w:r>
+      <w:r>
+        <w:rPr>
+          <w:rFonts w:ascii="Courier New" w:eastAsia="Times New Roman" w:hAnsi="Courier New" w:cs="Courier New"/>
+          <w:color w:val="82B76C"/>
+          <w:sz w:val="18"/>
+          <w:szCs w:val="18"/>
+          <w:lang w:eastAsia="en-IN"/>
+        </w:rPr>
+        <w:t># Reinforcement</w:t>
+      </w:r>
+    </w:p>
+    <w:p>
+      <w:pPr>
+        <w:shd w:val="clear" w:color="auto" w:fill="282A2C"/>
+        <w:spacing w:after="0" w:line="285" w:lineRule="atLeast"/>
+        <w:rPr>
+          <w:rFonts w:ascii="Courier New" w:eastAsia="Times New Roman" w:hAnsi="Courier New" w:cs="Courier New"/>
+          <w:color w:val="D4D4D4"/>
+          <w:sz w:val="18"/>
+          <w:szCs w:val="18"/>
+          <w:lang w:eastAsia="en-IN"/>
+        </w:rPr>
+      </w:pPr>
+      <w:r>
+        <w:rPr>
+          <w:rFonts w:ascii="Courier New" w:eastAsia="Times New Roman" w:hAnsi="Courier New" w:cs="Courier New"/>
+          <w:color w:val="D4D4D4"/>
+          <w:sz w:val="18"/>
+          <w:szCs w:val="18"/>
+          <w:lang w:eastAsia="en-IN"/>
+        </w:rPr>
+        <w:t xml:space="preserve">    </w:t>
+      </w:r>
+      <w:r>
+        <w:rPr>
+          <w:rFonts w:ascii="Courier New" w:eastAsia="Times New Roman" w:hAnsi="Courier New" w:cs="Courier New"/>
+          <w:color w:val="C99CC6"/>
+          <w:sz w:val="18"/>
+          <w:szCs w:val="18"/>
+          <w:lang w:eastAsia="en-IN"/>
+        </w:rPr>
+        <w:t>for</w:t>
+      </w:r>
+      <w:r>
+        <w:rPr>
+          <w:rFonts w:ascii="Courier New" w:eastAsia="Times New Roman" w:hAnsi="Courier New" w:cs="Courier New"/>
+          <w:color w:val="D4D4D4"/>
+          <w:sz w:val="18"/>
+          <w:szCs w:val="18"/>
+          <w:lang w:eastAsia="en-IN"/>
+        </w:rPr>
+        <w:t xml:space="preserve"> tour </w:t>
+      </w:r>
+      <w:r>
+        <w:rPr>
+          <w:rFonts w:ascii="Courier New" w:eastAsia="Times New Roman" w:hAnsi="Courier New" w:cs="Courier New"/>
+          <w:color w:val="82C6FF"/>
+          <w:sz w:val="18"/>
+          <w:szCs w:val="18"/>
+          <w:lang w:eastAsia="en-IN"/>
+        </w:rPr>
+        <w:t>in</w:t>
+      </w:r>
+      <w:r>
+        <w:rPr>
+          <w:rFonts w:ascii="Courier New" w:eastAsia="Times New Roman" w:hAnsi="Courier New" w:cs="Courier New"/>
+          <w:color w:val="D4D4D4"/>
+          <w:sz w:val="18"/>
+          <w:szCs w:val="18"/>
+          <w:lang w:eastAsia="en-IN"/>
+        </w:rPr>
+        <w:t xml:space="preserve"> </w:t>
+      </w:r>
+      <w:proofErr w:type="spellStart"/>
+      <w:r>
+        <w:rPr>
+          <w:rFonts w:ascii="Courier New" w:eastAsia="Times New Roman" w:hAnsi="Courier New" w:cs="Courier New"/>
+          <w:color w:val="D4D4D4"/>
+          <w:sz w:val="18"/>
+          <w:szCs w:val="18"/>
+          <w:lang w:eastAsia="en-IN"/>
+        </w:rPr>
+        <w:t>all_tours</w:t>
+      </w:r>
+      <w:proofErr w:type="spellEnd"/>
+      <w:r>
+        <w:rPr>
+          <w:rFonts w:ascii="Courier New" w:eastAsia="Times New Roman" w:hAnsi="Courier New" w:cs="Courier New"/>
+          <w:color w:val="DCDCDC"/>
+          <w:sz w:val="18"/>
+          <w:szCs w:val="18"/>
+          <w:lang w:eastAsia="en-IN"/>
+        </w:rPr>
+        <w:t>:</w:t>
+      </w:r>
+    </w:p>
+    <w:p>
+      <w:pPr>
+        <w:shd w:val="clear" w:color="auto" w:fill="282A2C"/>
+        <w:spacing w:after="0" w:line="285" w:lineRule="atLeast"/>
+        <w:rPr>
+          <w:rFonts w:ascii="Courier New" w:eastAsia="Times New Roman" w:hAnsi="Courier New" w:cs="Courier New"/>
+          <w:color w:val="D4D4D4"/>
+          <w:sz w:val="18"/>
+          <w:szCs w:val="18"/>
+          <w:lang w:eastAsia="en-IN"/>
+        </w:rPr>
+      </w:pPr>
+      <w:r>
+        <w:rPr>
+          <w:rFonts w:ascii="Courier New" w:eastAsia="Times New Roman" w:hAnsi="Courier New" w:cs="Courier New"/>
+          <w:color w:val="D4D4D4"/>
+          <w:sz w:val="18"/>
+          <w:szCs w:val="18"/>
+          <w:lang w:eastAsia="en-IN"/>
+        </w:rPr>
+        <w:t xml:space="preserve">        L = </w:t>
+      </w:r>
+      <w:proofErr w:type="spellStart"/>
+      <w:r>
+        <w:rPr>
+          <w:rFonts w:ascii="Courier New" w:eastAsia="Times New Roman" w:hAnsi="Courier New" w:cs="Courier New"/>
+          <w:color w:val="D4D4D4"/>
+          <w:sz w:val="18"/>
+          <w:szCs w:val="18"/>
+          <w:lang w:eastAsia="en-IN"/>
+        </w:rPr>
+        <w:t>tour_length</w:t>
+      </w:r>
+      <w:proofErr w:type="spellEnd"/>
+      <w:r>
+        <w:rPr>
+          <w:rFonts w:ascii="Courier New" w:eastAsia="Times New Roman" w:hAnsi="Courier New" w:cs="Courier New"/>
+          <w:color w:val="DCDCDC"/>
+          <w:sz w:val="18"/>
+          <w:szCs w:val="18"/>
+          <w:lang w:eastAsia="en-IN"/>
+        </w:rPr>
+        <w:t>(</w:t>
+      </w:r>
+      <w:r>
+        <w:rPr>
+          <w:rFonts w:ascii="Courier New" w:eastAsia="Times New Roman" w:hAnsi="Courier New" w:cs="Courier New"/>
+          <w:color w:val="D4D4D4"/>
+          <w:sz w:val="18"/>
+          <w:szCs w:val="18"/>
+          <w:lang w:eastAsia="en-IN"/>
+        </w:rPr>
+        <w:t>tour</w:t>
+      </w:r>
+      <w:r>
+        <w:rPr>
+          <w:rFonts w:ascii="Courier New" w:eastAsia="Times New Roman" w:hAnsi="Courier New" w:cs="Courier New"/>
+          <w:color w:val="DCDCDC"/>
+          <w:sz w:val="18"/>
+          <w:szCs w:val="18"/>
+          <w:lang w:eastAsia="en-IN"/>
+        </w:rPr>
+        <w:t>)</w:t>
+      </w:r>
+    </w:p>
+    <w:p>
+      <w:pPr>
+        <w:shd w:val="clear" w:color="auto" w:fill="282A2C"/>
+        <w:spacing w:after="0" w:line="285" w:lineRule="atLeast"/>
+        <w:rPr>
+          <w:rFonts w:ascii="Courier New" w:eastAsia="Times New Roman" w:hAnsi="Courier New" w:cs="Courier New"/>
+          <w:color w:val="D4D4D4"/>
+          <w:sz w:val="18"/>
+          <w:szCs w:val="18"/>
+          <w:lang w:eastAsia="en-IN"/>
+        </w:rPr>
+      </w:pPr>
+      <w:r>
+        <w:rPr>
+          <w:rFonts w:ascii="Courier New" w:eastAsia="Times New Roman" w:hAnsi="Courier New" w:cs="Courier New"/>
+          <w:color w:val="D4D4D4"/>
+          <w:sz w:val="18"/>
+          <w:szCs w:val="18"/>
+          <w:lang w:eastAsia="en-IN"/>
+        </w:rPr>
+        <w:t xml:space="preserve">        </w:t>
+      </w:r>
+      <w:r>
+        <w:rPr>
+          <w:rFonts w:ascii="Courier New" w:eastAsia="Times New Roman" w:hAnsi="Courier New" w:cs="Courier New"/>
+          <w:color w:val="C99CC6"/>
+          <w:sz w:val="18"/>
+          <w:szCs w:val="18"/>
+          <w:lang w:eastAsia="en-IN"/>
+        </w:rPr>
+        <w:t>if</w:t>
+      </w:r>
+      <w:r>
+        <w:rPr>
+          <w:rFonts w:ascii="Courier New" w:eastAsia="Times New Roman" w:hAnsi="Courier New" w:cs="Courier New"/>
+          <w:color w:val="D4D4D4"/>
+          <w:sz w:val="18"/>
+          <w:szCs w:val="18"/>
+          <w:lang w:eastAsia="en-IN"/>
+        </w:rPr>
+        <w:t xml:space="preserve"> L &lt; </w:t>
+      </w:r>
+      <w:proofErr w:type="spellStart"/>
+      <w:r>
+        <w:rPr>
+          <w:rFonts w:ascii="Courier New" w:eastAsia="Times New Roman" w:hAnsi="Courier New" w:cs="Courier New"/>
+          <w:color w:val="D4D4D4"/>
+          <w:sz w:val="18"/>
+          <w:szCs w:val="18"/>
+          <w:lang w:eastAsia="en-IN"/>
+        </w:rPr>
+        <w:t>best_length</w:t>
+      </w:r>
+      <w:proofErr w:type="spellEnd"/>
+      <w:r>
+        <w:rPr>
+          <w:rFonts w:ascii="Courier New" w:eastAsia="Times New Roman" w:hAnsi="Courier New" w:cs="Courier New"/>
+          <w:color w:val="DCDCDC"/>
+          <w:sz w:val="18"/>
+          <w:szCs w:val="18"/>
+          <w:lang w:eastAsia="en-IN"/>
+        </w:rPr>
+        <w:t>:</w:t>
+      </w:r>
+    </w:p>
+    <w:p>
+      <w:pPr>
+        <w:shd w:val="clear" w:color="auto" w:fill="282A2C"/>
+        <w:spacing w:after="0" w:line="285" w:lineRule="atLeast"/>
+        <w:rPr>
+          <w:rFonts w:ascii="Courier New" w:eastAsia="Times New Roman" w:hAnsi="Courier New" w:cs="Courier New"/>
+          <w:color w:val="D4D4D4"/>
+          <w:sz w:val="18"/>
+          <w:szCs w:val="18"/>
+          <w:lang w:eastAsia="en-IN"/>
+        </w:rPr>
+      </w:pPr>
+      <w:r>
+        <w:rPr>
+          <w:rFonts w:ascii="Courier New" w:eastAsia="Times New Roman" w:hAnsi="Courier New" w:cs="Courier New"/>
+          <w:color w:val="D4D4D4"/>
+          <w:sz w:val="18"/>
+          <w:szCs w:val="18"/>
+          <w:lang w:eastAsia="en-IN"/>
+        </w:rPr>
+        <w:t xml:space="preserve">            </w:t>
+      </w:r>
+      <w:proofErr w:type="spellStart"/>
+      <w:r>
+        <w:rPr>
+          <w:rFonts w:ascii="Courier New" w:eastAsia="Times New Roman" w:hAnsi="Courier New" w:cs="Courier New"/>
+          <w:color w:val="D4D4D4"/>
+          <w:sz w:val="18"/>
+          <w:szCs w:val="18"/>
+          <w:lang w:eastAsia="en-IN"/>
+        </w:rPr>
+        <w:t>best_length</w:t>
+      </w:r>
+      <w:proofErr w:type="spellEnd"/>
+      <w:r>
+        <w:rPr>
+          <w:rFonts w:ascii="Courier New" w:eastAsia="Times New Roman" w:hAnsi="Courier New" w:cs="Courier New"/>
+          <w:color w:val="D4D4D4"/>
+          <w:sz w:val="18"/>
+          <w:szCs w:val="18"/>
+          <w:lang w:eastAsia="en-IN"/>
+        </w:rPr>
+        <w:t xml:space="preserve"> = L</w:t>
+      </w:r>
+    </w:p>
+    <w:p>
+      <w:pPr>
+        <w:shd w:val="clear" w:color="auto" w:fill="282A2C"/>
+        <w:spacing w:after="0" w:line="285" w:lineRule="atLeast"/>
+        <w:rPr>
+          <w:rFonts w:ascii="Courier New" w:eastAsia="Times New Roman" w:hAnsi="Courier New" w:cs="Courier New"/>
+          <w:color w:val="D4D4D4"/>
+          <w:sz w:val="18"/>
+          <w:szCs w:val="18"/>
+          <w:lang w:eastAsia="en-IN"/>
+        </w:rPr>
+      </w:pPr>
+      <w:r>
+        <w:rPr>
+          <w:rFonts w:ascii="Courier New" w:eastAsia="Times New Roman" w:hAnsi="Courier New" w:cs="Courier New"/>
+          <w:color w:val="D4D4D4"/>
+          <w:sz w:val="18"/>
+          <w:szCs w:val="18"/>
+          <w:lang w:eastAsia="en-IN"/>
+        </w:rPr>
+        <w:t xml:space="preserve">            </w:t>
+      </w:r>
+      <w:proofErr w:type="spellStart"/>
+      <w:r>
+        <w:rPr>
+          <w:rFonts w:ascii="Courier New" w:eastAsia="Times New Roman" w:hAnsi="Courier New" w:cs="Courier New"/>
+          <w:color w:val="D4D4D4"/>
+          <w:sz w:val="18"/>
+          <w:szCs w:val="18"/>
+          <w:lang w:eastAsia="en-IN"/>
+        </w:rPr>
+        <w:t>best_tour</w:t>
+      </w:r>
+      <w:proofErr w:type="spellEnd"/>
+      <w:r>
+        <w:rPr>
+          <w:rFonts w:ascii="Courier New" w:eastAsia="Times New Roman" w:hAnsi="Courier New" w:cs="Courier New"/>
+          <w:color w:val="D4D4D4"/>
+          <w:sz w:val="18"/>
+          <w:szCs w:val="18"/>
+          <w:lang w:eastAsia="en-IN"/>
+        </w:rPr>
+        <w:t xml:space="preserve"> = tour</w:t>
+      </w:r>
+    </w:p>
+    <w:p>
+      <w:pPr>
+        <w:shd w:val="clear" w:color="auto" w:fill="282A2C"/>
+        <w:spacing w:after="0" w:line="285" w:lineRule="atLeast"/>
+        <w:rPr>
+          <w:rFonts w:ascii="Courier New" w:eastAsia="Times New Roman" w:hAnsi="Courier New" w:cs="Courier New"/>
+          <w:color w:val="D4D4D4"/>
+          <w:sz w:val="18"/>
+          <w:szCs w:val="18"/>
+          <w:lang w:eastAsia="en-IN"/>
+        </w:rPr>
+      </w:pPr>
+      <w:r>
+        <w:rPr>
+          <w:rFonts w:ascii="Courier New" w:eastAsia="Times New Roman" w:hAnsi="Courier New" w:cs="Courier New"/>
+          <w:color w:val="D4D4D4"/>
+          <w:sz w:val="18"/>
+          <w:szCs w:val="18"/>
+          <w:lang w:eastAsia="en-IN"/>
+        </w:rPr>
+        <w:t xml:space="preserve">        </w:t>
+      </w:r>
+      <w:r>
+        <w:rPr>
+          <w:rFonts w:ascii="Courier New" w:eastAsia="Times New Roman" w:hAnsi="Courier New" w:cs="Courier New"/>
+          <w:color w:val="C99CC6"/>
+          <w:sz w:val="18"/>
+          <w:szCs w:val="18"/>
+          <w:lang w:eastAsia="en-IN"/>
+        </w:rPr>
+        <w:t>for</w:t>
+      </w:r>
+      <w:r>
+        <w:rPr>
+          <w:rFonts w:ascii="Courier New" w:eastAsia="Times New Roman" w:hAnsi="Courier New" w:cs="Courier New"/>
+          <w:color w:val="D4D4D4"/>
+          <w:sz w:val="18"/>
+          <w:szCs w:val="18"/>
+          <w:lang w:eastAsia="en-IN"/>
+        </w:rPr>
+        <w:t xml:space="preserve"> </w:t>
+      </w:r>
+      <w:proofErr w:type="spellStart"/>
+      <w:r>
+        <w:rPr>
+          <w:rFonts w:ascii="Courier New" w:eastAsia="Times New Roman" w:hAnsi="Courier New" w:cs="Courier New"/>
+          <w:color w:val="D4D4D4"/>
+          <w:sz w:val="18"/>
+          <w:szCs w:val="18"/>
+          <w:lang w:eastAsia="en-IN"/>
+        </w:rPr>
+        <w:t>i</w:t>
+      </w:r>
+      <w:proofErr w:type="spellEnd"/>
+      <w:r>
+        <w:rPr>
+          <w:rFonts w:ascii="Courier New" w:eastAsia="Times New Roman" w:hAnsi="Courier New" w:cs="Courier New"/>
+          <w:color w:val="D4D4D4"/>
+          <w:sz w:val="18"/>
+          <w:szCs w:val="18"/>
+          <w:lang w:eastAsia="en-IN"/>
+        </w:rPr>
+        <w:t xml:space="preserve"> </w:t>
+      </w:r>
+      <w:r>
+        <w:rPr>
+          <w:rFonts w:ascii="Courier New" w:eastAsia="Times New Roman" w:hAnsi="Courier New" w:cs="Courier New"/>
+          <w:color w:val="82C6FF"/>
+          <w:sz w:val="18"/>
+          <w:szCs w:val="18"/>
+          <w:lang w:eastAsia="en-IN"/>
+        </w:rPr>
+        <w:t>in</w:t>
+      </w:r>
+      <w:r>
+        <w:rPr>
+          <w:rFonts w:ascii="Courier New" w:eastAsia="Times New Roman" w:hAnsi="Courier New" w:cs="Courier New"/>
+          <w:color w:val="D4D4D4"/>
+          <w:sz w:val="18"/>
+          <w:szCs w:val="18"/>
+          <w:lang w:eastAsia="en-IN"/>
+        </w:rPr>
+        <w:t xml:space="preserve"> </w:t>
+      </w:r>
+      <w:r>
+        <w:rPr>
+          <w:rFonts w:ascii="Courier New" w:eastAsia="Times New Roman" w:hAnsi="Courier New" w:cs="Courier New"/>
+          <w:color w:val="DCDCAA"/>
+          <w:sz w:val="18"/>
+          <w:szCs w:val="18"/>
+          <w:lang w:eastAsia="en-IN"/>
+        </w:rPr>
+        <w:t>range</w:t>
+      </w:r>
+      <w:r>
+        <w:rPr>
+          <w:rFonts w:ascii="Courier New" w:eastAsia="Times New Roman" w:hAnsi="Courier New" w:cs="Courier New"/>
+          <w:color w:val="DCDCDC"/>
+          <w:sz w:val="18"/>
+          <w:szCs w:val="18"/>
+          <w:lang w:eastAsia="en-IN"/>
+        </w:rPr>
+        <w:t>(</w:t>
+      </w:r>
+      <w:proofErr w:type="spellStart"/>
+      <w:r>
+        <w:rPr>
+          <w:rFonts w:ascii="Courier New" w:eastAsia="Times New Roman" w:hAnsi="Courier New" w:cs="Courier New"/>
+          <w:color w:val="DCDCAA"/>
+          <w:sz w:val="18"/>
+          <w:szCs w:val="18"/>
+          <w:lang w:eastAsia="en-IN"/>
+        </w:rPr>
+        <w:t>len</w:t>
+      </w:r>
+      <w:proofErr w:type="spellEnd"/>
+      <w:r>
+        <w:rPr>
+          <w:rFonts w:ascii="Courier New" w:eastAsia="Times New Roman" w:hAnsi="Courier New" w:cs="Courier New"/>
+          <w:color w:val="DCDCDC"/>
+          <w:sz w:val="18"/>
+          <w:szCs w:val="18"/>
+          <w:lang w:eastAsia="en-IN"/>
+        </w:rPr>
+        <w:t>(</w:t>
+      </w:r>
+      <w:r>
+        <w:rPr>
+          <w:rFonts w:ascii="Courier New" w:eastAsia="Times New Roman" w:hAnsi="Courier New" w:cs="Courier New"/>
+          <w:color w:val="D4D4D4"/>
+          <w:sz w:val="18"/>
+          <w:szCs w:val="18"/>
+          <w:lang w:eastAsia="en-IN"/>
+        </w:rPr>
+        <w:t>tour</w:t>
+      </w:r>
+      <w:r>
+        <w:rPr>
+          <w:rFonts w:ascii="Courier New" w:eastAsia="Times New Roman" w:hAnsi="Courier New" w:cs="Courier New"/>
+          <w:color w:val="DCDCDC"/>
+          <w:sz w:val="18"/>
+          <w:szCs w:val="18"/>
+          <w:lang w:eastAsia="en-IN"/>
+        </w:rPr>
+        <w:t>)</w:t>
+      </w:r>
+      <w:r>
+        <w:rPr>
+          <w:rFonts w:ascii="Courier New" w:eastAsia="Times New Roman" w:hAnsi="Courier New" w:cs="Courier New"/>
+          <w:color w:val="B5CEA8"/>
+          <w:sz w:val="18"/>
+          <w:szCs w:val="18"/>
+          <w:lang w:eastAsia="en-IN"/>
+        </w:rPr>
+        <w:t>-1</w:t>
+      </w:r>
+      <w:r>
+        <w:rPr>
+          <w:rFonts w:ascii="Courier New" w:eastAsia="Times New Roman" w:hAnsi="Courier New" w:cs="Courier New"/>
+          <w:color w:val="DCDCDC"/>
+          <w:sz w:val="18"/>
+          <w:szCs w:val="18"/>
+          <w:lang w:eastAsia="en-IN"/>
+        </w:rPr>
+        <w:t>):</w:t>
+      </w:r>
+    </w:p>
+    <w:p>
+      <w:pPr>
+        <w:shd w:val="clear" w:color="auto" w:fill="282A2C"/>
+        <w:spacing w:after="0" w:line="285" w:lineRule="atLeast"/>
+        <w:rPr>
+          <w:rFonts w:ascii="Courier New" w:eastAsia="Times New Roman" w:hAnsi="Courier New" w:cs="Courier New"/>
+          <w:color w:val="D4D4D4"/>
+          <w:sz w:val="18"/>
+          <w:szCs w:val="18"/>
+          <w:lang w:eastAsia="en-IN"/>
+        </w:rPr>
+      </w:pPr>
+      <w:r>
+        <w:rPr>
+          <w:rFonts w:ascii="Courier New" w:eastAsia="Times New Roman" w:hAnsi="Courier New" w:cs="Courier New"/>
+          <w:color w:val="D4D4D4"/>
+          <w:sz w:val="18"/>
+          <w:szCs w:val="18"/>
+          <w:lang w:eastAsia="en-IN"/>
+        </w:rPr>
+        <w:t>            a</w:t>
+      </w:r>
+      <w:r>
+        <w:rPr>
+          <w:rFonts w:ascii="Courier New" w:eastAsia="Times New Roman" w:hAnsi="Courier New" w:cs="Courier New"/>
+          <w:color w:val="DCDCDC"/>
+          <w:sz w:val="18"/>
+          <w:szCs w:val="18"/>
+          <w:lang w:eastAsia="en-IN"/>
+        </w:rPr>
+        <w:t>,</w:t>
+      </w:r>
+      <w:r>
+        <w:rPr>
+          <w:rFonts w:ascii="Courier New" w:eastAsia="Times New Roman" w:hAnsi="Courier New" w:cs="Courier New"/>
+          <w:color w:val="D4D4D4"/>
+          <w:sz w:val="18"/>
+          <w:szCs w:val="18"/>
+          <w:lang w:eastAsia="en-IN"/>
+        </w:rPr>
+        <w:t xml:space="preserve"> b = tour</w:t>
+      </w:r>
+      <w:r>
+        <w:rPr>
+          <w:rFonts w:ascii="Courier New" w:eastAsia="Times New Roman" w:hAnsi="Courier New" w:cs="Courier New"/>
+          <w:color w:val="DCDCDC"/>
+          <w:sz w:val="18"/>
+          <w:szCs w:val="18"/>
+          <w:lang w:eastAsia="en-IN"/>
+        </w:rPr>
+        <w:t>[</w:t>
+      </w:r>
+      <w:proofErr w:type="spellStart"/>
+      <w:r>
+        <w:rPr>
+          <w:rFonts w:ascii="Courier New" w:eastAsia="Times New Roman" w:hAnsi="Courier New" w:cs="Courier New"/>
+          <w:color w:val="D4D4D4"/>
+          <w:sz w:val="18"/>
+          <w:szCs w:val="18"/>
+          <w:lang w:eastAsia="en-IN"/>
+        </w:rPr>
+        <w:t>i</w:t>
+      </w:r>
+      <w:proofErr w:type="spellEnd"/>
+      <w:r>
+        <w:rPr>
+          <w:rFonts w:ascii="Courier New" w:eastAsia="Times New Roman" w:hAnsi="Courier New" w:cs="Courier New"/>
+          <w:color w:val="DCDCDC"/>
+          <w:sz w:val="18"/>
+          <w:szCs w:val="18"/>
+          <w:lang w:eastAsia="en-IN"/>
+        </w:rPr>
+        <w:t>],</w:t>
+      </w:r>
+      <w:r>
+        <w:rPr>
+          <w:rFonts w:ascii="Courier New" w:eastAsia="Times New Roman" w:hAnsi="Courier New" w:cs="Courier New"/>
+          <w:color w:val="D4D4D4"/>
+          <w:sz w:val="18"/>
+          <w:szCs w:val="18"/>
+          <w:lang w:eastAsia="en-IN"/>
+        </w:rPr>
+        <w:t xml:space="preserve"> tour</w:t>
+      </w:r>
+      <w:r>
+        <w:rPr>
+          <w:rFonts w:ascii="Courier New" w:eastAsia="Times New Roman" w:hAnsi="Courier New" w:cs="Courier New"/>
+          <w:color w:val="DCDCDC"/>
+          <w:sz w:val="18"/>
+          <w:szCs w:val="18"/>
+          <w:lang w:eastAsia="en-IN"/>
+        </w:rPr>
+        <w:t>[</w:t>
+      </w:r>
+      <w:r>
+        <w:rPr>
+          <w:rFonts w:ascii="Courier New" w:eastAsia="Times New Roman" w:hAnsi="Courier New" w:cs="Courier New"/>
+          <w:color w:val="D4D4D4"/>
+          <w:sz w:val="18"/>
+          <w:szCs w:val="18"/>
+          <w:lang w:eastAsia="en-IN"/>
+        </w:rPr>
+        <w:t>i+</w:t>
+      </w:r>
+      <w:r>
+        <w:rPr>
+          <w:rFonts w:ascii="Courier New" w:eastAsia="Times New Roman" w:hAnsi="Courier New" w:cs="Courier New"/>
+          <w:color w:val="B5CEA8"/>
+          <w:sz w:val="18"/>
+          <w:szCs w:val="18"/>
+          <w:lang w:eastAsia="en-IN"/>
+        </w:rPr>
+        <w:t>1</w:t>
+      </w:r>
+      <w:r>
+        <w:rPr>
+          <w:rFonts w:ascii="Courier New" w:eastAsia="Times New Roman" w:hAnsi="Courier New" w:cs="Courier New"/>
+          <w:color w:val="DCDCDC"/>
+          <w:sz w:val="18"/>
+          <w:szCs w:val="18"/>
+          <w:lang w:eastAsia="en-IN"/>
+        </w:rPr>
+        <w:t>]</w:t>
+      </w:r>
+    </w:p>
+    <w:p>
+      <w:pPr>
+        <w:shd w:val="clear" w:color="auto" w:fill="282A2C"/>
+        <w:spacing w:after="0" w:line="285" w:lineRule="atLeast"/>
+        <w:rPr>
+          <w:rFonts w:ascii="Courier New" w:eastAsia="Times New Roman" w:hAnsi="Courier New" w:cs="Courier New"/>
+          <w:color w:val="D4D4D4"/>
+          <w:sz w:val="18"/>
+          <w:szCs w:val="18"/>
+          <w:lang w:eastAsia="en-IN"/>
+        </w:rPr>
+      </w:pPr>
+      <w:r>
+        <w:rPr>
+          <w:rFonts w:ascii="Courier New" w:eastAsia="Times New Roman" w:hAnsi="Courier New" w:cs="Courier New"/>
+          <w:color w:val="D4D4D4"/>
+          <w:sz w:val="18"/>
+          <w:szCs w:val="18"/>
+          <w:lang w:eastAsia="en-IN"/>
+        </w:rPr>
+        <w:t>            pheromone</w:t>
+      </w:r>
+      <w:r>
+        <w:rPr>
+          <w:rFonts w:ascii="Courier New" w:eastAsia="Times New Roman" w:hAnsi="Courier New" w:cs="Courier New"/>
+          <w:color w:val="DCDCDC"/>
+          <w:sz w:val="18"/>
+          <w:szCs w:val="18"/>
+          <w:lang w:eastAsia="en-IN"/>
+        </w:rPr>
+        <w:t>[</w:t>
+      </w:r>
+      <w:r>
+        <w:rPr>
+          <w:rFonts w:ascii="Courier New" w:eastAsia="Times New Roman" w:hAnsi="Courier New" w:cs="Courier New"/>
+          <w:color w:val="D4D4D4"/>
+          <w:sz w:val="18"/>
+          <w:szCs w:val="18"/>
+          <w:lang w:eastAsia="en-IN"/>
+        </w:rPr>
+        <w:t>a</w:t>
+      </w:r>
+      <w:r>
+        <w:rPr>
+          <w:rFonts w:ascii="Courier New" w:eastAsia="Times New Roman" w:hAnsi="Courier New" w:cs="Courier New"/>
+          <w:color w:val="DCDCDC"/>
+          <w:sz w:val="18"/>
+          <w:szCs w:val="18"/>
+          <w:lang w:eastAsia="en-IN"/>
+        </w:rPr>
+        <w:t>][</w:t>
+      </w:r>
+      <w:r>
+        <w:rPr>
+          <w:rFonts w:ascii="Courier New" w:eastAsia="Times New Roman" w:hAnsi="Courier New" w:cs="Courier New"/>
+          <w:color w:val="D4D4D4"/>
+          <w:sz w:val="18"/>
+          <w:szCs w:val="18"/>
+          <w:lang w:eastAsia="en-IN"/>
+        </w:rPr>
+        <w:t>b</w:t>
+      </w:r>
+      <w:r>
+        <w:rPr>
+          <w:rFonts w:ascii="Courier New" w:eastAsia="Times New Roman" w:hAnsi="Courier New" w:cs="Courier New"/>
+          <w:color w:val="DCDCDC"/>
+          <w:sz w:val="18"/>
+          <w:szCs w:val="18"/>
+          <w:lang w:eastAsia="en-IN"/>
+        </w:rPr>
+        <w:t>]</w:t>
+      </w:r>
+      <w:r>
+        <w:rPr>
+          <w:rFonts w:ascii="Courier New" w:eastAsia="Times New Roman" w:hAnsi="Courier New" w:cs="Courier New"/>
+          <w:color w:val="D4D4D4"/>
+          <w:sz w:val="18"/>
+          <w:szCs w:val="18"/>
+          <w:lang w:eastAsia="en-IN"/>
+        </w:rPr>
+        <w:t xml:space="preserve"> += Q / L</w:t>
+      </w:r>
+    </w:p>
+    <w:p>
+      <w:pPr>
+        <w:shd w:val="clear" w:color="auto" w:fill="282A2C"/>
+        <w:spacing w:after="240" w:line="285" w:lineRule="atLeast"/>
+        <w:rPr>
+          <w:rFonts w:ascii="Courier New" w:eastAsia="Times New Roman" w:hAnsi="Courier New" w:cs="Courier New"/>
+          <w:color w:val="D4D4D4"/>
+          <w:sz w:val="18"/>
+          <w:szCs w:val="18"/>
+          <w:lang w:eastAsia="en-IN"/>
+        </w:rPr>
+      </w:pPr>
+      <w:r>
+        <w:rPr>
+          <w:rFonts w:ascii="Courier New" w:eastAsia="Times New Roman" w:hAnsi="Courier New" w:cs="Courier New"/>
+          <w:color w:val="D4D4D4"/>
+          <w:sz w:val="18"/>
+          <w:szCs w:val="18"/>
+          <w:lang w:eastAsia="en-IN"/>
+        </w:rPr>
+        <w:br/>
+      </w:r>
+    </w:p>
+    <w:p>
+      <w:pPr>
+        <w:shd w:val="clear" w:color="auto" w:fill="282A2C"/>
+        <w:spacing w:after="0" w:line="285" w:lineRule="atLeast"/>
+        <w:rPr>
+          <w:rFonts w:ascii="Courier New" w:eastAsia="Times New Roman" w:hAnsi="Courier New" w:cs="Courier New"/>
+          <w:color w:val="D4D4D4"/>
+          <w:sz w:val="18"/>
+          <w:szCs w:val="18"/>
+          <w:lang w:eastAsia="en-IN"/>
+        </w:rPr>
+      </w:pPr>
+      <w:proofErr w:type="gramStart"/>
+      <w:r>
+        <w:rPr>
+          <w:rFonts w:ascii="Courier New" w:eastAsia="Times New Roman" w:hAnsi="Courier New" w:cs="Courier New"/>
+          <w:color w:val="DCDCAA"/>
+          <w:sz w:val="18"/>
+          <w:szCs w:val="18"/>
+          <w:lang w:eastAsia="en-IN"/>
+        </w:rPr>
+        <w:t>print</w:t>
+      </w:r>
+      <w:r>
+        <w:rPr>
+          <w:rFonts w:ascii="Courier New" w:eastAsia="Times New Roman" w:hAnsi="Courier New" w:cs="Courier New"/>
+          <w:color w:val="DCDCDC"/>
+          <w:sz w:val="18"/>
+          <w:szCs w:val="18"/>
+          <w:lang w:eastAsia="en-IN"/>
+        </w:rPr>
+        <w:t>(</w:t>
+      </w:r>
+      <w:proofErr w:type="gramEnd"/>
+      <w:r>
+        <w:rPr>
+          <w:rFonts w:ascii="Courier New" w:eastAsia="Times New Roman" w:hAnsi="Courier New" w:cs="Courier New"/>
+          <w:color w:val="CE9178"/>
+          <w:sz w:val="18"/>
+          <w:szCs w:val="18"/>
+          <w:lang w:eastAsia="en-IN"/>
+        </w:rPr>
+        <w:t>"</w:t>
+      </w:r>
+      <w:proofErr w:type="spellStart"/>
+      <w:r>
+        <w:rPr>
+          <w:rFonts w:ascii="Courier New" w:eastAsia="Times New Roman" w:hAnsi="Courier New" w:cs="Courier New"/>
+          <w:color w:val="CE9178"/>
+          <w:sz w:val="18"/>
+          <w:szCs w:val="18"/>
+          <w:lang w:eastAsia="en-IN"/>
+        </w:rPr>
+        <w:t>Yashwanth's</w:t>
+      </w:r>
+      <w:proofErr w:type="spellEnd"/>
+      <w:r>
+        <w:rPr>
+          <w:rFonts w:ascii="Courier New" w:eastAsia="Times New Roman" w:hAnsi="Courier New" w:cs="Courier New"/>
+          <w:color w:val="CE9178"/>
+          <w:sz w:val="18"/>
+          <w:szCs w:val="18"/>
+          <w:lang w:eastAsia="en-IN"/>
+        </w:rPr>
+        <w:t xml:space="preserve"> 1WN24CS133 Output: "</w:t>
+      </w:r>
+      <w:r>
+        <w:rPr>
+          <w:rFonts w:ascii="Courier New" w:eastAsia="Times New Roman" w:hAnsi="Courier New" w:cs="Courier New"/>
+          <w:color w:val="DCDCDC"/>
+          <w:sz w:val="18"/>
+          <w:szCs w:val="18"/>
+          <w:lang w:eastAsia="en-IN"/>
+        </w:rPr>
+        <w:t>)</w:t>
+      </w:r>
+    </w:p>
+    <w:p>
+      <w:pPr>
+        <w:shd w:val="clear" w:color="auto" w:fill="282A2C"/>
+        <w:spacing w:after="0" w:line="285" w:lineRule="atLeast"/>
+        <w:rPr>
+          <w:rFonts w:ascii="Courier New" w:eastAsia="Times New Roman" w:hAnsi="Courier New" w:cs="Courier New"/>
+          <w:color w:val="D4D4D4"/>
+          <w:sz w:val="18"/>
+          <w:szCs w:val="18"/>
+          <w:lang w:eastAsia="en-IN"/>
+        </w:rPr>
+      </w:pPr>
+      <w:proofErr w:type="gramStart"/>
+      <w:r>
+        <w:rPr>
+          <w:rFonts w:ascii="Courier New" w:eastAsia="Times New Roman" w:hAnsi="Courier New" w:cs="Courier New"/>
+          <w:color w:val="DCDCAA"/>
+          <w:sz w:val="18"/>
+          <w:szCs w:val="18"/>
+          <w:lang w:eastAsia="en-IN"/>
+        </w:rPr>
+        <w:t>print</w:t>
+      </w:r>
+      <w:r>
+        <w:rPr>
+          <w:rFonts w:ascii="Courier New" w:eastAsia="Times New Roman" w:hAnsi="Courier New" w:cs="Courier New"/>
+          <w:color w:val="DCDCDC"/>
+          <w:sz w:val="18"/>
+          <w:szCs w:val="18"/>
+          <w:lang w:eastAsia="en-IN"/>
+        </w:rPr>
+        <w:t>(</w:t>
+      </w:r>
+      <w:proofErr w:type="gramEnd"/>
+      <w:r>
+        <w:rPr>
+          <w:rFonts w:ascii="Courier New" w:eastAsia="Times New Roman" w:hAnsi="Courier New" w:cs="Courier New"/>
+          <w:color w:val="CE9178"/>
+          <w:sz w:val="18"/>
+          <w:szCs w:val="18"/>
+          <w:lang w:eastAsia="en-IN"/>
+        </w:rPr>
+        <w:t>"Best tour found:"</w:t>
+      </w:r>
+      <w:r>
+        <w:rPr>
+          <w:rFonts w:ascii="Courier New" w:eastAsia="Times New Roman" w:hAnsi="Courier New" w:cs="Courier New"/>
+          <w:color w:val="DCDCDC"/>
+          <w:sz w:val="18"/>
+          <w:szCs w:val="18"/>
+          <w:lang w:eastAsia="en-IN"/>
+        </w:rPr>
+        <w:t>,</w:t>
+      </w:r>
+      <w:r>
+        <w:rPr>
+          <w:rFonts w:ascii="Courier New" w:eastAsia="Times New Roman" w:hAnsi="Courier New" w:cs="Courier New"/>
+          <w:color w:val="D4D4D4"/>
+          <w:sz w:val="18"/>
+          <w:szCs w:val="18"/>
+          <w:lang w:eastAsia="en-IN"/>
+        </w:rPr>
+        <w:t xml:space="preserve"> </w:t>
+      </w:r>
+      <w:proofErr w:type="spellStart"/>
+      <w:r>
+        <w:rPr>
+          <w:rFonts w:ascii="Courier New" w:eastAsia="Times New Roman" w:hAnsi="Courier New" w:cs="Courier New"/>
+          <w:color w:val="D4D4D4"/>
+          <w:sz w:val="18"/>
+          <w:szCs w:val="18"/>
+          <w:lang w:eastAsia="en-IN"/>
+        </w:rPr>
+        <w:t>best_tour</w:t>
+      </w:r>
+      <w:proofErr w:type="spellEnd"/>
+      <w:r>
+        <w:rPr>
+          <w:rFonts w:ascii="Courier New" w:eastAsia="Times New Roman" w:hAnsi="Courier New" w:cs="Courier New"/>
+          <w:color w:val="DCDCDC"/>
+          <w:sz w:val="18"/>
+          <w:szCs w:val="18"/>
+          <w:lang w:eastAsia="en-IN"/>
+        </w:rPr>
+        <w:t>)</w:t>
+      </w:r>
+    </w:p>
+    <w:p>
+      <w:pPr>
+        <w:shd w:val="clear" w:color="auto" w:fill="282A2C"/>
+        <w:spacing w:after="0" w:line="285" w:lineRule="atLeast"/>
+        <w:rPr>
+          <w:rFonts w:ascii="Courier New" w:eastAsia="Times New Roman" w:hAnsi="Courier New" w:cs="Courier New"/>
+          <w:color w:val="D4D4D4"/>
+          <w:sz w:val="18"/>
+          <w:szCs w:val="18"/>
+          <w:lang w:eastAsia="en-IN"/>
+        </w:rPr>
+      </w:pPr>
+      <w:proofErr w:type="gramStart"/>
+      <w:r>
+        <w:rPr>
+          <w:rFonts w:ascii="Courier New" w:eastAsia="Times New Roman" w:hAnsi="Courier New" w:cs="Courier New"/>
+          <w:color w:val="DCDCAA"/>
+          <w:sz w:val="18"/>
+          <w:szCs w:val="18"/>
+          <w:lang w:eastAsia="en-IN"/>
+        </w:rPr>
+        <w:t>print</w:t>
+      </w:r>
+      <w:r>
+        <w:rPr>
+          <w:rFonts w:ascii="Courier New" w:eastAsia="Times New Roman" w:hAnsi="Courier New" w:cs="Courier New"/>
+          <w:color w:val="DCDCDC"/>
+          <w:sz w:val="18"/>
+          <w:szCs w:val="18"/>
+          <w:lang w:eastAsia="en-IN"/>
+        </w:rPr>
+        <w:t>(</w:t>
+      </w:r>
+      <w:proofErr w:type="gramEnd"/>
+      <w:r>
+        <w:rPr>
+          <w:rFonts w:ascii="Courier New" w:eastAsia="Times New Roman" w:hAnsi="Courier New" w:cs="Courier New"/>
+          <w:color w:val="CE9178"/>
+          <w:sz w:val="18"/>
+          <w:szCs w:val="18"/>
+          <w:lang w:eastAsia="en-IN"/>
+        </w:rPr>
+        <w:t>"Tour length:"</w:t>
+      </w:r>
+      <w:r>
+        <w:rPr>
+          <w:rFonts w:ascii="Courier New" w:eastAsia="Times New Roman" w:hAnsi="Courier New" w:cs="Courier New"/>
+          <w:color w:val="DCDCDC"/>
+          <w:sz w:val="18"/>
+          <w:szCs w:val="18"/>
+          <w:lang w:eastAsia="en-IN"/>
+        </w:rPr>
+        <w:t>,</w:t>
+      </w:r>
+      <w:r>
+        <w:rPr>
+          <w:rFonts w:ascii="Courier New" w:eastAsia="Times New Roman" w:hAnsi="Courier New" w:cs="Courier New"/>
+          <w:color w:val="D4D4D4"/>
+          <w:sz w:val="18"/>
+          <w:szCs w:val="18"/>
+          <w:lang w:eastAsia="en-IN"/>
+        </w:rPr>
+        <w:t xml:space="preserve"> </w:t>
+      </w:r>
+      <w:proofErr w:type="spellStart"/>
+      <w:r>
+        <w:rPr>
+          <w:rFonts w:ascii="Courier New" w:eastAsia="Times New Roman" w:hAnsi="Courier New" w:cs="Courier New"/>
+          <w:color w:val="D4D4D4"/>
+          <w:sz w:val="18"/>
+          <w:szCs w:val="18"/>
+          <w:lang w:eastAsia="en-IN"/>
+        </w:rPr>
+        <w:t>best_length</w:t>
+      </w:r>
+      <w:proofErr w:type="spellEnd"/>
+      <w:r>
+        <w:rPr>
+          <w:rFonts w:ascii="Courier New" w:eastAsia="Times New Roman" w:hAnsi="Courier New" w:cs="Courier New"/>
+          <w:color w:val="DCDCDC"/>
+          <w:sz w:val="18"/>
+          <w:szCs w:val="18"/>
+          <w:lang w:eastAsia="en-IN"/>
+        </w:rPr>
+        <w:t>)</w:t>
+      </w:r>
+    </w:p>
+    <w:p>
+      <w:pPr>
+        <w:shd w:val="clear" w:color="auto" w:fill="282A2C"/>
+        <w:spacing w:after="0" w:line="285" w:lineRule="atLeast"/>
+        <w:rPr>
+          <w:rFonts w:ascii="Courier New" w:eastAsia="Times New Roman" w:hAnsi="Courier New" w:cs="Courier New"/>
+          <w:color w:val="D4D4D4"/>
+          <w:sz w:val="18"/>
+          <w:szCs w:val="18"/>
+          <w:lang w:eastAsia="en-IN"/>
+        </w:rPr>
+      </w:pPr>
+    </w:p>
+    <w:p>
+      <w:pPr>
+        <w:shd w:val="clear" w:color="auto" w:fill="282A2C"/>
+        <w:spacing w:after="0" w:line="285" w:lineRule="atLeast"/>
+        <w:rPr>
+          <w:rFonts w:ascii="Courier New" w:eastAsia="Times New Roman" w:hAnsi="Courier New" w:cs="Courier New"/>
+          <w:color w:val="D4D4D4"/>
+          <w:sz w:val="18"/>
+          <w:szCs w:val="18"/>
+          <w:lang w:eastAsia="en-IN"/>
+        </w:rPr>
+      </w:pPr>
+    </w:p>
+    <w:p>
+      <w:pPr>
+        <w:shd w:val="clear" w:color="auto" w:fill="282A2C"/>
+        <w:spacing w:after="0" w:line="285" w:lineRule="atLeast"/>
+        <w:rPr>
+          <w:rFonts w:ascii="Courier New" w:eastAsia="Times New Roman" w:hAnsi="Courier New" w:cs="Courier New"/>
+          <w:color w:val="D4D4D4"/>
+          <w:sz w:val="18"/>
+          <w:szCs w:val="18"/>
+          <w:lang w:eastAsia="en-IN"/>
+        </w:rPr>
+      </w:pPr>
+    </w:p>
+    <w:p>
+      <w:pPr>
+        <w:shd w:val="clear" w:color="auto" w:fill="282A2C"/>
+        <w:spacing w:after="0" w:line="285" w:lineRule="atLeast"/>
+        <w:rPr>
+          <w:rFonts w:ascii="Courier New" w:eastAsia="Times New Roman" w:hAnsi="Courier New" w:cs="Courier New"/>
+          <w:b/>
+          <w:color w:val="D4D4D4"/>
+          <w:sz w:val="28"/>
+          <w:szCs w:val="28"/>
+          <w:lang w:eastAsia="en-IN"/>
+        </w:rPr>
+      </w:pPr>
+      <w:r>
+        <w:rPr>
+          <w:rFonts w:ascii="Courier New" w:eastAsia="Times New Roman" w:hAnsi="Courier New" w:cs="Courier New"/>
+          <w:b/>
+          <w:color w:val="D4D4D4"/>
+          <w:sz w:val="28"/>
+          <w:szCs w:val="28"/>
+          <w:lang w:eastAsia="en-IN"/>
+        </w:rPr>
+        <w:t>OUTPUT:</w:t>
+      </w:r>
+    </w:p>
+    <w:p>
+      <w:pPr>
+        <w:rPr>
+          <w:sz w:val="18"/>
+          <w:szCs w:val="18"/>
+        </w:rPr>
+      </w:pPr>
+    </w:p>
+    <w:p>
+      <w:r>
+        <w:drawing>
+          <wp:inline distT="0" distB="0" distL="0" distR="0" wp14:anchorId="5E9AA3BD" wp14:editId="6D885FD3">
+            <wp:extent cx="4419600" cy="1371600"/>
+            <wp:effectExtent l="0" t="0" r="0" b="0"/>
+            <wp:docPr id="2" name="Picture 2"/>
+            <wp:cNvGraphicFramePr>
+              <a:graphicFrameLocks xmlns:a="http://schemas.openxmlformats.org/drawingml/2006/main" noChangeAspect="1"/>
+            </wp:cNvGraphicFramePr>
+            <a:graphic xmlns:a="http://schemas.openxmlformats.org/drawingml/2006/main">
+              <a:graphicData uri="http://schemas.openxmlformats.org/drawingml/2006/picture">
+                <pic:pic xmlns:pic="http://schemas.openxmlformats.org/drawingml/2006/picture">
+                  <pic:nvPicPr>
+                    <pic:cNvPr id="1" name=""/>
+                    <pic:cNvPicPr/>
+                  </pic:nvPicPr>
+                  <pic:blipFill>
+                    <a:blip r:embed="rId7"/>
+                    <a:stretch>
+                      <a:fillRect/>
+                    </a:stretch>
+                  </pic:blipFill>
+                  <pic:spPr>
+                    <a:xfrm>
+                      <a:off x="0" y="0"/>
+                      <a:ext cx="4420225" cy="1371794"/>
+                    </a:xfrm>
+                    <a:prstGeom prst="rect">
+                      <a:avLst/>
+                    </a:prstGeom>
+                  </pic:spPr>
+                </pic:pic>
+              </a:graphicData>
+            </a:graphic>
+          </wp:inline>
+        </w:drawing>
+      </w:r>
+    </w:p>
     <w:sectPr>
       <w:pgSz w:w="11906" w:h="16838"/>
       <w:pgMar w:top="1440" w:right="1440" w:bottom="1440" w:left="1440" w:header="708" w:footer="708" w:gutter="0"/>
